--- a/Rubric & Templates/Conference Paper/paper-template-a4.docx
+++ b/Rubric & Templates/Conference Paper/paper-template-a4.docx
@@ -7,82 +7,30 @@
         <w:pStyle w:val="papertitle"/>
         <w:spacing w:before="5pt" w:beforeAutospacing="1" w:after="5pt" w:afterAutospacing="1"/>
         <w:rPr>
+          <w:noProof w:val="0"/>
           <w:kern w:val="48"/>
-        </w:rPr>
-      </w:pPr>
-      <w:r>
-        <w:rPr>
+          <w:lang w:val="en-GB"/>
+        </w:rPr>
+      </w:pPr>
+      <w:r>
+        <w:rPr>
+          <w:noProof w:val="0"/>
           <w:kern w:val="48"/>
-        </w:rPr>
-        <w:t>Paper Title</w:t>
-      </w:r>
-      <w:r>
-        <w:rPr>
-          <w:kern w:val="48"/>
-        </w:rPr>
-        <w:t>*</w:t>
-      </w:r>
-      <w:r>
-        <w:rPr>
-          <w:kern w:val="48"/>
-        </w:rPr>
-        <w:t xml:space="preserve"> (use style: </w:t>
-      </w:r>
-      <w:r>
-        <w:rPr>
-          <w:iCs/>
-          <w:kern w:val="48"/>
-        </w:rPr>
-        <w:t>paper title</w:t>
-      </w:r>
-      <w:r>
-        <w:rPr>
-          <w:kern w:val="48"/>
-        </w:rPr>
-        <w:t>)</w:t>
+          <w:lang w:val="en-GB"/>
+        </w:rPr>
+        <w:t>IDS Feature Selection &amp; Hyperparameter Optimization using various Metaheuristic Algorithms</w:t>
       </w:r>
     </w:p>
     <w:p>
       <w:pPr>
         <w:pStyle w:val="Author"/>
-        <w:spacing w:before="5pt" w:beforeAutospacing="1" w:after="5pt" w:afterAutospacing="1"/>
-        <w:rPr>
+        <w:spacing w:before="5pt" w:beforeAutospacing="1" w:after="5pt" w:afterAutospacing="1" w:line="6pt" w:lineRule="auto"/>
+        <w:jc w:val="both"/>
+        <w:rPr>
+          <w:noProof w:val="0"/>
           <w:sz w:val="16"/>
           <w:szCs w:val="16"/>
-        </w:rPr>
-      </w:pPr>
-      <w:r>
-        <w:rPr>
-          <w:sz w:val="16"/>
-          <w:szCs w:val="16"/>
-        </w:rPr>
-        <w:t>*</w:t>
-      </w:r>
-      <w:r>
-        <w:rPr>
-          <w:sz w:val="16"/>
-          <w:szCs w:val="16"/>
-        </w:rPr>
-        <w:t>Note: Sub-titles are not captured in Xplore and should not be used</w:t>
-      </w:r>
-    </w:p>
-    <w:p>
-      <w:pPr>
-        <w:pStyle w:val="Author"/>
-        <w:spacing w:before="5pt" w:beforeAutospacing="1" w:after="5pt" w:afterAutospacing="1" w:line="6pt" w:lineRule="auto"/>
-        <w:rPr>
-          <w:sz w:val="16"/>
-          <w:szCs w:val="16"/>
-        </w:rPr>
-      </w:pPr>
-    </w:p>
-    <w:p>
-      <w:pPr>
-        <w:pStyle w:val="Author"/>
-        <w:spacing w:before="5pt" w:beforeAutospacing="1" w:after="5pt" w:afterAutospacing="1" w:line="6pt" w:lineRule="auto"/>
-        <w:rPr>
-          <w:sz w:val="16"/>
-          <w:szCs w:val="16"/>
+          <w:lang w:val="en-GB"/>
         </w:rPr>
         <w:sectPr>
           <w:footerReference w:type="first" r:id="rId8"/>
@@ -99,1025 +47,405 @@
         <w:pStyle w:val="Author"/>
         <w:spacing w:before="5pt" w:beforeAutospacing="1"/>
         <w:rPr>
+          <w:noProof w:val="0"/>
           <w:sz w:val="18"/>
           <w:szCs w:val="18"/>
-        </w:rPr>
-      </w:pPr>
-      <w:r>
-        <w:rPr>
+          <w:lang w:val="en-GB"/>
+        </w:rPr>
+      </w:pPr>
+      <w:r>
+        <w:rPr>
+          <w:noProof w:val="0"/>
           <w:sz w:val="18"/>
           <w:szCs w:val="18"/>
-        </w:rPr>
-        <w:t>line 1</w:t>
-      </w:r>
-      <w:r>
-        <w:rPr>
+          <w:lang w:val="en-GB"/>
+        </w:rPr>
+        <w:t>Mahmoud Yasser Sallam</w:t>
+      </w:r>
+      <w:r>
+        <w:rPr>
+          <w:noProof w:val="0"/>
           <w:sz w:val="18"/>
           <w:szCs w:val="18"/>
-        </w:rPr>
-        <w:t>: 1</w:t>
-      </w:r>
-      <w:r>
-        <w:rPr>
+          <w:lang w:val="en-GB"/>
+        </w:rPr>
+        <w:t xml:space="preserve"> </w:t>
+      </w:r>
+      <w:r>
+        <w:rPr>
+          <w:noProof w:val="0"/>
           <w:sz w:val="18"/>
           <w:szCs w:val="18"/>
-          <w:vertAlign w:val="superscript"/>
-        </w:rPr>
-        <w:t>st</w:t>
-      </w:r>
-      <w:r>
-        <w:rPr>
+          <w:lang w:val="en-GB"/>
+        </w:rPr>
+        <w:br/>
+      </w:r>
+      <w:r>
+        <w:rPr>
+          <w:i/>
+          <w:iCs/>
+          <w:noProof w:val="0"/>
           <w:sz w:val="18"/>
           <w:szCs w:val="18"/>
-        </w:rPr>
-        <w:t xml:space="preserve"> </w:t>
-      </w:r>
-      <w:r>
-        <w:rPr>
+          <w:lang w:val="en-GB"/>
+        </w:rPr>
+        <w:t>School of Computer &amp; Mathematical Sciences</w:t>
+      </w:r>
+      <w:r>
+        <w:rPr>
+          <w:noProof w:val="0"/>
           <w:sz w:val="18"/>
           <w:szCs w:val="18"/>
-        </w:rPr>
-        <w:t>Given Name Surname</w:t>
-      </w:r>
-      <w:r>
-        <w:rPr>
+          <w:lang w:val="en-GB"/>
+        </w:rPr>
+        <w:br/>
+      </w:r>
+      <w:r>
+        <w:rPr>
+          <w:i/>
+          <w:noProof w:val="0"/>
           <w:sz w:val="18"/>
           <w:szCs w:val="18"/>
-        </w:rPr>
-        <w:t xml:space="preserve"> </w:t>
-      </w:r>
-      <w:r>
-        <w:rPr>
+          <w:lang w:val="en-GB"/>
+        </w:rPr>
+        <w:t>University of Nottingham, Malaysia</w:t>
+      </w:r>
+      <w:r>
+        <w:rPr>
+          <w:i/>
+          <w:noProof w:val="0"/>
           <w:sz w:val="18"/>
           <w:szCs w:val="18"/>
+          <w:lang w:val="en-GB"/>
         </w:rPr>
         <w:br/>
-        <w:t>line 2:</w:t>
-      </w:r>
-      <w:r>
-        <w:rPr>
+      </w:r>
+      <w:r>
+        <w:rPr>
+          <w:noProof w:val="0"/>
           <w:sz w:val="18"/>
           <w:szCs w:val="18"/>
-        </w:rPr>
-        <w:t xml:space="preserve"> </w:t>
-      </w:r>
-      <w:r>
-        <w:rPr>
-          <w:i/>
+          <w:lang w:val="en-GB"/>
+        </w:rPr>
+        <w:t>Selangor, Malaysia</w:t>
+      </w:r>
+      <w:r>
+        <w:rPr>
+          <w:noProof w:val="0"/>
           <w:sz w:val="18"/>
           <w:szCs w:val="18"/>
-        </w:rPr>
-        <w:t>dept. name of organization</w:t>
-      </w:r>
-      <w:r>
-        <w:rPr>
-          <w:i/>
+          <w:lang w:val="en-GB"/>
+        </w:rPr>
+        <w:br/>
+      </w:r>
+      <w:r>
+        <w:rPr>
+          <w:noProof w:val="0"/>
           <w:sz w:val="18"/>
           <w:szCs w:val="18"/>
-        </w:rPr>
-        <w:t xml:space="preserve"> </w:t>
-      </w:r>
-      <w:r>
-        <w:rPr>
-          <w:i/>
+          <w:lang w:val="en-GB"/>
+        </w:rPr>
+        <w:t>efyms24@nottingham.edu.my</w:t>
+      </w:r>
+    </w:p>
+    <w:p>
+      <w:pPr>
+        <w:pStyle w:val="Author"/>
+        <w:spacing w:before="5pt" w:beforeAutospacing="1"/>
+        <w:rPr>
+          <w:noProof w:val="0"/>
           <w:sz w:val="18"/>
           <w:szCs w:val="18"/>
-        </w:rPr>
-        <w:br/>
-      </w:r>
-      <w:r>
-        <w:rPr>
-          <w:i/>
+          <w:lang w:val="en-GB"/>
+        </w:rPr>
+      </w:pPr>
+      <w:r>
+        <w:rPr>
+          <w:noProof w:val="0"/>
           <w:sz w:val="18"/>
           <w:szCs w:val="18"/>
-        </w:rPr>
-        <w:t xml:space="preserve">(of </w:t>
+          <w:lang w:val="en-GB"/>
+        </w:rPr>
+        <w:t>Abdelrahman Sameh Fahmy</w:t>
+      </w:r>
+      <w:r>
+        <w:rPr>
+          <w:noProof w:val="0"/>
+          <w:sz w:val="18"/>
+          <w:szCs w:val="18"/>
+          <w:lang w:val="en-GB"/>
+        </w:rPr>
+        <w:br/>
       </w:r>
       <w:r>
         <w:rPr>
           <w:i/>
           <w:iCs/>
+          <w:noProof w:val="0"/>
           <w:sz w:val="18"/>
           <w:szCs w:val="18"/>
-        </w:rPr>
-        <w:t>Affiliation</w:t>
-      </w:r>
-      <w:r>
-        <w:rPr>
-          <w:i/>
+          <w:lang w:val="en-GB"/>
+        </w:rPr>
+        <w:t>School of Computer &amp; Mathematical Sciences</w:t>
+      </w:r>
+      <w:r>
+        <w:rPr>
+          <w:noProof w:val="0"/>
           <w:sz w:val="18"/>
           <w:szCs w:val="18"/>
-        </w:rPr>
-        <w:t>)</w:t>
-      </w:r>
-      <w:r>
-        <w:rPr>
+          <w:lang w:val="en-GB"/>
+        </w:rPr>
+        <w:br/>
+      </w:r>
+      <w:r>
+        <w:rPr>
+          <w:i/>
+          <w:noProof w:val="0"/>
           <w:sz w:val="18"/>
           <w:szCs w:val="18"/>
-        </w:rPr>
-        <w:br/>
-      </w:r>
-      <w:r>
-        <w:rPr>
+          <w:lang w:val="en-GB"/>
+        </w:rPr>
+        <w:t>University of Nottingham, Malaysia</w:t>
+      </w:r>
+      <w:r>
+        <w:rPr>
+          <w:i/>
+          <w:noProof w:val="0"/>
           <w:sz w:val="18"/>
           <w:szCs w:val="18"/>
-        </w:rPr>
-        <w:t>li</w:t>
-      </w:r>
-      <w:r>
-        <w:rPr>
+          <w:lang w:val="en-GB"/>
+        </w:rPr>
+        <w:br/>
+      </w:r>
+      <w:r>
+        <w:rPr>
+          <w:noProof w:val="0"/>
           <w:sz w:val="18"/>
           <w:szCs w:val="18"/>
-        </w:rPr>
-        <w:t xml:space="preserve">ne </w:t>
-      </w:r>
-      <w:r>
-        <w:rPr>
+          <w:lang w:val="en-GB"/>
+        </w:rPr>
+        <w:t>Selangor, Malaysia</w:t>
+      </w:r>
+      <w:r>
+        <w:rPr>
+          <w:noProof w:val="0"/>
           <w:sz w:val="18"/>
           <w:szCs w:val="18"/>
-        </w:rPr>
-        <w:t>3</w:t>
-      </w:r>
-      <w:r>
-        <w:rPr>
+          <w:lang w:val="en-GB"/>
+        </w:rPr>
+        <w:br/>
+      </w:r>
+      <w:r>
+        <w:rPr>
+          <w:noProof w:val="0"/>
           <w:sz w:val="18"/>
           <w:szCs w:val="18"/>
-        </w:rPr>
-        <w:t xml:space="preserve">: </w:t>
-      </w:r>
-      <w:r>
-        <w:rPr>
-          <w:i/>
+          <w:lang w:val="en-GB"/>
+        </w:rPr>
+        <w:t>hfyac3@nottingham.edu.my</w:t>
+      </w:r>
+      <w:r>
+        <w:rPr>
+          <w:noProof w:val="0"/>
           <w:sz w:val="18"/>
           <w:szCs w:val="18"/>
-        </w:rPr>
-        <w:t xml:space="preserve">name of organization </w:t>
-      </w:r>
-      <w:r>
-        <w:rPr>
-          <w:i/>
+          <w:lang w:val="en-GB"/>
+        </w:rPr>
+        <w:br w:type="column"/>
+      </w:r>
+      <w:r>
+        <w:rPr>
+          <w:noProof w:val="0"/>
           <w:sz w:val="18"/>
           <w:szCs w:val="18"/>
-        </w:rPr>
-        <w:br/>
-      </w:r>
-      <w:r>
-        <w:rPr>
-          <w:i/>
+          <w:lang w:val="en-GB"/>
+        </w:rPr>
+        <w:t>Chan Jun Xi</w:t>
+      </w:r>
+      <w:r>
+        <w:rPr>
+          <w:noProof w:val="0"/>
           <w:sz w:val="18"/>
           <w:szCs w:val="18"/>
-        </w:rPr>
-        <w:t>(of Affiliation)</w:t>
+          <w:lang w:val="en-GB"/>
+        </w:rPr>
+        <w:br/>
       </w:r>
       <w:r>
         <w:rPr>
           <w:i/>
+          <w:iCs/>
+          <w:noProof w:val="0"/>
           <w:sz w:val="18"/>
           <w:szCs w:val="18"/>
-        </w:rPr>
-        <w:br/>
-      </w:r>
-      <w:r>
-        <w:rPr>
+          <w:lang w:val="en-GB"/>
+        </w:rPr>
+        <w:t>School of Computer &amp; Mathematical Sciences</w:t>
+      </w:r>
+      <w:r>
+        <w:rPr>
+          <w:noProof w:val="0"/>
           <w:sz w:val="18"/>
           <w:szCs w:val="18"/>
-        </w:rPr>
-        <w:t xml:space="preserve">line </w:t>
-      </w:r>
-      <w:r>
-        <w:rPr>
+          <w:lang w:val="en-GB"/>
+        </w:rPr>
+        <w:br/>
+      </w:r>
+      <w:r>
+        <w:rPr>
+          <w:i/>
+          <w:noProof w:val="0"/>
           <w:sz w:val="18"/>
           <w:szCs w:val="18"/>
-        </w:rPr>
-        <w:t>4</w:t>
-      </w:r>
-      <w:r>
-        <w:rPr>
+          <w:lang w:val="en-GB"/>
+        </w:rPr>
+        <w:t>University of Nottingham, Malaysia</w:t>
+      </w:r>
+      <w:r>
+        <w:rPr>
+          <w:i/>
+          <w:noProof w:val="0"/>
           <w:sz w:val="18"/>
           <w:szCs w:val="18"/>
-        </w:rPr>
-        <w:t>: City, Country</w:t>
-      </w:r>
-      <w:r>
-        <w:rPr>
+          <w:lang w:val="en-GB"/>
+        </w:rPr>
+        <w:br/>
+      </w:r>
+      <w:r>
+        <w:rPr>
+          <w:noProof w:val="0"/>
           <w:sz w:val="18"/>
           <w:szCs w:val="18"/>
-        </w:rPr>
-        <w:br/>
-      </w:r>
-      <w:r>
-        <w:rPr>
+          <w:lang w:val="en-GB"/>
+        </w:rPr>
+        <w:t>Selangor, Malaysia</w:t>
+      </w:r>
+      <w:r>
+        <w:rPr>
+          <w:noProof w:val="0"/>
           <w:sz w:val="18"/>
           <w:szCs w:val="18"/>
-        </w:rPr>
-        <w:t xml:space="preserve">line </w:t>
-      </w:r>
-      <w:r>
-        <w:rPr>
+          <w:lang w:val="en-GB"/>
+        </w:rPr>
+        <w:br/>
+      </w:r>
+      <w:r>
+        <w:rPr>
+          <w:noProof w:val="0"/>
           <w:sz w:val="18"/>
           <w:szCs w:val="18"/>
-        </w:rPr>
-        <w:t>5: e</w:t>
-      </w:r>
-      <w:r>
-        <w:rPr>
+          <w:lang w:val="en-GB"/>
+        </w:rPr>
+        <w:t>hfyjc22@nottingham.edu.my</w:t>
+      </w:r>
+    </w:p>
+    <w:p>
+      <w:pPr>
+        <w:pStyle w:val="Author"/>
+        <w:spacing w:before="5pt" w:beforeAutospacing="1"/>
+        <w:rPr>
+          <w:noProof w:val="0"/>
           <w:sz w:val="18"/>
           <w:szCs w:val="18"/>
-        </w:rPr>
-        <w:t>ma</w:t>
-      </w:r>
-      <w:r>
-        <w:rPr>
+          <w:lang w:val="en-GB"/>
+        </w:rPr>
+      </w:pPr>
+      <w:r>
+        <w:rPr>
+          <w:noProof w:val="0"/>
           <w:sz w:val="18"/>
           <w:szCs w:val="18"/>
-        </w:rPr>
-        <w:t>il address</w:t>
-      </w:r>
-      <w:r>
-        <w:rPr>
+          <w:lang w:val="en-GB"/>
+        </w:rPr>
+        <w:t>Omair Ahmad</w:t>
+      </w:r>
+      <w:r>
+        <w:rPr>
+          <w:noProof w:val="0"/>
           <w:sz w:val="18"/>
           <w:szCs w:val="18"/>
-        </w:rPr>
-        <w:t xml:space="preserve"> or ORCID</w:t>
-      </w:r>
-    </w:p>
-    <w:p>
-      <w:pPr>
-        <w:pStyle w:val="Author"/>
-        <w:spacing w:before="5pt" w:beforeAutospacing="1"/>
-        <w:rPr>
+          <w:lang w:val="en-GB"/>
+        </w:rPr>
+        <w:br/>
+      </w:r>
+      <w:r>
+        <w:rPr>
+          <w:i/>
+          <w:iCs/>
+          <w:noProof w:val="0"/>
           <w:sz w:val="18"/>
           <w:szCs w:val="18"/>
-        </w:rPr>
-      </w:pPr>
-      <w:r>
-        <w:rPr>
+          <w:lang w:val="en-GB"/>
+        </w:rPr>
+        <w:t>School of Computer &amp; Mathematical Sciences</w:t>
+      </w:r>
+      <w:r>
+        <w:rPr>
+          <w:noProof w:val="0"/>
           <w:sz w:val="18"/>
           <w:szCs w:val="18"/>
-        </w:rPr>
-        <w:t>line 1: 4</w:t>
-      </w:r>
-      <w:r>
-        <w:rPr>
+          <w:lang w:val="en-GB"/>
+        </w:rPr>
+        <w:br/>
+      </w:r>
+      <w:r>
+        <w:rPr>
+          <w:i/>
+          <w:noProof w:val="0"/>
           <w:sz w:val="18"/>
           <w:szCs w:val="18"/>
-          <w:vertAlign w:val="superscript"/>
-        </w:rPr>
-        <w:t>th</w:t>
-      </w:r>
-      <w:r>
-        <w:rPr>
+          <w:lang w:val="en-GB"/>
+        </w:rPr>
+        <w:t>University of Nottingham, Malaysia</w:t>
+      </w:r>
+      <w:r>
+        <w:rPr>
+          <w:i/>
+          <w:noProof w:val="0"/>
           <w:sz w:val="18"/>
           <w:szCs w:val="18"/>
-        </w:rPr>
-        <w:t xml:space="preserve"> Given Name Surname</w:t>
-      </w:r>
-      <w:r>
-        <w:rPr>
+          <w:lang w:val="en-GB"/>
+        </w:rPr>
+        <w:br/>
+      </w:r>
+      <w:r>
+        <w:rPr>
+          <w:noProof w:val="0"/>
           <w:sz w:val="18"/>
           <w:szCs w:val="18"/>
-        </w:rPr>
-        <w:br/>
-      </w:r>
-      <w:r>
-        <w:rPr>
+          <w:lang w:val="en-GB"/>
+        </w:rPr>
+        <w:t>line 4: City, Country</w:t>
+      </w:r>
+      <w:r>
+        <w:rPr>
+          <w:noProof w:val="0"/>
           <w:sz w:val="18"/>
           <w:szCs w:val="18"/>
-        </w:rPr>
-        <w:t xml:space="preserve">line 2: </w:t>
-      </w:r>
-      <w:r>
-        <w:rPr>
-          <w:i/>
+          <w:lang w:val="en-GB"/>
+        </w:rPr>
+        <w:br/>
+      </w:r>
+      <w:r>
+        <w:rPr>
+          <w:noProof w:val="0"/>
           <w:sz w:val="18"/>
           <w:szCs w:val="18"/>
-        </w:rPr>
-        <w:t>dept. name of organization</w:t>
-      </w:r>
-      <w:r>
-        <w:rPr>
-          <w:sz w:val="18"/>
-          <w:szCs w:val="18"/>
-        </w:rPr>
-        <w:br/>
-      </w:r>
-      <w:r>
-        <w:rPr>
-          <w:i/>
-          <w:sz w:val="18"/>
-          <w:szCs w:val="18"/>
-        </w:rPr>
-        <w:t xml:space="preserve">(of </w:t>
-      </w:r>
-      <w:r>
-        <w:rPr>
-          <w:i/>
-          <w:iCs/>
-          <w:sz w:val="18"/>
-          <w:szCs w:val="18"/>
-        </w:rPr>
-        <w:t>Affiliation</w:t>
-      </w:r>
-      <w:r>
-        <w:rPr>
-          <w:i/>
-          <w:sz w:val="18"/>
-          <w:szCs w:val="18"/>
-        </w:rPr>
-        <w:t>)</w:t>
-      </w:r>
-      <w:r>
-        <w:rPr>
-          <w:sz w:val="18"/>
-          <w:szCs w:val="18"/>
-        </w:rPr>
-        <w:br/>
-        <w:t xml:space="preserve">line 3: </w:t>
-      </w:r>
-      <w:r>
-        <w:rPr>
-          <w:i/>
-          <w:sz w:val="18"/>
-          <w:szCs w:val="18"/>
-        </w:rPr>
-        <w:t xml:space="preserve">name of organization </w:t>
-      </w:r>
-      <w:r>
-        <w:rPr>
-          <w:i/>
-          <w:sz w:val="18"/>
-          <w:szCs w:val="18"/>
-        </w:rPr>
-        <w:br/>
-      </w:r>
-      <w:r>
-        <w:rPr>
-          <w:i/>
-          <w:sz w:val="18"/>
-          <w:szCs w:val="18"/>
-        </w:rPr>
-        <w:t>(of Affiliation)</w:t>
-      </w:r>
-      <w:r>
-        <w:rPr>
-          <w:i/>
-          <w:sz w:val="18"/>
-          <w:szCs w:val="18"/>
-        </w:rPr>
-        <w:br/>
-      </w:r>
-      <w:r>
-        <w:rPr>
-          <w:sz w:val="18"/>
-          <w:szCs w:val="18"/>
-        </w:rPr>
-        <w:t>line 4: City, Country</w:t>
-      </w:r>
-      <w:r>
-        <w:rPr>
-          <w:sz w:val="18"/>
-          <w:szCs w:val="18"/>
-        </w:rPr>
-        <w:br/>
-        <w:t>line 5: email address</w:t>
-      </w:r>
-      <w:r>
-        <w:rPr>
-          <w:sz w:val="18"/>
-          <w:szCs w:val="18"/>
-        </w:rPr>
-        <w:t xml:space="preserve"> </w:t>
-      </w:r>
-      <w:r>
-        <w:rPr>
-          <w:sz w:val="18"/>
-          <w:szCs w:val="18"/>
-        </w:rPr>
-        <w:t xml:space="preserve"> or ORCID</w:t>
-      </w:r>
-      <w:r>
-        <w:rPr>
-          <w:sz w:val="18"/>
-          <w:szCs w:val="18"/>
-        </w:rPr>
-        <w:br w:type="column"/>
-      </w:r>
-      <w:r>
-        <w:rPr>
-          <w:sz w:val="18"/>
-          <w:szCs w:val="18"/>
-        </w:rPr>
-        <w:t>line 1: 2</w:t>
-      </w:r>
-      <w:r>
-        <w:rPr>
-          <w:sz w:val="18"/>
-          <w:szCs w:val="18"/>
-          <w:vertAlign w:val="superscript"/>
-        </w:rPr>
-        <w:t>nd</w:t>
-      </w:r>
-      <w:r>
-        <w:rPr>
-          <w:sz w:val="18"/>
-          <w:szCs w:val="18"/>
-        </w:rPr>
-        <w:t xml:space="preserve"> </w:t>
-      </w:r>
-      <w:r>
-        <w:rPr>
-          <w:sz w:val="18"/>
-          <w:szCs w:val="18"/>
-        </w:rPr>
-        <w:t>Given Name Surname</w:t>
-      </w:r>
-      <w:r>
-        <w:rPr>
-          <w:sz w:val="18"/>
-          <w:szCs w:val="18"/>
-        </w:rPr>
-        <w:br/>
-        <w:t xml:space="preserve">line 2: </w:t>
-      </w:r>
-      <w:r>
-        <w:rPr>
-          <w:i/>
-          <w:sz w:val="18"/>
-          <w:szCs w:val="18"/>
-        </w:rPr>
-        <w:t xml:space="preserve">dept. name of organization </w:t>
-      </w:r>
-      <w:r>
-        <w:rPr>
-          <w:i/>
-          <w:sz w:val="18"/>
-          <w:szCs w:val="18"/>
-        </w:rPr>
-        <w:br/>
-      </w:r>
-      <w:r>
-        <w:rPr>
-          <w:i/>
-          <w:sz w:val="18"/>
-          <w:szCs w:val="18"/>
-        </w:rPr>
-        <w:t xml:space="preserve">(of </w:t>
-      </w:r>
-      <w:r>
-        <w:rPr>
-          <w:i/>
-          <w:iCs/>
-          <w:sz w:val="18"/>
-          <w:szCs w:val="18"/>
-        </w:rPr>
-        <w:t>Affiliation</w:t>
-      </w:r>
-      <w:r>
-        <w:rPr>
-          <w:i/>
-          <w:sz w:val="18"/>
-          <w:szCs w:val="18"/>
-        </w:rPr>
-        <w:t>)</w:t>
-      </w:r>
-      <w:r>
-        <w:rPr>
-          <w:sz w:val="18"/>
-          <w:szCs w:val="18"/>
-        </w:rPr>
-        <w:br/>
-        <w:t xml:space="preserve">line 3: </w:t>
-      </w:r>
-      <w:r>
-        <w:rPr>
-          <w:i/>
-          <w:sz w:val="18"/>
-          <w:szCs w:val="18"/>
-        </w:rPr>
-        <w:t xml:space="preserve">name of organization </w:t>
-      </w:r>
-      <w:r>
-        <w:rPr>
-          <w:i/>
-          <w:sz w:val="18"/>
-          <w:szCs w:val="18"/>
-        </w:rPr>
-        <w:br/>
-      </w:r>
-      <w:r>
-        <w:rPr>
-          <w:i/>
-          <w:sz w:val="18"/>
-          <w:szCs w:val="18"/>
-        </w:rPr>
-        <w:t>(of Affiliation)</w:t>
-      </w:r>
-      <w:r>
-        <w:rPr>
-          <w:i/>
-          <w:sz w:val="18"/>
-          <w:szCs w:val="18"/>
-        </w:rPr>
-        <w:br/>
-      </w:r>
-      <w:r>
-        <w:rPr>
-          <w:sz w:val="18"/>
-          <w:szCs w:val="18"/>
-        </w:rPr>
-        <w:t>line 4: City, Country</w:t>
-      </w:r>
-      <w:r>
-        <w:rPr>
-          <w:sz w:val="18"/>
-          <w:szCs w:val="18"/>
-        </w:rPr>
-        <w:br/>
-        <w:t>line 5: email address</w:t>
-      </w:r>
-      <w:r>
-        <w:rPr>
-          <w:sz w:val="18"/>
-          <w:szCs w:val="18"/>
-        </w:rPr>
-        <w:t xml:space="preserve"> or ORCID</w:t>
-      </w:r>
-    </w:p>
-    <w:p>
-      <w:pPr>
-        <w:pStyle w:val="Author"/>
-        <w:spacing w:before="5pt" w:beforeAutospacing="1"/>
-        <w:rPr>
-          <w:sz w:val="18"/>
-          <w:szCs w:val="18"/>
-        </w:rPr>
-      </w:pPr>
-      <w:r>
-        <w:rPr>
-          <w:sz w:val="18"/>
-          <w:szCs w:val="18"/>
-        </w:rPr>
-        <w:t>li</w:t>
-      </w:r>
-      <w:r>
-        <w:rPr>
-          <w:sz w:val="18"/>
-          <w:szCs w:val="18"/>
-        </w:rPr>
-        <w:t xml:space="preserve">ne 1: </w:t>
-      </w:r>
-      <w:r>
-        <w:rPr>
-          <w:sz w:val="18"/>
-          <w:szCs w:val="18"/>
-        </w:rPr>
-        <w:t>5</w:t>
-      </w:r>
-      <w:r>
-        <w:rPr>
-          <w:sz w:val="18"/>
-          <w:szCs w:val="18"/>
-          <w:vertAlign w:val="superscript"/>
-        </w:rPr>
-        <w:t>th</w:t>
-      </w:r>
-      <w:r>
-        <w:rPr>
-          <w:sz w:val="18"/>
-          <w:szCs w:val="18"/>
-        </w:rPr>
-        <w:t xml:space="preserve"> Given Name Surname</w:t>
-      </w:r>
-      <w:r>
-        <w:rPr>
-          <w:sz w:val="18"/>
-          <w:szCs w:val="18"/>
-        </w:rPr>
-        <w:br/>
-        <w:t xml:space="preserve">line 2: </w:t>
-      </w:r>
-      <w:r>
-        <w:rPr>
-          <w:i/>
-          <w:sz w:val="18"/>
-          <w:szCs w:val="18"/>
-        </w:rPr>
-        <w:t xml:space="preserve">dept. name of organization </w:t>
-      </w:r>
-      <w:r>
-        <w:rPr>
-          <w:i/>
-          <w:sz w:val="18"/>
-          <w:szCs w:val="18"/>
-        </w:rPr>
-        <w:br/>
-      </w:r>
-      <w:r>
-        <w:rPr>
-          <w:i/>
-          <w:sz w:val="18"/>
-          <w:szCs w:val="18"/>
-        </w:rPr>
-        <w:t xml:space="preserve">(of </w:t>
-      </w:r>
-      <w:r>
-        <w:rPr>
-          <w:i/>
-          <w:iCs/>
-          <w:sz w:val="18"/>
-          <w:szCs w:val="18"/>
-        </w:rPr>
-        <w:t>Affiliation</w:t>
-      </w:r>
-      <w:r>
-        <w:rPr>
-          <w:i/>
-          <w:sz w:val="18"/>
-          <w:szCs w:val="18"/>
-        </w:rPr>
-        <w:t>)</w:t>
-      </w:r>
-      <w:r>
-        <w:rPr>
-          <w:sz w:val="18"/>
-          <w:szCs w:val="18"/>
-        </w:rPr>
-        <w:br/>
-        <w:t xml:space="preserve">line 3: </w:t>
-      </w:r>
-      <w:r>
-        <w:rPr>
-          <w:i/>
-          <w:sz w:val="18"/>
-          <w:szCs w:val="18"/>
-        </w:rPr>
-        <w:t xml:space="preserve">name of organization </w:t>
-      </w:r>
-      <w:r>
-        <w:rPr>
-          <w:i/>
-          <w:sz w:val="18"/>
-          <w:szCs w:val="18"/>
-        </w:rPr>
-        <w:br/>
-      </w:r>
-      <w:r>
-        <w:rPr>
-          <w:i/>
-          <w:sz w:val="18"/>
-          <w:szCs w:val="18"/>
-        </w:rPr>
-        <w:t xml:space="preserve">(of </w:t>
-      </w:r>
-      <w:r>
-        <w:rPr>
-          <w:i/>
-          <w:sz w:val="18"/>
-          <w:szCs w:val="18"/>
-        </w:rPr>
-        <w:t>A</w:t>
-      </w:r>
-      <w:r>
-        <w:rPr>
-          <w:i/>
-          <w:sz w:val="18"/>
-          <w:szCs w:val="18"/>
-        </w:rPr>
-        <w:t>ffiliation)</w:t>
-      </w:r>
-      <w:r>
-        <w:rPr>
-          <w:i/>
-          <w:sz w:val="18"/>
-          <w:szCs w:val="18"/>
-        </w:rPr>
-        <w:br/>
-      </w:r>
-      <w:r>
-        <w:rPr>
-          <w:sz w:val="18"/>
-          <w:szCs w:val="18"/>
-        </w:rPr>
-        <w:t>line 4: City, Country</w:t>
-      </w:r>
-      <w:r>
-        <w:rPr>
-          <w:sz w:val="18"/>
-          <w:szCs w:val="18"/>
-        </w:rPr>
-        <w:br/>
-        <w:t>line 5: email address</w:t>
-      </w:r>
-      <w:r>
-        <w:rPr>
-          <w:sz w:val="18"/>
-          <w:szCs w:val="18"/>
-        </w:rPr>
-        <w:t xml:space="preserve"> </w:t>
-      </w:r>
-      <w:r>
-        <w:rPr>
-          <w:sz w:val="18"/>
-          <w:szCs w:val="18"/>
-        </w:rPr>
-        <w:t xml:space="preserve"> or ORCID</w:t>
-      </w:r>
-      <w:r>
-        <w:rPr>
-          <w:sz w:val="18"/>
-          <w:szCs w:val="18"/>
-        </w:rPr>
-        <w:br w:type="column"/>
-      </w:r>
-      <w:r>
-        <w:rPr>
-          <w:sz w:val="18"/>
-          <w:szCs w:val="18"/>
-        </w:rPr>
-        <w:t>line 1: 3</w:t>
-      </w:r>
-      <w:r>
-        <w:rPr>
-          <w:sz w:val="18"/>
-          <w:szCs w:val="18"/>
-          <w:vertAlign w:val="superscript"/>
-        </w:rPr>
-        <w:t>rd</w:t>
-      </w:r>
-      <w:r>
-        <w:rPr>
-          <w:sz w:val="18"/>
-          <w:szCs w:val="18"/>
-        </w:rPr>
-        <w:t xml:space="preserve"> </w:t>
-      </w:r>
-      <w:r>
-        <w:rPr>
-          <w:sz w:val="18"/>
-          <w:szCs w:val="18"/>
-        </w:rPr>
-        <w:t>Given Name Surname</w:t>
-      </w:r>
-      <w:r>
-        <w:rPr>
-          <w:sz w:val="18"/>
-          <w:szCs w:val="18"/>
-        </w:rPr>
-        <w:br/>
-        <w:t xml:space="preserve">line 2: </w:t>
-      </w:r>
-      <w:r>
-        <w:rPr>
-          <w:i/>
-          <w:sz w:val="18"/>
-          <w:szCs w:val="18"/>
-        </w:rPr>
-        <w:t xml:space="preserve">dept. name of organization </w:t>
-      </w:r>
-      <w:r>
-        <w:rPr>
-          <w:i/>
-          <w:sz w:val="18"/>
-          <w:szCs w:val="18"/>
-        </w:rPr>
-        <w:br/>
-      </w:r>
-      <w:r>
-        <w:rPr>
-          <w:i/>
-          <w:sz w:val="18"/>
-          <w:szCs w:val="18"/>
-        </w:rPr>
-        <w:t xml:space="preserve">(of </w:t>
-      </w:r>
-      <w:r>
-        <w:rPr>
-          <w:i/>
-          <w:iCs/>
-          <w:sz w:val="18"/>
-          <w:szCs w:val="18"/>
-        </w:rPr>
-        <w:t>Affiliation</w:t>
-      </w:r>
-      <w:r>
-        <w:rPr>
-          <w:i/>
-          <w:sz w:val="18"/>
-          <w:szCs w:val="18"/>
-        </w:rPr>
-        <w:t>)</w:t>
-      </w:r>
-      <w:r>
-        <w:rPr>
-          <w:sz w:val="18"/>
-          <w:szCs w:val="18"/>
-        </w:rPr>
-        <w:br/>
-        <w:t xml:space="preserve">line 3: </w:t>
-      </w:r>
-      <w:r>
-        <w:rPr>
-          <w:i/>
-          <w:sz w:val="18"/>
-          <w:szCs w:val="18"/>
-        </w:rPr>
-        <w:t xml:space="preserve">name of organization </w:t>
-      </w:r>
-      <w:r>
-        <w:rPr>
-          <w:i/>
-          <w:sz w:val="18"/>
-          <w:szCs w:val="18"/>
-        </w:rPr>
-        <w:br/>
-      </w:r>
-      <w:r>
-        <w:rPr>
-          <w:i/>
-          <w:sz w:val="18"/>
-          <w:szCs w:val="18"/>
-        </w:rPr>
-        <w:t>(of Affiliation)</w:t>
-      </w:r>
-      <w:r>
-        <w:rPr>
-          <w:i/>
-          <w:sz w:val="18"/>
-          <w:szCs w:val="18"/>
-        </w:rPr>
-        <w:br/>
-      </w:r>
-      <w:r>
-        <w:rPr>
-          <w:sz w:val="18"/>
-          <w:szCs w:val="18"/>
-        </w:rPr>
-        <w:t>line 4: City, Country</w:t>
-      </w:r>
-      <w:r>
-        <w:rPr>
-          <w:sz w:val="18"/>
-          <w:szCs w:val="18"/>
-        </w:rPr>
-        <w:br/>
-        <w:t>line 5: email address</w:t>
-      </w:r>
-      <w:r>
-        <w:rPr>
-          <w:sz w:val="18"/>
-          <w:szCs w:val="18"/>
-        </w:rPr>
-        <w:t xml:space="preserve"> or ORCID</w:t>
-      </w:r>
-    </w:p>
-    <w:p>
-      <w:pPr>
-        <w:pStyle w:val="Author"/>
-        <w:spacing w:before="5pt" w:beforeAutospacing="1"/>
-      </w:pPr>
-      <w:r>
-        <w:rPr>
-          <w:sz w:val="18"/>
-          <w:szCs w:val="18"/>
-        </w:rPr>
-        <w:t xml:space="preserve">line 1: </w:t>
-      </w:r>
-      <w:r>
-        <w:rPr>
-          <w:sz w:val="18"/>
-          <w:szCs w:val="18"/>
-        </w:rPr>
-        <w:t>6</w:t>
-      </w:r>
-      <w:r>
-        <w:rPr>
-          <w:sz w:val="18"/>
-          <w:szCs w:val="18"/>
-          <w:vertAlign w:val="superscript"/>
-        </w:rPr>
-        <w:t>th</w:t>
-      </w:r>
-      <w:r>
-        <w:rPr>
-          <w:sz w:val="18"/>
-          <w:szCs w:val="18"/>
-        </w:rPr>
-        <w:t xml:space="preserve"> Given Name Surname</w:t>
-      </w:r>
-      <w:r>
-        <w:rPr>
-          <w:sz w:val="18"/>
-          <w:szCs w:val="18"/>
-        </w:rPr>
-        <w:br/>
-        <w:t xml:space="preserve">line 2: </w:t>
-      </w:r>
-      <w:r>
-        <w:rPr>
-          <w:i/>
-          <w:sz w:val="18"/>
-          <w:szCs w:val="18"/>
-        </w:rPr>
-        <w:t xml:space="preserve">dept. name of organization </w:t>
-      </w:r>
-      <w:r>
-        <w:rPr>
-          <w:i/>
-          <w:sz w:val="18"/>
-          <w:szCs w:val="18"/>
-        </w:rPr>
-        <w:br/>
-      </w:r>
-      <w:r>
-        <w:rPr>
-          <w:i/>
-          <w:sz w:val="18"/>
-          <w:szCs w:val="18"/>
-        </w:rPr>
-        <w:t xml:space="preserve">(of </w:t>
-      </w:r>
-      <w:r>
-        <w:rPr>
-          <w:i/>
-          <w:iCs/>
-          <w:sz w:val="18"/>
-          <w:szCs w:val="18"/>
-        </w:rPr>
-        <w:t>Affiliation</w:t>
-      </w:r>
-      <w:r>
-        <w:rPr>
-          <w:i/>
-          <w:sz w:val="18"/>
-          <w:szCs w:val="18"/>
-        </w:rPr>
-        <w:t>)</w:t>
-      </w:r>
-      <w:r>
-        <w:rPr>
-          <w:sz w:val="18"/>
-          <w:szCs w:val="18"/>
-        </w:rPr>
-        <w:br/>
-        <w:t xml:space="preserve">line 3: </w:t>
-      </w:r>
-      <w:r>
-        <w:rPr>
-          <w:i/>
-          <w:sz w:val="18"/>
-          <w:szCs w:val="18"/>
-        </w:rPr>
-        <w:t xml:space="preserve">name of organization </w:t>
-      </w:r>
-      <w:r>
-        <w:rPr>
-          <w:i/>
-          <w:sz w:val="18"/>
-          <w:szCs w:val="18"/>
-        </w:rPr>
-        <w:br/>
-      </w:r>
-      <w:r>
-        <w:rPr>
-          <w:i/>
-          <w:sz w:val="18"/>
-          <w:szCs w:val="18"/>
-        </w:rPr>
-        <w:t>(of Affiliation)</w:t>
-      </w:r>
-      <w:r>
-        <w:rPr>
-          <w:i/>
-          <w:sz w:val="18"/>
-          <w:szCs w:val="18"/>
-        </w:rPr>
-        <w:br/>
-      </w:r>
-      <w:r>
-        <w:rPr>
-          <w:sz w:val="18"/>
-          <w:szCs w:val="18"/>
-        </w:rPr>
-        <w:t>line 4: City, Country</w:t>
-      </w:r>
-      <w:r>
-        <w:rPr>
-          <w:sz w:val="18"/>
-          <w:szCs w:val="18"/>
-        </w:rPr>
-        <w:br/>
-        <w:t>line 5: email address</w:t>
-      </w:r>
-      <w:r>
-        <w:rPr>
-          <w:sz w:val="18"/>
-          <w:szCs w:val="18"/>
-        </w:rPr>
-        <w:t xml:space="preserve"> or ORCID</w:t>
-      </w:r>
-      <w:r>
-        <w:t xml:space="preserve"> </w:t>
-      </w:r>
+          <w:lang w:val="en-GB"/>
+        </w:rPr>
+        <w:t>hfyoa3@nottingham.edu.my</w:t>
+      </w:r>
+    </w:p>
+    <w:p>
+      <w:pPr>
+        <w:sectPr>
+          <w:type w:val="continuous"/>
+          <w:pgSz w:w="595.30pt" w:h="841.90pt" w:code="9"/>
+          <w:pgMar w:top="22.30pt" w:right="44.65pt" w:bottom="72pt" w:left="44.65pt" w:header="36pt" w:footer="36pt" w:gutter="0pt"/>
+          <w:cols w:num="2" w:space="20pt"/>
+          <w:docGrid w:linePitch="360" w:charSpace="30134"/>
+        </w:sectPr>
+      </w:pPr>
     </w:p>
     <w:p>
       <w:pPr>
@@ -1129,17 +457,6 @@
           <w:docGrid w:linePitch="360"/>
         </w:sectPr>
       </w:pPr>
-    </w:p>
-    <w:p>
-      <w:pPr>
-        <w:sectPr>
-          <w:type w:val="continuous"/>
-          <w:pgSz w:w="595.30pt" w:h="841.90pt" w:code="9"/>
-          <w:pgMar w:top="22.50pt" w:right="44.65pt" w:bottom="72pt" w:left="44.65pt" w:header="36pt" w:footer="36pt" w:gutter="0pt"/>
-          <w:cols w:num="3" w:space="36pt"/>
-          <w:docGrid w:linePitch="360"/>
-        </w:sectPr>
-      </w:pPr>
       <w:r>
         <w:br w:type="column"/>
       </w:r>
@@ -1150,33 +467,62 @@
         <w:rPr>
           <w:i/>
           <w:iCs/>
+          <w:lang w:val="en-GB"/>
         </w:rPr>
       </w:pPr>
       <w:r>
         <w:rPr>
           <w:i/>
           <w:iCs/>
+          <w:lang w:val="en-GB"/>
         </w:rPr>
         <w:t>Abstract</w:t>
       </w:r>
       <w:r>
+        <w:rPr>
+          <w:lang w:val="en-GB"/>
+        </w:rPr>
         <w:t>—</w:t>
       </w:r>
       <w:r>
-        <w:t xml:space="preserve">This electronic document is a “live” template and already defines the components of your paper [title, text, heads, etc.] in its style sheet. </w:t>
-      </w:r>
-      <w:r>
-        <w:t xml:space="preserve"> </w:t>
-      </w:r>
+        <w:rPr>
+          <w:lang w:val="en-GB"/>
+        </w:rPr>
+        <w:t xml:space="preserve">This electronic document is a “live” template and already defines the components of your paper [title, text, heads, </w:t>
+      </w:r>
+      <w:proofErr w:type="gramStart"/>
+      <w:r>
+        <w:rPr>
+          <w:lang w:val="en-GB"/>
+        </w:rPr>
+        <w:t>etc.</w:t>
+      </w:r>
+      <w:proofErr w:type="gramEnd"/>
+      <w:r>
+        <w:rPr>
+          <w:lang w:val="en-GB"/>
+        </w:rPr>
+        <w:t>] in its style sheet</w:t>
+      </w:r>
+      <w:proofErr w:type="gramStart"/>
+      <w:r>
+        <w:rPr>
+          <w:lang w:val="en-GB"/>
+        </w:rPr>
+        <w:t xml:space="preserve">.  </w:t>
+      </w:r>
+      <w:proofErr w:type="gramEnd"/>
       <w:r>
         <w:rPr>
           <w:i/>
+          <w:lang w:val="en-GB"/>
         </w:rPr>
         <w:t>*</w:t>
       </w:r>
       <w:r>
         <w:rPr>
           <w:i/>
+          <w:lang w:val="en-GB"/>
         </w:rPr>
         <w:t>CRITICAL:  Do</w:t>
       </w:r>
@@ -1184,12 +530,14 @@
         <w:rPr>
           <w:rFonts w:eastAsia="Times New Roman"/>
           <w:i/>
+          <w:lang w:val="en-GB"/>
         </w:rPr>
         <w:t xml:space="preserve"> </w:t>
       </w:r>
       <w:r>
         <w:rPr>
           <w:i/>
+          <w:lang w:val="en-GB"/>
         </w:rPr>
         <w:t>Not</w:t>
       </w:r>
@@ -1197,12 +545,14 @@
         <w:rPr>
           <w:rFonts w:eastAsia="Times New Roman"/>
           <w:i/>
+          <w:lang w:val="en-GB"/>
         </w:rPr>
         <w:t xml:space="preserve"> </w:t>
       </w:r>
       <w:r>
         <w:rPr>
           <w:i/>
+          <w:lang w:val="en-GB"/>
         </w:rPr>
         <w:t>Use</w:t>
       </w:r>
@@ -1210,12 +560,14 @@
         <w:rPr>
           <w:rFonts w:eastAsia="Times New Roman"/>
           <w:i/>
+          <w:lang w:val="en-GB"/>
         </w:rPr>
         <w:t xml:space="preserve"> </w:t>
       </w:r>
       <w:r>
         <w:rPr>
           <w:i/>
+          <w:lang w:val="en-GB"/>
         </w:rPr>
         <w:t>Symbols,</w:t>
       </w:r>
@@ -1223,12 +575,14 @@
         <w:rPr>
           <w:rFonts w:eastAsia="Times New Roman"/>
           <w:i/>
+          <w:lang w:val="en-GB"/>
         </w:rPr>
         <w:t xml:space="preserve"> </w:t>
       </w:r>
       <w:r>
         <w:rPr>
           <w:i/>
+          <w:lang w:val="en-GB"/>
         </w:rPr>
         <w:t>Special</w:t>
       </w:r>
@@ -1236,12 +590,14 @@
         <w:rPr>
           <w:rFonts w:eastAsia="Times New Roman"/>
           <w:i/>
+          <w:lang w:val="en-GB"/>
         </w:rPr>
         <w:t xml:space="preserve"> </w:t>
       </w:r>
       <w:r>
         <w:rPr>
           <w:i/>
+          <w:lang w:val="en-GB"/>
         </w:rPr>
         <w:t>Characters,</w:t>
       </w:r>
@@ -1249,6 +605,7 @@
         <w:rPr>
           <w:rFonts w:eastAsia="Times New Roman"/>
           <w:i/>
+          <w:lang w:val="en-GB"/>
         </w:rPr>
         <w:t xml:space="preserve"> </w:t>
       </w:r>
@@ -1256,12 +613,14 @@
         <w:rPr>
           <w:rFonts w:eastAsia="Times New Roman"/>
           <w:i/>
+          <w:lang w:val="en-GB"/>
         </w:rPr>
         <w:t xml:space="preserve">Footnotes, </w:t>
       </w:r>
       <w:r>
         <w:rPr>
           <w:i/>
+          <w:lang w:val="en-GB"/>
         </w:rPr>
         <w:t>or</w:t>
       </w:r>
@@ -1269,12 +628,14 @@
         <w:rPr>
           <w:rFonts w:eastAsia="Times New Roman"/>
           <w:i/>
+          <w:lang w:val="en-GB"/>
         </w:rPr>
         <w:t xml:space="preserve"> </w:t>
       </w:r>
       <w:r>
         <w:rPr>
           <w:i/>
+          <w:lang w:val="en-GB"/>
         </w:rPr>
         <w:t>Math</w:t>
       </w:r>
@@ -1282,12 +643,14 @@
         <w:rPr>
           <w:rFonts w:eastAsia="Times New Roman"/>
           <w:i/>
+          <w:lang w:val="en-GB"/>
         </w:rPr>
         <w:t xml:space="preserve"> </w:t>
       </w:r>
       <w:r>
         <w:rPr>
           <w:i/>
+          <w:lang w:val="en-GB"/>
         </w:rPr>
         <w:t>in</w:t>
       </w:r>
@@ -1295,12 +658,14 @@
         <w:rPr>
           <w:rFonts w:eastAsia="Times New Roman"/>
           <w:i/>
+          <w:lang w:val="en-GB"/>
         </w:rPr>
         <w:t xml:space="preserve"> Paper </w:t>
       </w:r>
       <w:r>
         <w:rPr>
           <w:i/>
+          <w:lang w:val="en-GB"/>
         </w:rPr>
         <w:t>Title</w:t>
       </w:r>
@@ -1308,12 +673,14 @@
         <w:rPr>
           <w:rFonts w:eastAsia="Times New Roman"/>
           <w:i/>
+          <w:lang w:val="en-GB"/>
         </w:rPr>
         <w:t xml:space="preserve"> o</w:t>
       </w:r>
       <w:r>
         <w:rPr>
           <w:i/>
+          <w:lang w:val="en-GB"/>
         </w:rPr>
         <w:t>r</w:t>
       </w:r>
@@ -1321,21 +688,27 @@
         <w:rPr>
           <w:rFonts w:eastAsia="Times New Roman"/>
           <w:i/>
+          <w:lang w:val="en-GB"/>
         </w:rPr>
         <w:t xml:space="preserve"> </w:t>
       </w:r>
       <w:r>
         <w:rPr>
           <w:i/>
+          <w:lang w:val="en-GB"/>
         </w:rPr>
         <w:t>Abstract</w:t>
       </w:r>
       <w:r>
+        <w:rPr>
+          <w:lang w:val="en-GB"/>
+        </w:rPr>
         <w:t xml:space="preserve">. </w:t>
       </w:r>
       <w:r>
         <w:rPr>
           <w:iCs/>
+          <w:lang w:val="en-GB"/>
         </w:rPr>
         <w:t>(</w:t>
       </w:r>
@@ -1344,12 +717,14 @@
           <w:b w:val="0"/>
           <w:i/>
           <w:iCs/>
+          <w:lang w:val="en-GB"/>
         </w:rPr>
         <w:t>Abstract</w:t>
       </w:r>
       <w:r>
         <w:rPr>
           <w:iCs/>
+          <w:lang w:val="en-GB"/>
         </w:rPr>
         <w:t>)</w:t>
       </w:r>
@@ -1357,425 +732,704 @@
     <w:p>
       <w:pPr>
         <w:pStyle w:val="Keywords"/>
-      </w:pPr>
-      <w:r>
+        <w:rPr>
+          <w:lang w:val="en-GB"/>
+        </w:rPr>
+      </w:pPr>
+      <w:r>
+        <w:rPr>
+          <w:lang w:val="en-GB"/>
+        </w:rPr>
         <w:t>Keywords—</w:t>
       </w:r>
       <w:r>
+        <w:rPr>
+          <w:lang w:val="en-GB"/>
+        </w:rPr>
         <w:t>component</w:t>
       </w:r>
       <w:r>
+        <w:rPr>
+          <w:lang w:val="en-GB"/>
+        </w:rPr>
         <w:t>,</w:t>
       </w:r>
       <w:r>
+        <w:rPr>
+          <w:lang w:val="en-GB"/>
+        </w:rPr>
         <w:t xml:space="preserve"> formatting</w:t>
       </w:r>
       <w:r>
+        <w:rPr>
+          <w:lang w:val="en-GB"/>
+        </w:rPr>
         <w:t>,</w:t>
       </w:r>
       <w:r>
+        <w:rPr>
+          <w:lang w:val="en-GB"/>
+        </w:rPr>
         <w:t xml:space="preserve"> style</w:t>
       </w:r>
       <w:r>
+        <w:rPr>
+          <w:lang w:val="en-GB"/>
+        </w:rPr>
         <w:t>,</w:t>
       </w:r>
       <w:r>
+        <w:rPr>
+          <w:lang w:val="en-GB"/>
+        </w:rPr>
         <w:t xml:space="preserve"> styling</w:t>
       </w:r>
       <w:r>
+        <w:rPr>
+          <w:lang w:val="en-GB"/>
+        </w:rPr>
         <w:t>,</w:t>
       </w:r>
       <w:r>
+        <w:rPr>
+          <w:lang w:val="en-GB"/>
+        </w:rPr>
         <w:t xml:space="preserve"> insert (</w:t>
       </w:r>
       <w:r>
         <w:rPr>
           <w:b w:val="0"/>
+          <w:lang w:val="en-GB"/>
         </w:rPr>
         <w:t>key words</w:t>
       </w:r>
       <w:r>
+        <w:rPr>
+          <w:lang w:val="en-GB"/>
+        </w:rPr>
         <w:t>)</w:t>
       </w:r>
     </w:p>
     <w:p>
       <w:pPr>
         <w:pStyle w:val="Heading1"/>
-      </w:pPr>
-      <w:r>
-        <w:t>Introduction (</w:t>
-      </w:r>
-      <w:r>
-        <w:rPr>
-          <w:rFonts w:eastAsia="MS Mincho"/>
-          <w:i/>
-        </w:rPr>
-        <w:t>Heading 1</w:t>
-      </w:r>
-      <w:r>
-        <w:t>)</w:t>
+        <w:rPr>
+          <w:noProof w:val="0"/>
+        </w:rPr>
+      </w:pPr>
+      <w:r>
+        <w:rPr>
+          <w:noProof w:val="0"/>
+        </w:rPr>
+        <w:t xml:space="preserve">Introduction </w:t>
       </w:r>
     </w:p>
     <w:p>
       <w:pPr>
         <w:pStyle w:val="BodyText"/>
-      </w:pPr>
-      <w:r>
-        <w:t xml:space="preserve">This template, </w:t>
-      </w:r>
-      <w:r>
-        <w:t>modified</w:t>
-      </w:r>
-      <w:r>
-        <w:t xml:space="preserve"> in MS Word 200</w:t>
-      </w:r>
-      <w:r>
-        <w:rPr>
-          <w:lang w:val="en-US"/>
-        </w:rPr>
-        <w:t>7</w:t>
-      </w:r>
-      <w:r>
-        <w:t xml:space="preserve"> and saved as </w:t>
-      </w:r>
-      <w:r>
-        <w:rPr>
-          <w:lang w:val="en-US"/>
-        </w:rPr>
-        <w:t xml:space="preserve">a </w:t>
-      </w:r>
-      <w:r>
-        <w:t>“Word 97-200</w:t>
-      </w:r>
-      <w:r>
+        <w:rPr>
+          <w:lang w:val="en-GB"/>
+        </w:rPr>
+      </w:pPr>
+      <w:r>
+        <w:rPr>
+          <w:lang w:val="en-GB"/>
+        </w:rPr>
+        <w:t>Intrusion Detection Systems (IDSs), particularly Signature-based &amp; Anomaly-based Network Intrusion Detection Systems (NIDS), remain an important aspect in network security as they work alongside other threat detection and response solutions, such as Security Information and Event Management [SIEMs] Systems and Intrusion Prevention Systems [IPSs] by detecting known malicious or suspicious activities [</w:t>
+      </w:r>
+      <w:r>
+        <w:rPr>
+          <w:lang w:val="en-GB"/>
+        </w:rPr>
+        <w:t>12</w:t>
+      </w:r>
+      <w:r>
+        <w:rPr>
+          <w:lang w:val="en-GB"/>
+        </w:rPr>
+        <w:t>]</w:t>
+      </w:r>
+      <w:r>
+        <w:rPr>
+          <w:lang w:val="en-GB"/>
+        </w:rPr>
+        <w:t>[13][14]</w:t>
+      </w:r>
+      <w:r>
+        <w:rPr>
+          <w:lang w:val="en-GB"/>
+        </w:rPr>
+        <w:t xml:space="preserve">. Note that an IDS </w:t>
+      </w:r>
+      <w:proofErr w:type="gramStart"/>
+      <w:r>
+        <w:rPr>
+          <w:lang w:val="en-GB"/>
+        </w:rPr>
+        <w:t>is implemented</w:t>
+      </w:r>
+      <w:proofErr w:type="gramEnd"/>
+      <w:r>
+        <w:rPr>
+          <w:lang w:val="en-GB"/>
+        </w:rPr>
+        <w:t xml:space="preserve"> in tandem with firewalls and IPSs as they are primarily responsible for identification and classification [</w:t>
+      </w:r>
+      <w:r>
+        <w:rPr>
+          <w:lang w:val="en-GB"/>
+        </w:rPr>
+        <w:t>12]</w:t>
+      </w:r>
+      <w:r>
+        <w:rPr>
+          <w:lang w:val="en-GB"/>
+        </w:rPr>
+        <w:t>.</w:t>
+      </w:r>
+    </w:p>
+    <w:p>
+      <w:pPr>
+        <w:pStyle w:val="BodyText"/>
+        <w:rPr>
+          <w:lang w:val="en-GB"/>
+        </w:rPr>
+      </w:pPr>
+      <w:r>
+        <w:rPr>
+          <w:lang w:val="en-GB"/>
+        </w:rPr>
+        <w:t xml:space="preserve">The continuous research efforts concentrated on implementing machine learning and metaheuristic optimization algorithms on NIDSs demonstrated promising results in optimizing feature selection procedures and hyperparameters in IDSs and concerning trade-offs when incorporating overtly complicated solutions which may not prove well </w:t>
+      </w:r>
+      <w:r>
+        <w:rPr>
+          <w:lang w:val="en-GB"/>
+        </w:rPr>
+        <w:t>in regard to</w:t>
+      </w:r>
+      <w:r>
+        <w:rPr>
+          <w:lang w:val="en-GB"/>
+        </w:rPr>
+        <w:t xml:space="preserve"> generalizability [</w:t>
+      </w:r>
+      <w:r>
+        <w:rPr>
+          <w:lang w:val="en-GB"/>
+        </w:rPr>
         <w:t>3</w:t>
       </w:r>
       <w:r>
+        <w:rPr>
+          <w:lang w:val="en-GB"/>
+        </w:rPr>
+        <w:t>].</w:t>
+      </w:r>
+    </w:p>
+    <w:p>
+      <w:pPr>
+        <w:pStyle w:val="Heading2"/>
+        <w:rPr>
+          <w:noProof w:val="0"/>
+        </w:rPr>
+      </w:pPr>
+      <w:r>
+        <w:rPr>
+          <w:noProof w:val="0"/>
+        </w:rPr>
+        <w:t>Dataset Details</w:t>
+      </w:r>
+    </w:p>
+    <w:p>
+      <w:pPr>
+        <w:ind w:firstLine="14.40pt"/>
+        <w:jc w:val="both"/>
+      </w:pPr>
+      <w:r>
+        <w:t xml:space="preserve">The continuous research efforts concentrated on implementing machine learning and metaheuristic optimization algorithms on NIDSs demonstrated promising results in optimizing feature selection procedures and hyperparameters in IDSs and concerning trade-offs when incorporating overtly complicated solutions which may not prove well </w:t>
+      </w:r>
+      <w:r>
+        <w:t>on</w:t>
+      </w:r>
+      <w:r>
+        <w:t xml:space="preserve"> generalizability [</w:t>
+      </w:r>
+      <w:r>
+        <w:t>3</w:t>
+      </w:r>
+      <w:r>
+        <w:t>].</w:t>
+      </w:r>
+    </w:p>
+    <w:p>
+      <w:pPr>
+        <w:pStyle w:val="Heading2"/>
+        <w:rPr>
+          <w:noProof w:val="0"/>
+        </w:rPr>
+      </w:pPr>
+      <w:r>
+        <w:rPr>
+          <w:noProof w:val="0"/>
+        </w:rPr>
+        <w:t>Project Objectives</w:t>
+      </w:r>
+    </w:p>
+    <w:p>
+      <w:pPr>
+        <w:ind w:firstLine="14.40pt"/>
+        <w:jc w:val="both"/>
+      </w:pPr>
+      <w:r>
+        <w:t xml:space="preserve">This paper presents the literature review, methodology, and implementation of </w:t>
+      </w:r>
+      <w:r>
+        <w:t>a</w:t>
+      </w:r>
+      <w:r>
+        <w:t xml:space="preserve"> NIDS model enhanced by metaheuristic optimization algorithms, which allow them to dynamically adjust and adapt the hyperparameters and features selected while discussing the security and metaheuristic trade-offs, particularly between exploration and exploitation.</w:t>
+      </w:r>
+    </w:p>
+    <w:p>
+      <w:pPr>
+        <w:ind w:firstLine="14.40pt"/>
+        <w:jc w:val="both"/>
+      </w:pPr>
+      <w:r>
+        <w:t xml:space="preserve">The project deliverables include </w:t>
+      </w:r>
+      <w:r>
+        <w:t>a</w:t>
+      </w:r>
+      <w:r>
+        <w:t xml:space="preserve"> NIDS model with the following system architecture:</w:t>
+      </w:r>
+    </w:p>
+    <w:p>
+      <w:pPr>
+        <w:jc w:val="both"/>
+      </w:pPr>
+    </w:p>
+    <w:p>
+      <w:pPr>
+        <w:pStyle w:val="ListParagraph"/>
+        <w:numPr>
+          <w:ilvl w:val="0"/>
+          <w:numId w:val="25"/>
+        </w:numPr>
+        <w:jc w:val="both"/>
+      </w:pPr>
+      <w:r>
+        <w:t xml:space="preserve">Data Preprocessing Module: This module </w:t>
+      </w:r>
+      <w:r>
+        <w:t>manages</w:t>
+      </w:r>
+      <w:r>
+        <w:t xml:space="preserve"> the CICIDS2017 CSV files and employs various preprocessing techniques, </w:t>
+      </w:r>
+      <w:proofErr w:type="gramStart"/>
+      <w:r>
+        <w:t>including but not limited to</w:t>
+      </w:r>
+      <w:proofErr w:type="gramEnd"/>
+      <w:r>
+        <w:t xml:space="preserve"> duplicates and invalid value removal, stratified dataset splitting, and Min-Max normalization.</w:t>
+      </w:r>
+    </w:p>
+    <w:p>
+      <w:pPr>
+        <w:pStyle w:val="ListParagraph"/>
+        <w:jc w:val="both"/>
+      </w:pPr>
+    </w:p>
+    <w:p>
+      <w:pPr>
+        <w:pStyle w:val="ListParagraph"/>
+        <w:numPr>
+          <w:ilvl w:val="0"/>
+          <w:numId w:val="25"/>
+        </w:numPr>
+        <w:jc w:val="both"/>
+      </w:pPr>
+      <w:r>
+        <w:t xml:space="preserve">Base Model Module: This module contains the two main base model classifiers (Random Forest and </w:t>
+      </w:r>
+      <w:proofErr w:type="spellStart"/>
+      <w:r>
+        <w:t>XGBoost</w:t>
+      </w:r>
+      <w:proofErr w:type="spellEnd"/>
+      <w:r>
+        <w:t xml:space="preserve">) that will </w:t>
+      </w:r>
+      <w:proofErr w:type="gramStart"/>
+      <w:r>
+        <w:t>be used</w:t>
+      </w:r>
+      <w:proofErr w:type="gramEnd"/>
+      <w:r>
+        <w:t xml:space="preserve"> to train and score the NIDS model against the metaheuristic algorithms.</w:t>
+      </w:r>
+    </w:p>
+    <w:p>
+      <w:pPr>
+        <w:jc w:val="both"/>
+      </w:pPr>
+    </w:p>
+    <w:p>
+      <w:pPr>
+        <w:pStyle w:val="ListParagraph"/>
+        <w:numPr>
+          <w:ilvl w:val="0"/>
+          <w:numId w:val="25"/>
+        </w:numPr>
+        <w:jc w:val="both"/>
+      </w:pPr>
+      <w:r>
+        <w:t>Metaheuristics Module: This module contains all five metaheuristic optimization algorithms with a shared abstract base class that provides common functionality between them.</w:t>
+      </w:r>
+    </w:p>
+    <w:p>
+      <w:pPr>
+        <w:pStyle w:val="ListParagraph"/>
+        <w:jc w:val="both"/>
+      </w:pPr>
+    </w:p>
+    <w:p>
+      <w:pPr>
+        <w:pStyle w:val="ListParagraph"/>
+        <w:numPr>
+          <w:ilvl w:val="0"/>
+          <w:numId w:val="25"/>
+        </w:numPr>
+        <w:jc w:val="both"/>
+      </w:pPr>
+      <w:r>
+        <w:t xml:space="preserve">Integration Module: This module contains the Command Line Interface, which allows for the models to </w:t>
+      </w:r>
+      <w:proofErr w:type="gramStart"/>
+      <w:r>
+        <w:t>be trained</w:t>
+      </w:r>
+      <w:proofErr w:type="gramEnd"/>
+      <w:r>
+        <w:t xml:space="preserve"> and processed either with or without the metaheuristic algorithms.</w:t>
+      </w:r>
+    </w:p>
+    <w:p>
+      <w:pPr>
+        <w:jc w:val="both"/>
+      </w:pPr>
+    </w:p>
+    <w:p>
+      <w:pPr>
+        <w:pStyle w:val="ListParagraph"/>
+        <w:numPr>
+          <w:ilvl w:val="0"/>
+          <w:numId w:val="25"/>
+        </w:numPr>
+        <w:jc w:val="both"/>
+      </w:pPr>
+      <w:r>
+        <w:t xml:space="preserve">Evaluation &amp; Visualization Module: This module contains all the performance evaluations, diagrams, graphs, and comparison plots </w:t>
+      </w:r>
+      <w:r>
+        <w:t>to</w:t>
+      </w:r>
+      <w:r>
+        <w:t xml:space="preserve"> measure each model and its respective metaheuristic.</w:t>
+      </w:r>
+    </w:p>
+    <w:p>
+      <w:pPr>
+        <w:pStyle w:val="Heading1"/>
+        <w:rPr>
+          <w:noProof w:val="0"/>
+        </w:rPr>
+      </w:pPr>
+      <w:r>
+        <w:rPr>
+          <w:noProof w:val="0"/>
+        </w:rPr>
+        <w:t>Background Research &amp; Literature Review</w:t>
+      </w:r>
+    </w:p>
+    <w:p>
+      <w:pPr>
+        <w:spacing w:after="6pt"/>
+        <w:ind w:firstLine="14.40pt"/>
+        <w:jc w:val="both"/>
+      </w:pPr>
+      <w:r>
+        <w:t xml:space="preserve">Upon the release of the coursework, a guided literature review was conducted to understand the current state of research in intrusion detection systems, feature selection, and hyperparameter optimization to determine the most appropriate approach for this project in terms of scope and constraints, notably in choosing our metaheuristics, base models, and </w:t>
+      </w:r>
+      <w:r>
+        <w:t>risk</w:t>
+      </w:r>
+      <w:r>
+        <w:t xml:space="preserve"> trade-offs.</w:t>
+      </w:r>
+    </w:p>
+    <w:p>
+      <w:pPr>
+        <w:spacing w:after="6pt"/>
+        <w:ind w:firstLine="14.40pt"/>
+        <w:jc w:val="both"/>
+      </w:pPr>
+      <w:r>
+        <w:t xml:space="preserve">The review commenced with examining the topics and documentation provided by IBM on cybersecurity and IDSs, which provided a foundational understanding of IDS architectures and operational principles. The review informed decisions regarding the specific scope of IDSs used and further </w:t>
+      </w:r>
+      <w:r>
+        <w:t>goals [</w:t>
+      </w:r>
+      <w:r>
+        <w:t>12][13][14]</w:t>
+      </w:r>
+      <w:r>
+        <w:t>.</w:t>
+      </w:r>
+    </w:p>
+    <w:p>
+      <w:pPr>
+        <w:spacing w:after="6pt"/>
+        <w:ind w:firstLine="14.40pt"/>
+        <w:jc w:val="both"/>
+      </w:pPr>
+      <w:r>
+        <w:lastRenderedPageBreak/>
+        <w:t xml:space="preserve">The CICIDS2017 research paper provided an instrumental grasp on the dataset's goals, including features and extraction method, which would later prove to be essential in establishing our baseline knowledge for developing our solution, particularly as we opted to use their dataset for this project. The CICIDS2017 paper additionally employed Scikit-Learn’s </w:t>
+      </w:r>
+      <w:proofErr w:type="spellStart"/>
+      <w:r>
+        <w:t>RandomForestRegressor</w:t>
+      </w:r>
+      <w:proofErr w:type="spellEnd"/>
+      <w:r>
+        <w:t xml:space="preserve"> for feature importance ranking, a methodology that informed the selection of Random Forest as one of the base classifiers in the present work due to its demonstrated high accuracy and </w:t>
+      </w:r>
+      <w:r>
+        <w:t>low</w:t>
+      </w:r>
+      <w:r>
+        <w:t xml:space="preserve"> computational cost</w:t>
+      </w:r>
+      <w:r>
+        <w:t xml:space="preserve"> [1]</w:t>
+      </w:r>
+      <w:r>
+        <w:t>.</w:t>
+      </w:r>
+    </w:p>
+    <w:p>
+      <w:pPr>
+        <w:spacing w:after="6pt"/>
+        <w:ind w:firstLine="14.40pt"/>
+        <w:jc w:val="both"/>
+      </w:pPr>
+      <w:r>
+        <w:t>Further research led to findings regarding the security implications and risks, the BCCC-CSE-CIC-IDS2018/</w:t>
+      </w:r>
+      <w:proofErr w:type="spellStart"/>
+      <w:r>
+        <w:t>NTLFlowLyzer</w:t>
+      </w:r>
+      <w:proofErr w:type="spellEnd"/>
+      <w:r>
+        <w:t xml:space="preserve"> research paper revealed that the </w:t>
+      </w:r>
+      <w:proofErr w:type="spellStart"/>
+      <w:r>
+        <w:t>CICFlowMeter</w:t>
+      </w:r>
+      <w:proofErr w:type="spellEnd"/>
+      <w:r>
         <w:t xml:space="preserve"> </w:t>
       </w:r>
-      <w:r>
-        <w:rPr>
-          <w:lang w:val="en-US"/>
-        </w:rPr>
-        <w:t>Document</w:t>
-      </w:r>
-      <w:r>
-        <w:t>” for the PC, provides authors with most of the formatting specifications needed for preparing electronic versions of their papers. All standard paper components have been specified for three reasons: (1) ease of use when formatting individual papers, (2) automatic compliance to electronic requirements that facilitate the concurrent or later production of electronic products, and (3) conformity of style throughout a conference proceedings. Margins, column widths, line spacing, and type styles are built-in; examples of the type styles are provided throughout this document and are identified in italic type, within parentheses, following the example. Some components, such as multi-leveled equations, graphics, and tables are not prescribed, although the various table text styles are provided. The formatter will need to create these components, incorporating the applicable criteria that follow.</w:t>
+      <w:proofErr w:type="spellStart"/>
+      <w:r>
+        <w:t>analyzer</w:t>
+      </w:r>
+      <w:proofErr w:type="spellEnd"/>
+      <w:r>
+        <w:t xml:space="preserve"> was TCP-specific</w:t>
+      </w:r>
+      <w:r>
+        <w:t xml:space="preserve"> [2]</w:t>
+      </w:r>
+      <w:r>
+        <w:t xml:space="preserve">, making UDP-based attacks inappropriate for it and while this paper offered a new dataset with a potentially improved feature set and network </w:t>
+      </w:r>
+      <w:r>
+        <w:t>analyser</w:t>
+      </w:r>
+      <w:r>
+        <w:t>, we opted to stay with the CICIDS2017 dataset due to the extensive research done on it and to ease the process of comparing our results with other projects, furthermore it shed light on the issues of ineffective or aging Intrusion Detection Systems</w:t>
+      </w:r>
+      <w:r>
+        <w:t xml:space="preserve"> [1][2]</w:t>
+      </w:r>
+      <w:r>
+        <w:t>.</w:t>
+      </w:r>
+    </w:p>
+    <w:p>
+      <w:pPr>
+        <w:spacing w:after="6pt"/>
+        <w:ind w:firstLine="14.40pt"/>
+        <w:jc w:val="both"/>
+      </w:pPr>
+      <w:r>
+        <w:t xml:space="preserve">Our metaheuristics choices </w:t>
+      </w:r>
+      <w:proofErr w:type="gramStart"/>
+      <w:r>
+        <w:t>were inspired</w:t>
+      </w:r>
+      <w:proofErr w:type="gramEnd"/>
+      <w:r>
+        <w:t xml:space="preserve"> by</w:t>
+      </w:r>
+      <w:r>
+        <w:t xml:space="preserve"> [3].</w:t>
+      </w:r>
+      <w:r>
+        <w:t xml:space="preserve"> </w:t>
+      </w:r>
+      <w:r>
+        <w:t xml:space="preserve">[4] &amp; </w:t>
+      </w:r>
+      <w:r>
+        <w:t>[</w:t>
+      </w:r>
+      <w:r>
+        <w:t>5</w:t>
+      </w:r>
+      <w:r>
+        <w:t>], where the LOA-VCS Metaheuristic Approach paper provided the initial framework to implement the LOA, VCS &amp; Hybrid LOA-VCS metaheuristics, where for the hybrid framework specifically, the first half of the epochs employed LOA to explore the search space while the second half employed VCS to exploit the best candidates discovered, furthermore the contained preprocessing steps were of much use and were replicated in our project.</w:t>
+      </w:r>
+    </w:p>
+    <w:p>
+      <w:pPr>
+        <w:spacing w:after="6pt"/>
+        <w:ind w:firstLine="14.40pt"/>
+        <w:jc w:val="both"/>
+      </w:pPr>
+      <w:r>
+        <w:t xml:space="preserve">The modular implementation and architecture </w:t>
+      </w:r>
+      <w:proofErr w:type="gramStart"/>
+      <w:r>
+        <w:t>were inspired</w:t>
+      </w:r>
+      <w:proofErr w:type="gramEnd"/>
+      <w:r>
+        <w:t xml:space="preserve"> by the methodology inspired by [</w:t>
+      </w:r>
+      <w:r>
+        <w:t>4</w:t>
+      </w:r>
+      <w:r>
+        <w:t xml:space="preserve">], which demonstrated a modular approach towards their implementation that allowed for ease of scalability and </w:t>
+      </w:r>
+      <w:proofErr w:type="gramStart"/>
+      <w:r>
+        <w:t>was therefore adopted</w:t>
+      </w:r>
+      <w:proofErr w:type="gramEnd"/>
+      <w:r>
+        <w:t xml:space="preserve"> in our current </w:t>
+      </w:r>
+      <w:r>
+        <w:t>work, facilitating</w:t>
+      </w:r>
+      <w:r>
+        <w:t xml:space="preserve"> swift iterative development and parameter adjustment through various configurations. The implementation and inclusion of the Particle Swarm Optimization Metaheuristic Algorithm, Cross-Validation, and Early Stopping/Convergence also came from the same body of literature, and while </w:t>
+      </w:r>
+      <w:r>
+        <w:t xml:space="preserve">the implementation provided by </w:t>
+      </w:r>
+      <w:r>
+        <w:t>[</w:t>
+      </w:r>
+      <w:r>
+        <w:t>6</w:t>
+      </w:r>
+      <w:r>
+        <w:t>]</w:t>
+      </w:r>
+      <w:r>
+        <w:t xml:space="preserve"> related to their usage</w:t>
+      </w:r>
+      <w:r>
+        <w:t xml:space="preserve"> of Synthetic Minority Over-sampling Technique was interesting, it was ultimately decided against since the class weights were adjusted to compensate for the class imbalance.</w:t>
       </w:r>
     </w:p>
     <w:p>
       <w:pPr>
         <w:pStyle w:val="Heading1"/>
-      </w:pPr>
-      <w:r>
-        <w:t>Ease of Use</w:t>
+        <w:rPr>
+          <w:noProof w:val="0"/>
+        </w:rPr>
+      </w:pPr>
+      <w:r>
+        <w:rPr>
+          <w:noProof w:val="0"/>
+        </w:rPr>
+        <w:t>Methodology</w:t>
       </w:r>
     </w:p>
     <w:p>
       <w:pPr>
         <w:pStyle w:val="Heading2"/>
-      </w:pPr>
-      <w:r>
-        <w:t xml:space="preserve">Selecting a </w:t>
-      </w:r>
-      <w:r>
-        <w:t>Template</w:t>
-      </w:r>
-      <w:r>
-        <w:t xml:space="preserve"> (Heading 2)</w:t>
-      </w:r>
-    </w:p>
-    <w:p>
-      <w:pPr>
-        <w:pStyle w:val="BodyText"/>
-      </w:pPr>
-      <w:r>
-        <w:t xml:space="preserve">First, confirm that you have the correct template for your paper size. This template has been tailored for output on the </w:t>
-      </w:r>
-      <w:r>
-        <w:rPr>
-          <w:lang w:val="en-US"/>
-        </w:rPr>
-        <w:t>A4</w:t>
-      </w:r>
-      <w:r>
-        <w:t xml:space="preserve"> paper size. If you are using </w:t>
-      </w:r>
-      <w:r>
-        <w:rPr>
-          <w:lang w:val="en-US"/>
-        </w:rPr>
-        <w:t>US letter</w:t>
-      </w:r>
-      <w:r>
-        <w:t>-sized paper, please close this</w:t>
-      </w:r>
-      <w:r>
-        <w:t xml:space="preserve"> file and download the </w:t>
-      </w:r>
-      <w:r>
-        <w:rPr>
-          <w:lang w:val="en-US"/>
-        </w:rPr>
-        <w:t xml:space="preserve">Microsoft Word, Letter </w:t>
-      </w:r>
-      <w:r>
-        <w:t>file</w:t>
-      </w:r>
-      <w:r>
-        <w:t>.</w:t>
-      </w:r>
-    </w:p>
-    <w:p>
-      <w:pPr>
-        <w:pStyle w:val="Heading2"/>
-      </w:pPr>
-      <w:r>
-        <w:t>Maintaining the Integrity of the Specifications</w:t>
-      </w:r>
-    </w:p>
-    <w:p>
-      <w:pPr>
-        <w:pStyle w:val="BodyText"/>
-      </w:pPr>
-      <w:r>
-        <w:t xml:space="preserve">The template is used to format your paper and style the text. All margins, column widths, line spaces, and text fonts are prescribed; please do not alter them. You may note peculiarities. For example, the head margin in this template measures proportionately more than is customary. This measurement and others are deliberate, using specifications that anticipate your paper as one part of the entire proceedings, </w:t>
-      </w:r>
-      <w:r>
-        <w:t>and not as an independent document. Please do not revise any of the current designations.</w:t>
-      </w:r>
-    </w:p>
-    <w:p>
-      <w:pPr>
-        <w:pStyle w:val="Heading1"/>
-      </w:pPr>
-      <w:r>
-        <w:t xml:space="preserve">Prepare Your Paper </w:t>
-      </w:r>
-      <w:r>
-        <w:t>Before</w:t>
-      </w:r>
-      <w:r>
-        <w:t xml:space="preserve"> Styling</w:t>
-      </w:r>
-    </w:p>
-    <w:p>
-      <w:pPr>
-        <w:pStyle w:val="BodyText"/>
-        <w:rPr>
-          <w:lang w:val="en-US"/>
-        </w:rPr>
-      </w:pPr>
-      <w:r>
-        <w:t>Before</w:t>
-      </w:r>
-      <w:r>
-        <w:t xml:space="preserve"> you begin to format your paper, first write and save the content as a separate text file. </w:t>
-      </w:r>
-      <w:r>
-        <w:rPr>
-          <w:lang w:val="en-US"/>
-        </w:rPr>
-        <w:t>Complete all content and organizational editing before formatting. Please note sections A-D below for more information on proofreading, spelling and grammar.</w:t>
-      </w:r>
-    </w:p>
-    <w:p>
-      <w:pPr>
-        <w:pStyle w:val="BodyText"/>
-      </w:pPr>
-      <w:r>
-        <w:t>Keep your text and graphic files separate until after the text has been formatted and styled. Do not use hard tabs, and limit use of hard returns to only one return at the end of a paragraph. Do not add any kind of pagination anywhere in the paper. Do not number text heads-the template will do that for you.</w:t>
-      </w:r>
-    </w:p>
-    <w:p>
-      <w:pPr>
-        <w:pStyle w:val="Heading2"/>
-      </w:pPr>
-      <w:r>
-        <w:t>Abbreviations</w:t>
-      </w:r>
-      <w:r>
-        <w:t xml:space="preserve"> and Acronyms</w:t>
-      </w:r>
-    </w:p>
-    <w:p>
-      <w:pPr>
-        <w:pStyle w:val="BodyText"/>
-      </w:pPr>
-      <w:r>
-        <w:t xml:space="preserve">Define abbreviations and acronyms the first time they are used in the text, even after they have been defined in the abstract. Abbreviations such as IEEE, SI, MKS, CGS, </w:t>
-      </w:r>
-      <w:proofErr w:type="spellStart"/>
-      <w:r>
-        <w:t>sc</w:t>
-      </w:r>
-      <w:proofErr w:type="spellEnd"/>
-      <w:r>
-        <w:t>, dc, and rms do not have to be defined. Do not use abbreviations in the title or heads unless they are unavoidable.</w:t>
-      </w:r>
-    </w:p>
-    <w:p>
-      <w:pPr>
-        <w:pStyle w:val="Heading2"/>
-      </w:pPr>
-      <w:r>
-        <w:t>Units</w:t>
-      </w:r>
-    </w:p>
-    <w:p>
-      <w:pPr>
-        <w:pStyle w:val="bulletlist"/>
-      </w:pPr>
-      <w:r>
-        <w:t xml:space="preserve">Use </w:t>
-      </w:r>
-      <w:r>
-        <w:t>either</w:t>
-      </w:r>
-      <w:r>
-        <w:t xml:space="preserve"> SI (MKS) or CGS as primary units. (SI units are encouraged.) English units may be used as secondary units (in parentheses). An exception would be the use of English units as identifiers in trade, such as “3.5-inch disk drive”.</w:t>
-      </w:r>
-    </w:p>
-    <w:p>
-      <w:pPr>
-        <w:pStyle w:val="bulletlist"/>
-      </w:pPr>
-      <w:r>
-        <w:t xml:space="preserve">Avoid combining SI and CGS units, such as current in amperes and magnetic field in </w:t>
-      </w:r>
-      <w:proofErr w:type="spellStart"/>
-      <w:r>
-        <w:t>oersteds</w:t>
-      </w:r>
-      <w:proofErr w:type="spellEnd"/>
-      <w:r>
-        <w:t>. This often leads to confusion because equations do not balance dimensionally. If you must use mixed units, clearly state the units for each quantity that you use in an equation.</w:t>
-      </w:r>
-    </w:p>
-    <w:p>
-      <w:pPr>
-        <w:pStyle w:val="bulletlist"/>
-      </w:pPr>
-      <w:r>
-        <w:t>Do not mix complete spellings and abbreviations of units: “Wb/m2” or “</w:t>
-      </w:r>
-      <w:proofErr w:type="spellStart"/>
-      <w:r>
-        <w:t>webers</w:t>
-      </w:r>
-      <w:proofErr w:type="spellEnd"/>
-      <w:r>
-        <w:t xml:space="preserve"> per square meter”, not “</w:t>
-      </w:r>
-      <w:proofErr w:type="spellStart"/>
-      <w:r>
-        <w:t>webers</w:t>
-      </w:r>
-      <w:proofErr w:type="spellEnd"/>
-      <w:r>
-        <w:t xml:space="preserve">/m2”.  Spell out units when they appear in text: “. . . a few </w:t>
-      </w:r>
-      <w:proofErr w:type="spellStart"/>
-      <w:r>
-        <w:t>henries</w:t>
-      </w:r>
-      <w:proofErr w:type="spellEnd"/>
-      <w:r>
-        <w:t>”, not “. . . a few H”.</w:t>
-      </w:r>
-    </w:p>
-    <w:p>
-      <w:pPr>
-        <w:pStyle w:val="sponsors"/>
-        <w:framePr w:wrap="auto" w:vAnchor="page" w:hAnchor="page" w:x="45.90pt" w:y="756.05pt"/>
-        <w:ind w:firstLine="14.45pt"/>
-      </w:pPr>
-      <w:r>
-        <w:t>Identif</w:t>
-      </w:r>
-      <w:r>
-        <w:t xml:space="preserve">y applicable </w:t>
-      </w:r>
-      <w:r>
-        <w:t>funding agency</w:t>
-      </w:r>
-      <w:r>
-        <w:t xml:space="preserve"> here. </w:t>
-      </w:r>
-      <w:r>
-        <w:rPr>
-          <w:iCs/>
-        </w:rPr>
-        <w:t>If none, delete this text box</w:t>
-      </w:r>
-      <w:r>
-        <w:rPr>
-          <w:iCs/>
-        </w:rPr>
-        <w:t>.</w:t>
-      </w:r>
-    </w:p>
-    <w:p>
-      <w:pPr>
-        <w:pStyle w:val="bulletlist"/>
-      </w:pPr>
-      <w:r>
-        <w:t xml:space="preserve">Use a zero before decimal points: “0.25”, not “.25”. Use “cm3”, not “cc”. </w:t>
-      </w:r>
-      <w:r>
-        <w:t>(</w:t>
-      </w:r>
-      <w:r>
-        <w:rPr>
-          <w:i/>
-          <w:iCs/>
-        </w:rPr>
-        <w:t>bullet list</w:t>
-      </w:r>
-      <w:r>
-        <w:t>)</w:t>
-      </w:r>
-    </w:p>
-    <w:p>
-      <w:pPr>
-        <w:pStyle w:val="Heading2"/>
-      </w:pPr>
-      <w:r>
-        <w:lastRenderedPageBreak/>
-        <w:t>Equations</w:t>
-      </w:r>
-    </w:p>
-    <w:p>
-      <w:pPr>
-        <w:pStyle w:val="BodyText"/>
-      </w:pPr>
-      <w:r>
-        <w:t>The equations are an exception to the prescribed specifications of this template. You will need to determine whether or not your equation should be typed using either the Times New Roman or the Symbol font (please no other font). To create multileveled equations, it may be necessary to treat the equation as a graphic and insert it into the text after your paper is styled.</w:t>
-      </w:r>
-    </w:p>
-    <w:p>
-      <w:pPr>
-        <w:pStyle w:val="BodyText"/>
-        <w:rPr>
-          <w:lang w:val="en-US"/>
-        </w:rPr>
-      </w:pPr>
-      <w:r>
-        <w:t>Number equations consecutively. Equation numbers, within parentheses, are to position flush right, as in (1), using a right tab stop. To make your equations more compact, you may use the solidus ( / ), the exp function, or appropriate exponents. Italicize Roman symbols for quantities and variables, but not Greek symbols. Use a long dash rather than a hyphen for a minus sign. Punctuate equations with commas or periods when they are part of a sentence, as in</w:t>
-      </w:r>
-      <w:r>
-        <w:rPr>
-          <w:lang w:val="en-US"/>
-        </w:rPr>
-        <w:t>:</w:t>
+        <w:rPr>
+          <w:noProof w:val="0"/>
+        </w:rPr>
+      </w:pPr>
+      <w:r>
+        <w:rPr>
+          <w:noProof w:val="0"/>
+        </w:rPr>
+        <w:t>Performance Metrics &amp; Justification</w:t>
+      </w:r>
+    </w:p>
+    <w:p>
+      <w:pPr>
+        <w:spacing w:after="6pt"/>
+        <w:ind w:firstLine="14.40pt"/>
+        <w:jc w:val="both"/>
+      </w:pPr>
+      <w:r>
+        <w:t>The following performance Metrics were employed to evaluate the performance of the metaheuristic algorithms against the baseline models:</w:t>
+      </w:r>
+    </w:p>
+    <w:p>
+      <w:pPr>
+        <w:spacing w:after="6pt"/>
+        <w:jc w:val="both"/>
+      </w:pPr>
+      <w:r>
+        <w:rPr>
+          <w:b/>
+          <w:bCs/>
+        </w:rPr>
+        <w:t xml:space="preserve">Precision: </w:t>
+      </w:r>
+      <w:r>
+        <w:t xml:space="preserve">Quantifies how </w:t>
+      </w:r>
+      <w:proofErr w:type="gramStart"/>
+      <w:r>
+        <w:t>many</w:t>
+      </w:r>
+      <w:proofErr w:type="gramEnd"/>
+      <w:r>
+        <w:t xml:space="preserve"> recorded intrusions were genuine attacks and measures the amount of false positive attacks.</w:t>
       </w:r>
     </w:p>
     <w:p>
       <w:pPr>
         <w:pStyle w:val="equation"/>
-        <w:rPr>
-          <w:rFonts w:hint="eastAsia"/>
-        </w:rPr>
       </w:pPr>
       <w:r>
         <w:tab/>
@@ -1785,22 +1439,3651 @@
           <w:rFonts w:ascii="Times New Roman" w:hAnsi="Times New Roman" w:cs="Times New Roman"/>
           <w:i/>
         </w:rPr>
-        <w:t>a</w:t>
-      </w:r>
-      <w:r>
-        <w:t></w:t>
-      </w:r>
-      <w:r>
-        <w:t></w:t>
-      </w:r>
-      <w:r>
-        <w:t></w:t>
+        <w:t xml:space="preserve">Precision = </w:t>
+      </w:r>
+      <m:oMath>
+        <m:f>
+          <m:fPr>
+            <m:ctrlPr>
+              <w:rPr>
+                <w:rFonts w:ascii="Cambria Math" w:hAnsi="Cambria Math" w:cs="Times New Roman"/>
+                <w:i/>
+              </w:rPr>
+            </m:ctrlPr>
+          </m:fPr>
+          <m:num>
+            <m:r>
+              <w:rPr>
+                <w:rFonts w:ascii="Cambria Math" w:hAnsi="Cambria Math" w:cs="Times New Roman"/>
+              </w:rPr>
+              <m:t>True Positive</m:t>
+            </m:r>
+          </m:num>
+          <m:den>
+            <m:r>
+              <w:rPr>
+                <w:rFonts w:ascii="Cambria Math" w:hAnsi="Cambria Math" w:cs="Times New Roman"/>
+              </w:rPr>
+              <m:t xml:space="preserve">True Positive+False </m:t>
+            </m:r>
+            <m:r>
+              <w:rPr>
+                <w:rFonts w:ascii="Cambria Math" w:hAnsi="Cambria Math" w:cs="Times New Roman"/>
+              </w:rPr>
+              <m:t>Positive</m:t>
+            </m:r>
+          </m:den>
+        </m:f>
+      </m:oMath>
+      <w:r>
+        <w:tab/>
+      </w:r>
+      <w:r>
+        <w:t></w:t>
+      </w:r>
+      <w:r>
+        <w:t></w:t>
+      </w:r>
+      <w:r>
+        <w:t></w:t>
+      </w:r>
+    </w:p>
+    <w:p>
+      <w:pPr>
+        <w:spacing w:after="6pt"/>
+        <w:jc w:val="both"/>
+      </w:pPr>
+      <w:r>
+        <w:rPr>
+          <w:b/>
+          <w:bCs/>
+        </w:rPr>
+        <w:t xml:space="preserve">Recall: </w:t>
+      </w:r>
+      <w:r>
+        <w:t>(Also known as Detection Rate) determines the ability to detect actual attacks and measures the number of false negative detections.</w:t>
+      </w:r>
+    </w:p>
+    <w:p>
+      <w:pPr>
+        <w:pStyle w:val="equation"/>
+      </w:pPr>
+      <w:r>
+        <w:tab/>
       </w:r>
       <w:r>
         <w:rPr>
           <w:rFonts w:ascii="Times New Roman" w:hAnsi="Times New Roman" w:cs="Times New Roman"/>
           <w:i/>
         </w:rPr>
+        <w:t xml:space="preserve">Recall = </w:t>
+      </w:r>
+      <m:oMath>
+        <m:f>
+          <m:fPr>
+            <m:ctrlPr>
+              <w:rPr>
+                <w:rFonts w:ascii="Cambria Math" w:hAnsi="Cambria Math" w:cs="Times New Roman"/>
+                <w:i/>
+              </w:rPr>
+            </m:ctrlPr>
+          </m:fPr>
+          <m:num>
+            <m:r>
+              <w:rPr>
+                <w:rFonts w:ascii="Cambria Math" w:hAnsi="Cambria Math" w:cs="Times New Roman"/>
+              </w:rPr>
+              <m:t>True Positive</m:t>
+            </m:r>
+          </m:num>
+          <m:den>
+            <m:r>
+              <w:rPr>
+                <w:rFonts w:ascii="Cambria Math" w:hAnsi="Cambria Math" w:cs="Times New Roman"/>
+              </w:rPr>
+              <m:t>True Positive+False Negative</m:t>
+            </m:r>
+          </m:den>
+        </m:f>
+      </m:oMath>
+      <w:r>
+        <w:tab/>
+      </w:r>
+      <w:r>
+        <w:t></w:t>
+      </w:r>
+      <w:r>
+        <w:t>2</w:t>
+      </w:r>
+      <w:r>
+        <w:t></w:t>
+      </w:r>
+    </w:p>
+    <w:p>
+      <w:pPr>
+        <w:spacing w:after="6pt"/>
+        <w:jc w:val="both"/>
+      </w:pPr>
+      <w:r>
+        <w:rPr>
+          <w:b/>
+          <w:bCs/>
+        </w:rPr>
+        <w:t>Weighted &amp; Macro F1-Scores:</w:t>
+      </w:r>
+      <w:r>
+        <w:t xml:space="preserve"> Provides a harmonic balance between precision and recall.</w:t>
+      </w:r>
+    </w:p>
+    <w:p>
+      <w:pPr>
+        <w:pStyle w:val="equation"/>
+        <w:rPr>
+          <w:rFonts w:hint="eastAsia"/>
+        </w:rPr>
+      </w:pPr>
+      <w:r>
+        <w:tab/>
+      </w:r>
+      <w:r>
+        <w:rPr>
+          <w:rFonts w:ascii="Times New Roman" w:hAnsi="Times New Roman" w:cs="Times New Roman"/>
+          <w:i/>
+        </w:rPr>
+        <w:t>F1-Score = 2</w:t>
+      </w:r>
+      <m:oMath>
+        <m:r>
+          <w:rPr>
+            <w:rFonts w:ascii="Cambria Math" w:hAnsi="Cambria Math" w:cs="Times New Roman"/>
+          </w:rPr>
+          <m:t xml:space="preserve"> ×</m:t>
+        </m:r>
+        <m:f>
+          <m:fPr>
+            <m:ctrlPr>
+              <w:rPr>
+                <w:rFonts w:ascii="Cambria Math" w:hAnsi="Cambria Math" w:cs="Times New Roman"/>
+                <w:i/>
+              </w:rPr>
+            </m:ctrlPr>
+          </m:fPr>
+          <m:num>
+            <m:r>
+              <w:rPr>
+                <w:rFonts w:ascii="Cambria Math" w:hAnsi="Cambria Math" w:cs="Times New Roman"/>
+              </w:rPr>
+              <m:t xml:space="preserve">Precision </m:t>
+            </m:r>
+            <m:r>
+              <w:rPr>
+                <w:rFonts w:ascii="Cambria Math" w:hAnsi="Cambria Math" w:cs="Times New Roman"/>
+              </w:rPr>
+              <m:t>×</m:t>
+            </m:r>
+            <m:r>
+              <w:rPr>
+                <w:rFonts w:ascii="Cambria Math" w:hAnsi="Cambria Math" w:cs="Times New Roman"/>
+              </w:rPr>
+              <m:t xml:space="preserve"> Recall</m:t>
+            </m:r>
+          </m:num>
+          <m:den>
+            <m:r>
+              <w:rPr>
+                <w:rFonts w:ascii="Cambria Math" w:hAnsi="Cambria Math" w:cs="Times New Roman"/>
+              </w:rPr>
+              <m:t xml:space="preserve">Precision </m:t>
+            </m:r>
+            <m:r>
+              <w:rPr>
+                <w:rFonts w:ascii="Cambria Math" w:hAnsi="Cambria Math" w:cs="Times New Roman"/>
+              </w:rPr>
+              <m:t>+</m:t>
+            </m:r>
+            <m:r>
+              <w:rPr>
+                <w:rFonts w:ascii="Cambria Math" w:hAnsi="Cambria Math" w:cs="Times New Roman"/>
+              </w:rPr>
+              <m:t xml:space="preserve"> Recall</m:t>
+            </m:r>
+          </m:den>
+        </m:f>
+      </m:oMath>
+      <w:r>
+        <w:tab/>
+      </w:r>
+      <w:r>
+        <w:t></w:t>
+      </w:r>
+      <w:r>
+        <w:t>3</w:t>
+      </w:r>
+      <w:r>
+        <w:t></w:t>
+      </w:r>
+    </w:p>
+    <w:p>
+      <w:pPr>
+        <w:pStyle w:val="equation"/>
+        <w:rPr>
+          <w:rFonts w:hint="eastAsia"/>
+        </w:rPr>
+      </w:pPr>
+      <w:r>
+        <w:tab/>
+      </w:r>
+      <w:r>
+        <w:rPr>
+          <w:rFonts w:ascii="Times New Roman" w:hAnsi="Times New Roman" w:cs="Times New Roman"/>
+          <w:i/>
+        </w:rPr>
+        <w:t xml:space="preserve">Weighted F1 = </w:t>
+      </w:r>
+      <m:oMath>
+        <m:nary>
+          <m:naryPr>
+            <m:chr m:val="∑"/>
+            <m:limLoc m:val="subSup"/>
+            <m:ctrlPr>
+              <w:rPr>
+                <w:rFonts w:ascii="Cambria Math" w:hAnsi="Cambria Math" w:cs="Times New Roman"/>
+                <w:i/>
+              </w:rPr>
+            </m:ctrlPr>
+          </m:naryPr>
+          <m:sub>
+            <m:r>
+              <w:rPr>
+                <w:rFonts w:ascii="Cambria Math" w:hAnsi="Cambria Math" w:cs="Times New Roman"/>
+              </w:rPr>
+              <m:t>I=1</m:t>
+            </m:r>
+          </m:sub>
+          <m:sup>
+            <m:r>
+              <w:rPr>
+                <w:rFonts w:ascii="Cambria Math" w:hAnsi="Cambria Math" w:cs="Times New Roman"/>
+              </w:rPr>
+              <m:t>N</m:t>
+            </m:r>
+          </m:sup>
+          <m:e>
+            <m:sSub>
+              <m:sSubPr>
+                <m:ctrlPr>
+                  <w:rPr>
+                    <w:rFonts w:ascii="Cambria Math" w:hAnsi="Cambria Math" w:cs="Times New Roman"/>
+                    <w:i/>
+                  </w:rPr>
+                </m:ctrlPr>
+              </m:sSubPr>
+              <m:e>
+                <m:r>
+                  <w:rPr>
+                    <w:rFonts w:ascii="Cambria Math" w:hAnsi="Cambria Math" w:cs="Times New Roman"/>
+                  </w:rPr>
+                  <m:t>w</m:t>
+                </m:r>
+              </m:e>
+              <m:sub>
+                <m:r>
+                  <w:rPr>
+                    <w:rFonts w:ascii="Cambria Math" w:hAnsi="Cambria Math" w:cs="Times New Roman"/>
+                  </w:rPr>
+                  <m:t>i</m:t>
+                </m:r>
+              </m:sub>
+            </m:sSub>
+            <m:r>
+              <w:rPr>
+                <w:rFonts w:ascii="Cambria Math" w:hAnsi="Cambria Math" w:cs="Times New Roman"/>
+              </w:rPr>
+              <m:t>×</m:t>
+            </m:r>
+          </m:e>
+        </m:nary>
+        <m:sSub>
+          <m:sSubPr>
+            <m:ctrlPr>
+              <w:rPr>
+                <w:rFonts w:ascii="Cambria Math" w:hAnsi="Cambria Math" w:cs="Times New Roman"/>
+                <w:i/>
+              </w:rPr>
+            </m:ctrlPr>
+          </m:sSubPr>
+          <m:e>
+            <m:r>
+              <w:rPr>
+                <w:rFonts w:ascii="Cambria Math" w:hAnsi="Cambria Math" w:cs="Times New Roman"/>
+              </w:rPr>
+              <m:t>F1 Score</m:t>
+            </m:r>
+          </m:e>
+          <m:sub>
+            <m:r>
+              <w:rPr>
+                <w:rFonts w:ascii="Cambria Math" w:hAnsi="Cambria Math" w:cs="Times New Roman"/>
+              </w:rPr>
+              <m:t>i</m:t>
+            </m:r>
+          </m:sub>
+        </m:sSub>
+      </m:oMath>
+      <w:r>
+        <w:tab/>
+      </w:r>
+      <w:r>
+        <w:t></w:t>
+      </w:r>
+      <w:r>
+        <w:t>4</w:t>
+      </w:r>
+      <w:r>
+        <w:t></w:t>
+      </w:r>
+    </w:p>
+    <w:p>
+      <w:pPr>
+        <w:pStyle w:val="equation"/>
+      </w:pPr>
+      <w:r>
+        <w:tab/>
+      </w:r>
+      <w:r>
+        <w:rPr>
+          <w:rFonts w:ascii="Times New Roman" w:hAnsi="Times New Roman" w:cs="Times New Roman"/>
+          <w:i/>
+        </w:rPr>
+        <w:t>Macro F1 =</w:t>
+      </w:r>
+      <m:oMath>
+        <m:f>
+          <m:fPr>
+            <m:ctrlPr>
+              <w:rPr>
+                <w:rFonts w:ascii="Cambria Math" w:hAnsi="Cambria Math" w:cs="Times New Roman"/>
+                <w:i/>
+              </w:rPr>
+            </m:ctrlPr>
+          </m:fPr>
+          <m:num>
+            <m:nary>
+              <m:naryPr>
+                <m:chr m:val="∑"/>
+                <m:limLoc m:val="subSup"/>
+                <m:ctrlPr>
+                  <w:rPr>
+                    <w:rFonts w:ascii="Cambria Math" w:hAnsi="Cambria Math" w:cs="Times New Roman"/>
+                    <w:i/>
+                  </w:rPr>
+                </m:ctrlPr>
+              </m:naryPr>
+              <m:sub>
+                <m:r>
+                  <w:rPr>
+                    <w:rFonts w:ascii="Cambria Math" w:hAnsi="Cambria Math" w:cs="Times New Roman"/>
+                  </w:rPr>
+                  <m:t>I=1</m:t>
+                </m:r>
+              </m:sub>
+              <m:sup>
+                <m:r>
+                  <w:rPr>
+                    <w:rFonts w:ascii="Cambria Math" w:hAnsi="Cambria Math" w:cs="Times New Roman"/>
+                  </w:rPr>
+                  <m:t>N</m:t>
+                </m:r>
+              </m:sup>
+              <m:e>
+                <m:sSub>
+                  <m:sSubPr>
+                    <m:ctrlPr>
+                      <w:rPr>
+                        <w:rFonts w:ascii="Cambria Math" w:hAnsi="Cambria Math" w:cs="Times New Roman"/>
+                        <w:i/>
+                      </w:rPr>
+                    </m:ctrlPr>
+                  </m:sSubPr>
+                  <m:e>
+                    <m:r>
+                      <w:rPr>
+                        <w:rFonts w:ascii="Cambria Math" w:hAnsi="Cambria Math" w:cs="Times New Roman"/>
+                      </w:rPr>
+                      <m:t>F1 Score</m:t>
+                    </m:r>
+                  </m:e>
+                  <m:sub>
+                    <m:r>
+                      <w:rPr>
+                        <w:rFonts w:ascii="Cambria Math" w:hAnsi="Cambria Math" w:cs="Times New Roman"/>
+                      </w:rPr>
+                      <m:t>i</m:t>
+                    </m:r>
+                  </m:sub>
+                </m:sSub>
+              </m:e>
+            </m:nary>
+          </m:num>
+          <m:den>
+            <m:r>
+              <w:rPr>
+                <w:rFonts w:ascii="Cambria Math" w:hAnsi="Cambria Math" w:cs="Times New Roman"/>
+              </w:rPr>
+              <m:t>n</m:t>
+            </m:r>
+          </m:den>
+        </m:f>
+      </m:oMath>
+      <w:r>
+        <w:rPr>
+          <w:rFonts w:ascii="Times New Roman" w:hAnsi="Times New Roman" w:cs="Times New Roman"/>
+          <w:i/>
+        </w:rPr>
+        <w:t xml:space="preserve"> </w:t>
+      </w:r>
+      <w:r>
+        <w:tab/>
+      </w:r>
+      <w:r>
+        <w:t></w:t>
+      </w:r>
+      <w:r>
+        <w:t>5</w:t>
+      </w:r>
+      <w:r>
+        <w:t></w:t>
+      </w:r>
+    </w:p>
+    <w:p>
+      <w:pPr>
+        <w:spacing w:after="6pt"/>
+        <w:jc w:val="both"/>
+      </w:pPr>
+      <w:r>
+        <w:rPr>
+          <w:b/>
+          <w:bCs/>
+        </w:rPr>
+        <w:t>Accuracy:</w:t>
+      </w:r>
+      <w:r>
+        <w:t xml:space="preserve"> Measures the overall correctness of the model.</w:t>
+      </w:r>
+    </w:p>
+    <w:p>
+      <w:pPr>
+        <w:pStyle w:val="equation"/>
+      </w:pPr>
+      <w:r>
+        <w:tab/>
+      </w:r>
+      <w:r>
+        <w:rPr>
+          <w:rFonts w:ascii="Times New Roman" w:hAnsi="Times New Roman" w:cs="Times New Roman"/>
+          <w:i/>
+        </w:rPr>
+        <w:t xml:space="preserve">Accuracy = </w:t>
+      </w:r>
+      <m:oMath>
+        <m:f>
+          <m:fPr>
+            <m:ctrlPr>
+              <w:rPr>
+                <w:rFonts w:ascii="Cambria Math" w:hAnsi="Cambria Math" w:cs="Times New Roman"/>
+                <w:i/>
+              </w:rPr>
+            </m:ctrlPr>
+          </m:fPr>
+          <m:num>
+            <m:r>
+              <w:rPr>
+                <w:rFonts w:ascii="Cambria Math" w:hAnsi="Cambria Math" w:cs="Times New Roman"/>
+              </w:rPr>
+              <m:t>True Positive</m:t>
+            </m:r>
+            <m:r>
+              <w:rPr>
+                <w:rFonts w:ascii="Cambria Math" w:hAnsi="Cambria Math" w:cs="Times New Roman"/>
+              </w:rPr>
+              <m:t>+True Negative</m:t>
+            </m:r>
+          </m:num>
+          <m:den>
+            <m:r>
+              <w:rPr>
+                <w:rFonts w:ascii="Cambria Math" w:hAnsi="Cambria Math" w:cs="Times New Roman"/>
+              </w:rPr>
+              <m:t>T</m:t>
+            </m:r>
+            <m:r>
+              <w:rPr>
+                <w:rFonts w:ascii="Cambria Math" w:hAnsi="Cambria Math" w:cs="Times New Roman"/>
+              </w:rPr>
+              <m:t>P+FP+TN+FN</m:t>
+            </m:r>
+          </m:den>
+        </m:f>
+      </m:oMath>
+      <w:r>
+        <w:tab/>
+      </w:r>
+      <w:r>
+        <w:t></w:t>
+      </w:r>
+      <w:r>
+        <w:t>6</w:t>
+      </w:r>
+      <w:r>
+        <w:t></w:t>
+      </w:r>
+    </w:p>
+    <w:p>
+      <w:pPr>
+        <w:spacing w:after="6pt"/>
+        <w:jc w:val="both"/>
+      </w:pPr>
+      <w:r>
+        <w:rPr>
+          <w:b/>
+          <w:bCs/>
+        </w:rPr>
+        <w:t>False Positive Rate:</w:t>
+      </w:r>
+      <w:r>
+        <w:t xml:space="preserve"> Measures the proportion of normal traffic incorrectly classified as attacks.</w:t>
+      </w:r>
+    </w:p>
+    <w:p>
+      <w:pPr>
+        <w:pStyle w:val="equation"/>
+      </w:pPr>
+      <w:r>
+        <w:tab/>
+      </w:r>
+      <w:r>
+        <w:rPr>
+          <w:rFonts w:ascii="Times New Roman" w:hAnsi="Times New Roman" w:cs="Times New Roman"/>
+          <w:i/>
+        </w:rPr>
+        <w:t>FPR</w:t>
+      </w:r>
+      <w:r>
+        <w:t></w:t>
+      </w:r>
+      <w:r>
+        <w:t></w:t>
+      </w:r>
+      <w:r>
+        <w:t></w:t>
+      </w:r>
+      <w:r>
+        <w:t xml:space="preserve"> </w:t>
+      </w:r>
+      <m:oMath>
+        <m:f>
+          <m:fPr>
+            <m:ctrlPr>
+              <w:rPr>
+                <w:rFonts w:ascii="Cambria Math" w:hAnsi="Cambria Math" w:cs="Times New Roman"/>
+                <w:i/>
+              </w:rPr>
+            </m:ctrlPr>
+          </m:fPr>
+          <m:num>
+            <m:r>
+              <w:rPr>
+                <w:rFonts w:ascii="Cambria Math" w:hAnsi="Cambria Math" w:cs="Times New Roman"/>
+              </w:rPr>
+              <m:t>False Positive</m:t>
+            </m:r>
+          </m:num>
+          <m:den>
+            <m:r>
+              <w:rPr>
+                <w:rFonts w:ascii="Cambria Math" w:hAnsi="Cambria Math" w:cs="Times New Roman"/>
+              </w:rPr>
+              <m:t>False Positives+True Negatives</m:t>
+            </m:r>
+          </m:den>
+        </m:f>
+      </m:oMath>
+      <w:r>
+        <w:tab/>
+      </w:r>
+      <w:r>
+        <w:t></w:t>
+      </w:r>
+      <w:r>
+        <w:t>7</w:t>
+      </w:r>
+      <w:r>
+        <w:t></w:t>
+      </w:r>
+    </w:p>
+    <w:p>
+      <w:pPr>
+        <w:spacing w:after="6pt"/>
+        <w:jc w:val="both"/>
+      </w:pPr>
+      <w:r>
+        <w:rPr>
+          <w:b/>
+          <w:bCs/>
+        </w:rPr>
+        <w:t>Computational Time:</w:t>
+      </w:r>
+      <w:r>
+        <w:t xml:space="preserve"> Measures the elapsed time per experimental run, encompassing both the metaheuristic search phase and the final model training phase.</w:t>
+      </w:r>
+    </w:p>
+    <w:p>
+      <w:pPr>
+        <w:spacing w:after="6pt"/>
+        <w:ind w:firstLine="14.40pt"/>
+        <w:jc w:val="both"/>
+      </w:pPr>
+      <w:r>
+        <w:t>The first three metrics (Precision, Recall &amp; F1-Scores) are notably important, as they allow us to evaluate robustness to class imbalance in the dataset, while the remaining serve as supplementary metrics to provide a more comprehensive evaluation of the project.</w:t>
+      </w:r>
+    </w:p>
+    <w:p>
+      <w:pPr>
+        <w:pStyle w:val="Heading2"/>
+        <w:rPr>
+          <w:noProof w:val="0"/>
+        </w:rPr>
+      </w:pPr>
+      <w:r>
+        <w:rPr>
+          <w:noProof w:val="0"/>
+        </w:rPr>
+        <w:t>Preprocessing Pipeline</w:t>
+      </w:r>
+    </w:p>
+    <w:p>
+      <w:pPr>
+        <w:spacing w:after="6pt"/>
+        <w:ind w:firstLine="14.40pt"/>
+        <w:jc w:val="both"/>
+      </w:pPr>
+      <w:r>
+        <w:t>The following preprocessing techniques were employed sequentially to the raw CICIDS2017 CSV files:</w:t>
+      </w:r>
+    </w:p>
+    <w:p>
+      <w:pPr>
+        <w:pStyle w:val="ListParagraph"/>
+        <w:numPr>
+          <w:ilvl w:val="0"/>
+          <w:numId w:val="25"/>
+        </w:numPr>
+        <w:spacing w:after="6pt"/>
+        <w:ind w:start="27pt" w:hanging="13.50pt"/>
+        <w:jc w:val="both"/>
+      </w:pPr>
+      <w:r>
+        <w:rPr>
+          <w:b/>
+          <w:bCs/>
+        </w:rPr>
+        <w:t>Duplicate removal, Infinite handling, and missing value removal</w:t>
+      </w:r>
+      <w:r>
+        <w:t xml:space="preserve">: All eight CSV files </w:t>
+      </w:r>
+      <w:proofErr w:type="gramStart"/>
+      <w:r>
+        <w:t>were loaded</w:t>
+      </w:r>
+      <w:proofErr w:type="gramEnd"/>
+      <w:r>
+        <w:t xml:space="preserve"> and concatenated into a single </w:t>
+      </w:r>
+      <w:proofErr w:type="spellStart"/>
+      <w:r>
+        <w:t>DataFrame</w:t>
+      </w:r>
+      <w:proofErr w:type="spellEnd"/>
+      <w:r>
+        <w:t xml:space="preserve"> of approximately 2.5 million rows across approximately </w:t>
+      </w:r>
+      <w:r>
+        <w:t>eighty</w:t>
+      </w:r>
+      <w:r>
+        <w:t xml:space="preserve"> features. Rows containing </w:t>
+      </w:r>
+      <w:proofErr w:type="spellStart"/>
+      <w:r>
+        <w:t>NaN</w:t>
+      </w:r>
+      <w:proofErr w:type="spellEnd"/>
+      <w:r>
+        <w:t xml:space="preserve"> values, infinities, and exact duplicates </w:t>
+      </w:r>
+      <w:proofErr w:type="gramStart"/>
+      <w:r>
+        <w:t>were removed</w:t>
+      </w:r>
+      <w:proofErr w:type="gramEnd"/>
+      <w:r>
+        <w:t>.</w:t>
+      </w:r>
+    </w:p>
+    <w:p>
+      <w:pPr>
+        <w:pStyle w:val="ListParagraph"/>
+        <w:spacing w:after="6pt"/>
+        <w:ind w:start="27pt"/>
+        <w:jc w:val="both"/>
+      </w:pPr>
+    </w:p>
+    <w:p>
+      <w:pPr>
+        <w:pStyle w:val="ListParagraph"/>
+        <w:spacing w:after="6pt"/>
+        <w:ind w:start="27pt"/>
+        <w:jc w:val="both"/>
+      </w:pPr>
+      <w:r>
+        <w:rPr>
+          <w:b/>
+          <w:bCs/>
+        </w:rPr>
+        <w:t>Binary label encoding for categorical variables:</w:t>
+      </w:r>
+      <w:r>
+        <w:t xml:space="preserve"> The variables </w:t>
+      </w:r>
+      <w:proofErr w:type="gramStart"/>
+      <w:r>
+        <w:t>were mapped</w:t>
+      </w:r>
+      <w:proofErr w:type="gramEnd"/>
+      <w:r>
+        <w:t xml:space="preserve"> to a binary classification where benign multi-classes </w:t>
+      </w:r>
+      <w:proofErr w:type="gramStart"/>
+      <w:r>
+        <w:t>were labelled</w:t>
+      </w:r>
+      <w:proofErr w:type="gramEnd"/>
+      <w:r>
+        <w:t xml:space="preserve"> as </w:t>
+      </w:r>
+      <w:r>
+        <w:t>zero</w:t>
+      </w:r>
+      <w:r>
+        <w:t xml:space="preserve"> (0)</w:t>
+      </w:r>
+      <w:r>
+        <w:t xml:space="preserve"> and attacks </w:t>
+      </w:r>
+      <w:proofErr w:type="gramStart"/>
+      <w:r>
+        <w:t>were labelled</w:t>
+      </w:r>
+      <w:proofErr w:type="gramEnd"/>
+      <w:r>
+        <w:t xml:space="preserve"> as </w:t>
+      </w:r>
+      <w:r>
+        <w:t>one (1)</w:t>
+      </w:r>
+      <w:r>
+        <w:t>.</w:t>
+      </w:r>
+    </w:p>
+    <w:p>
+      <w:pPr>
+        <w:pStyle w:val="ListParagraph"/>
+        <w:spacing w:after="6pt"/>
+        <w:ind w:start="27pt"/>
+        <w:jc w:val="both"/>
+      </w:pPr>
+    </w:p>
+    <w:p>
+      <w:pPr>
+        <w:pStyle w:val="ListParagraph"/>
+        <w:numPr>
+          <w:ilvl w:val="0"/>
+          <w:numId w:val="25"/>
+        </w:numPr>
+        <w:spacing w:after="6pt"/>
+        <w:ind w:start="27pt" w:hanging="13.50pt"/>
+        <w:jc w:val="both"/>
+      </w:pPr>
+      <w:r>
+        <w:rPr>
+          <w:b/>
+          <w:bCs/>
+        </w:rPr>
+        <w:t>Feature filtering on the training set. (low variance and high correlation thresholds)</w:t>
+      </w:r>
+      <w:r>
+        <w:rPr>
+          <w:b/>
+          <w:bCs/>
+        </w:rPr>
+        <w:t>:</w:t>
+      </w:r>
+      <w:r>
+        <w:t xml:space="preserve"> Features</w:t>
+      </w:r>
+      <w:r>
+        <w:t xml:space="preserve"> that </w:t>
+      </w:r>
+      <w:proofErr w:type="gramStart"/>
+      <w:r>
+        <w:t>were found</w:t>
+      </w:r>
+      <w:proofErr w:type="gramEnd"/>
+      <w:r>
+        <w:t xml:space="preserve"> to be mostly constant (</w:t>
+      </w:r>
+      <w:r>
+        <w:t>Low variance</w:t>
+      </w:r>
+      <w:r>
+        <w:t xml:space="preserve"> with a std &lt; 0.01) in addition to variables that had a high correlation with each other (|r| &gt; 0.95) </w:t>
+      </w:r>
+      <w:proofErr w:type="gramStart"/>
+      <w:r>
+        <w:t>were removed</w:t>
+      </w:r>
+      <w:proofErr w:type="gramEnd"/>
+      <w:r>
+        <w:t xml:space="preserve"> as they </w:t>
+      </w:r>
+      <w:proofErr w:type="gramStart"/>
+      <w:r>
+        <w:t>were deemed</w:t>
+      </w:r>
+      <w:proofErr w:type="gramEnd"/>
+      <w:r>
+        <w:t xml:space="preserve"> to be redundant.</w:t>
+      </w:r>
+    </w:p>
+    <w:p>
+      <w:pPr>
+        <w:pStyle w:val="ListParagraph"/>
+        <w:spacing w:after="6pt"/>
+        <w:ind w:start="27pt"/>
+        <w:jc w:val="both"/>
+      </w:pPr>
+    </w:p>
+    <w:p>
+      <w:pPr>
+        <w:pStyle w:val="ListParagraph"/>
+        <w:spacing w:after="6pt"/>
+        <w:ind w:start="27pt"/>
+        <w:jc w:val="both"/>
+      </w:pPr>
+      <w:r>
+        <w:rPr>
+          <w:b/>
+          <w:bCs/>
+        </w:rPr>
+        <w:t>Stratified splitting:</w:t>
+      </w:r>
+      <w:r>
+        <w:t xml:space="preserve"> The cleaned data </w:t>
+      </w:r>
+      <w:proofErr w:type="gramStart"/>
+      <w:r>
+        <w:t>was separated</w:t>
+      </w:r>
+      <w:proofErr w:type="gramEnd"/>
+      <w:r>
+        <w:t xml:space="preserve"> into a 70/15/15 split between training, validation, and </w:t>
+      </w:r>
+      <w:r>
+        <w:lastRenderedPageBreak/>
+        <w:t>testing using stratified sampling to preserve the class distribution.</w:t>
+      </w:r>
+    </w:p>
+    <w:p>
+      <w:pPr>
+        <w:pStyle w:val="ListParagraph"/>
+        <w:spacing w:after="6pt"/>
+        <w:ind w:start="27pt"/>
+        <w:jc w:val="both"/>
+      </w:pPr>
+    </w:p>
+    <w:p>
+      <w:pPr>
+        <w:pStyle w:val="ListParagraph"/>
+        <w:numPr>
+          <w:ilvl w:val="0"/>
+          <w:numId w:val="25"/>
+        </w:numPr>
+        <w:spacing w:after="6pt"/>
+        <w:ind w:start="27pt" w:hanging="13.50pt"/>
+        <w:jc w:val="both"/>
+      </w:pPr>
+      <w:r>
+        <w:rPr>
+          <w:b/>
+          <w:bCs/>
+        </w:rPr>
+        <w:t>Min-Max Normalisation of numerical features:</w:t>
+      </w:r>
+      <w:r>
+        <w:t xml:space="preserve"> All numerical features </w:t>
+      </w:r>
+      <w:proofErr w:type="gramStart"/>
+      <w:r>
+        <w:t>were scaled</w:t>
+      </w:r>
+      <w:proofErr w:type="gramEnd"/>
+      <w:r>
+        <w:t xml:space="preserve"> between [</w:t>
+      </w:r>
+      <w:r>
+        <w:t>0...</w:t>
+      </w:r>
+      <w:r>
+        <w:t xml:space="preserve">1] using a </w:t>
+      </w:r>
+      <w:proofErr w:type="spellStart"/>
+      <w:r>
+        <w:t>MinMaxScaler</w:t>
+      </w:r>
+      <w:proofErr w:type="spellEnd"/>
+      <w:r>
+        <w:t xml:space="preserve">, which </w:t>
+      </w:r>
+      <w:r>
+        <w:t>fit</w:t>
+      </w:r>
+      <w:r>
+        <w:t xml:space="preserve"> exclusively on the training set to prevent data leakage.</w:t>
+      </w:r>
+    </w:p>
+    <w:p>
+      <w:pPr>
+        <w:pStyle w:val="ListParagraph"/>
+        <w:spacing w:after="6pt"/>
+        <w:ind w:start="27pt"/>
+        <w:jc w:val="both"/>
+      </w:pPr>
+    </w:p>
+    <w:p>
+      <w:pPr>
+        <w:pStyle w:val="ListParagraph"/>
+        <w:numPr>
+          <w:ilvl w:val="0"/>
+          <w:numId w:val="25"/>
+        </w:numPr>
+        <w:spacing w:after="6pt"/>
+        <w:ind w:start="27pt" w:hanging="13.50pt"/>
+        <w:jc w:val="both"/>
+      </w:pPr>
+      <w:r>
+        <w:rPr>
+          <w:b/>
+          <w:bCs/>
+        </w:rPr>
+        <w:t>Class weighting:</w:t>
+      </w:r>
+      <w:r>
+        <w:t xml:space="preserve"> Inverse frequency class weights were computed from the training set, initially we thought to implement SMOTE [Synthetic Minority Over-sampling Technique] in tandem with class weight modification but decided against it as combining them would artificially induce overfitting and exaggerate the minority attack labels while utilizing class weightings would penalize incorrect classification of the minority labels (Attack instances) harshly which better suited our goals.</w:t>
+      </w:r>
+    </w:p>
+    <w:p>
+      <w:pPr>
+        <w:pStyle w:val="ListParagraph"/>
+      </w:pPr>
+    </w:p>
+    <w:p>
+      <w:pPr>
+        <w:pStyle w:val="Heading2"/>
+        <w:rPr>
+          <w:noProof w:val="0"/>
+        </w:rPr>
+      </w:pPr>
+      <w:r>
+        <w:rPr>
+          <w:noProof w:val="0"/>
+        </w:rPr>
+        <w:t>Base Models</w:t>
+      </w:r>
+    </w:p>
+    <w:p>
+      <w:pPr>
+        <w:pStyle w:val="BodyText"/>
+        <w:rPr>
+          <w:lang w:val="en-GB"/>
+        </w:rPr>
+      </w:pPr>
+      <w:r>
+        <w:rPr>
+          <w:lang w:val="en-GB"/>
+        </w:rPr>
+        <w:t xml:space="preserve">Two ensemble-based classifiers </w:t>
+      </w:r>
+      <w:proofErr w:type="gramStart"/>
+      <w:r>
+        <w:rPr>
+          <w:lang w:val="en-GB"/>
+        </w:rPr>
+        <w:t>were selected</w:t>
+      </w:r>
+      <w:proofErr w:type="gramEnd"/>
+      <w:r>
+        <w:rPr>
+          <w:lang w:val="en-GB"/>
+        </w:rPr>
+        <w:t xml:space="preserve"> as our base models for all experimental evaluations: Random Forest [RF] and </w:t>
+      </w:r>
+      <w:proofErr w:type="spellStart"/>
+      <w:r>
+        <w:rPr>
+          <w:lang w:val="en-GB"/>
+        </w:rPr>
+        <w:t>XGBoost</w:t>
+      </w:r>
+      <w:proofErr w:type="spellEnd"/>
+      <w:r>
+        <w:rPr>
+          <w:lang w:val="en-GB"/>
+        </w:rPr>
+        <w:t xml:space="preserve">. Both models were employed in two capacities: as standalone baseline classifiers trained with all </w:t>
+      </w:r>
+      <w:r>
+        <w:rPr>
+          <w:lang w:val="en-GB"/>
+        </w:rPr>
+        <w:t>pre-processed</w:t>
+      </w:r>
+      <w:r>
+        <w:rPr>
+          <w:lang w:val="en-GB"/>
+        </w:rPr>
+        <w:t xml:space="preserve"> features and default hyperparameters, and second, as the underlying classifiers whose feature subsets and hyperparameters </w:t>
+      </w:r>
+      <w:proofErr w:type="gramStart"/>
+      <w:r>
+        <w:rPr>
+          <w:lang w:val="en-GB"/>
+        </w:rPr>
+        <w:t>were optimized</w:t>
+      </w:r>
+      <w:proofErr w:type="gramEnd"/>
+      <w:r>
+        <w:rPr>
+          <w:lang w:val="en-GB"/>
+        </w:rPr>
+        <w:t xml:space="preserve"> by each metaheuristic optimization algorithm. The base model itself remained consistent throughout, while the metaheuristic algorithms functioned as optimizers of the model’s input and configuration.</w:t>
+      </w:r>
+    </w:p>
+    <w:p>
+      <w:pPr>
+        <w:pStyle w:val="BodyText"/>
+        <w:rPr>
+          <w:lang w:val="en-GB"/>
+        </w:rPr>
+      </w:pPr>
+      <w:r>
+        <w:rPr>
+          <w:lang w:val="en-GB"/>
+        </w:rPr>
+        <w:t>Random Forest is a bagging-based ensemble ML algorithm that combines multiple decision tree classifiers on random sub-samples of the dataset to improve the predictive accuracy and reduce over-fitting where possible [</w:t>
+      </w:r>
+      <w:r>
+        <w:rPr>
+          <w:lang w:val="en-GB"/>
+        </w:rPr>
+        <w:t>7</w:t>
+      </w:r>
+      <w:r>
+        <w:rPr>
+          <w:lang w:val="en-GB"/>
+        </w:rPr>
+        <w:t xml:space="preserve">]. The implementation </w:t>
+      </w:r>
+      <w:r>
+        <w:rPr>
+          <w:lang w:val="en-GB"/>
+        </w:rPr>
+        <w:t>used</w:t>
+      </w:r>
+      <w:r>
+        <w:rPr>
+          <w:lang w:val="en-GB"/>
+        </w:rPr>
+        <w:t xml:space="preserve"> in this project is </w:t>
+      </w:r>
+      <w:proofErr w:type="spellStart"/>
+      <w:r>
+        <w:rPr>
+          <w:lang w:val="en-GB"/>
+        </w:rPr>
+        <w:t>SciKit’s</w:t>
+      </w:r>
+      <w:proofErr w:type="spellEnd"/>
+      <w:r>
+        <w:rPr>
+          <w:lang w:val="en-GB"/>
+        </w:rPr>
+        <w:t xml:space="preserve"> </w:t>
+      </w:r>
+      <w:proofErr w:type="spellStart"/>
+      <w:r>
+        <w:rPr>
+          <w:lang w:val="en-GB"/>
+        </w:rPr>
+        <w:t>RandomForestClassifier</w:t>
+      </w:r>
+      <w:proofErr w:type="spellEnd"/>
+      <w:r>
+        <w:rPr>
+          <w:lang w:val="en-GB"/>
+        </w:rPr>
+        <w:t xml:space="preserve"> acquired from Scikit-Learn </w:t>
+      </w:r>
+      <w:r>
+        <w:rPr>
+          <w:lang w:val="en-GB"/>
+        </w:rPr>
+        <w:t>via: “</w:t>
+      </w:r>
+      <w:r>
+        <w:rPr>
+          <w:lang w:val="en-GB"/>
+        </w:rPr>
+        <w:t xml:space="preserve">from </w:t>
+      </w:r>
+      <w:proofErr w:type="spellStart"/>
+      <w:r>
+        <w:rPr>
+          <w:lang w:val="en-GB"/>
+        </w:rPr>
+        <w:t>sklearn.ensemble</w:t>
+      </w:r>
+      <w:proofErr w:type="spellEnd"/>
+      <w:r>
+        <w:rPr>
+          <w:lang w:val="en-GB"/>
+        </w:rPr>
+        <w:t xml:space="preserve"> import </w:t>
+      </w:r>
+      <w:proofErr w:type="spellStart"/>
+      <w:r>
+        <w:rPr>
+          <w:lang w:val="en-GB"/>
+        </w:rPr>
+        <w:t>RandomForestClassifier</w:t>
+      </w:r>
+      <w:proofErr w:type="spellEnd"/>
+      <w:r>
+        <w:rPr>
+          <w:lang w:val="en-GB"/>
+        </w:rPr>
+        <w:t>”</w:t>
+      </w:r>
+      <w:r>
+        <w:rPr>
+          <w:lang w:val="en-GB"/>
+        </w:rPr>
+        <w:t xml:space="preserve"> [</w:t>
+      </w:r>
+      <w:r>
+        <w:rPr>
+          <w:lang w:val="en-GB"/>
+        </w:rPr>
+        <w:t>8</w:t>
+      </w:r>
+      <w:r>
+        <w:rPr>
+          <w:lang w:val="en-GB"/>
+        </w:rPr>
+        <w:t>].</w:t>
+      </w:r>
+    </w:p>
+    <w:p>
+      <w:pPr>
+        <w:pStyle w:val="BodyText"/>
+        <w:rPr>
+          <w:lang w:val="en-GB"/>
+        </w:rPr>
+      </w:pPr>
+      <w:proofErr w:type="spellStart"/>
+      <w:r>
+        <w:rPr>
+          <w:lang w:val="en-GB"/>
+        </w:rPr>
+        <w:t>XGBoost</w:t>
+      </w:r>
+      <w:proofErr w:type="spellEnd"/>
+      <w:r>
+        <w:rPr>
+          <w:lang w:val="en-GB"/>
+        </w:rPr>
+        <w:t xml:space="preserve"> (</w:t>
+      </w:r>
+      <w:proofErr w:type="spellStart"/>
+      <w:r>
+        <w:rPr>
+          <w:lang w:val="en-GB"/>
+        </w:rPr>
+        <w:t>eXtreme</w:t>
+      </w:r>
+      <w:proofErr w:type="spellEnd"/>
+      <w:r>
+        <w:rPr>
+          <w:lang w:val="en-GB"/>
+        </w:rPr>
+        <w:t xml:space="preserve"> Gradient Boosting) is a gradient boosted decision tree ML algorithm that initializes </w:t>
+      </w:r>
+      <w:proofErr w:type="gramStart"/>
+      <w:r>
+        <w:rPr>
+          <w:lang w:val="en-GB"/>
+        </w:rPr>
+        <w:t>several</w:t>
+      </w:r>
+      <w:proofErr w:type="gramEnd"/>
+      <w:r>
+        <w:rPr>
+          <w:lang w:val="en-GB"/>
+        </w:rPr>
+        <w:t xml:space="preserve"> “weak” learners (typically shallow decision trees) in a sequential manner where each successive tree </w:t>
+      </w:r>
+      <w:proofErr w:type="gramStart"/>
+      <w:r>
+        <w:rPr>
+          <w:lang w:val="en-GB"/>
+        </w:rPr>
+        <w:t>is trained</w:t>
+      </w:r>
+      <w:proofErr w:type="gramEnd"/>
+      <w:r>
+        <w:rPr>
+          <w:lang w:val="en-GB"/>
+        </w:rPr>
+        <w:t xml:space="preserve"> to minimize the residual errors of the cumulative ensemble by fitting to the negative gradient descent in function space </w:t>
+      </w:r>
+      <w:r>
+        <w:rPr>
+          <w:lang w:val="en-GB"/>
+        </w:rPr>
+        <w:t>[9</w:t>
+      </w:r>
+      <w:r>
+        <w:rPr>
+          <w:lang w:val="en-GB"/>
+        </w:rPr>
+        <w:t>] [</w:t>
+      </w:r>
+      <w:r>
+        <w:rPr>
+          <w:lang w:val="en-GB"/>
+        </w:rPr>
+        <w:t>10</w:t>
+      </w:r>
+      <w:r>
+        <w:rPr>
+          <w:lang w:val="en-GB"/>
+        </w:rPr>
+        <w:t xml:space="preserve">]. This is an optimization algorithm used to reduce error rates in ML models by adjusting the parameters where errors decrease the most, and it combines multiple weaker models to create a performant model. The implementation utilized in this project is from the </w:t>
+      </w:r>
+      <w:proofErr w:type="spellStart"/>
+      <w:r>
+        <w:rPr>
+          <w:lang w:val="en-GB"/>
+        </w:rPr>
+        <w:t>XGBoost</w:t>
+      </w:r>
+      <w:proofErr w:type="spellEnd"/>
+      <w:r>
+        <w:rPr>
+          <w:lang w:val="en-GB"/>
+        </w:rPr>
+        <w:t xml:space="preserve"> Python library, using from </w:t>
+      </w:r>
+      <w:proofErr w:type="spellStart"/>
+      <w:r>
+        <w:rPr>
+          <w:lang w:val="en-GB"/>
+        </w:rPr>
+        <w:t>xgboost</w:t>
+      </w:r>
+      <w:proofErr w:type="spellEnd"/>
+      <w:r>
+        <w:rPr>
+          <w:lang w:val="en-GB"/>
+        </w:rPr>
+        <w:t xml:space="preserve"> import </w:t>
+      </w:r>
+      <w:proofErr w:type="spellStart"/>
+      <w:r>
+        <w:rPr>
+          <w:lang w:val="en-GB"/>
+        </w:rPr>
+        <w:t>XGBClassifier</w:t>
+      </w:r>
+      <w:proofErr w:type="spellEnd"/>
+      <w:r>
+        <w:rPr>
+          <w:lang w:val="en-GB"/>
+        </w:rPr>
+        <w:t xml:space="preserve"> [</w:t>
+      </w:r>
+      <w:r>
+        <w:rPr>
+          <w:lang w:val="en-GB"/>
+        </w:rPr>
+        <w:t>9</w:t>
+      </w:r>
+      <w:r>
+        <w:rPr>
+          <w:lang w:val="en-GB"/>
+        </w:rPr>
+        <w:t>][</w:t>
+      </w:r>
+      <w:r>
+        <w:rPr>
+          <w:lang w:val="en-GB"/>
+        </w:rPr>
+        <w:t>10</w:t>
+      </w:r>
+      <w:r>
+        <w:rPr>
+          <w:lang w:val="en-GB"/>
+        </w:rPr>
+        <w:t>][</w:t>
+      </w:r>
+      <w:r>
+        <w:rPr>
+          <w:lang w:val="en-GB"/>
+        </w:rPr>
+        <w:t>11</w:t>
+      </w:r>
+      <w:r>
+        <w:rPr>
+          <w:lang w:val="en-GB"/>
+        </w:rPr>
+        <w:t>].</w:t>
+      </w:r>
+    </w:p>
+    <w:p>
+      <w:pPr>
+        <w:pStyle w:val="BodyText"/>
+        <w:rPr>
+          <w:lang w:val="en-GB"/>
+        </w:rPr>
+      </w:pPr>
+      <w:r>
+        <w:rPr>
+          <w:lang w:val="en-GB"/>
+        </w:rPr>
+        <w:t xml:space="preserve">A note is that </w:t>
+      </w:r>
+      <w:proofErr w:type="spellStart"/>
+      <w:r>
+        <w:rPr>
+          <w:lang w:val="en-GB"/>
+        </w:rPr>
+        <w:t>XGBoost</w:t>
+      </w:r>
+      <w:proofErr w:type="spellEnd"/>
+      <w:r>
+        <w:rPr>
+          <w:lang w:val="en-GB"/>
+        </w:rPr>
+        <w:t xml:space="preserve"> is implemented on top of a core C++ Library [XG 3], while </w:t>
+      </w:r>
+      <w:proofErr w:type="spellStart"/>
+      <w:r>
+        <w:rPr>
+          <w:lang w:val="en-GB"/>
+        </w:rPr>
+        <w:t>RFClassifier</w:t>
+      </w:r>
+      <w:proofErr w:type="spellEnd"/>
+      <w:r>
+        <w:rPr>
+          <w:lang w:val="en-GB"/>
+        </w:rPr>
+        <w:t xml:space="preserve"> is built using a hybrid between Python, </w:t>
+      </w:r>
+      <w:proofErr w:type="spellStart"/>
+      <w:r>
+        <w:rPr>
+          <w:lang w:val="en-GB"/>
+        </w:rPr>
+        <w:t>Cython</w:t>
+      </w:r>
+      <w:proofErr w:type="spellEnd"/>
+      <w:r>
+        <w:rPr>
+          <w:lang w:val="en-GB"/>
+        </w:rPr>
+        <w:t xml:space="preserve">/C++; this architectural difference contributes to </w:t>
+      </w:r>
+      <w:proofErr w:type="spellStart"/>
+      <w:r>
+        <w:rPr>
+          <w:lang w:val="en-GB"/>
+        </w:rPr>
+        <w:t>XGBoost’s</w:t>
+      </w:r>
+      <w:proofErr w:type="spellEnd"/>
+      <w:r>
+        <w:rPr>
+          <w:lang w:val="en-GB"/>
+        </w:rPr>
+        <w:t xml:space="preserve"> substantially lower training times, where its parallelized tree-building and efficient memory access pattern over large datasets offer significant computational advantages [</w:t>
+      </w:r>
+      <w:r>
+        <w:rPr>
+          <w:lang w:val="en-GB"/>
+        </w:rPr>
+        <w:t>11</w:t>
+      </w:r>
+      <w:r>
+        <w:rPr>
+          <w:lang w:val="en-GB"/>
+        </w:rPr>
+        <w:t>].</w:t>
+      </w:r>
+    </w:p>
+    <w:p>
+      <w:pPr>
+        <w:pStyle w:val="BodyText"/>
+        <w:rPr>
+          <w:lang w:val="en-GB"/>
+        </w:rPr>
+      </w:pPr>
+      <w:r>
+        <w:rPr>
+          <w:lang w:val="en-GB"/>
+        </w:rPr>
+        <w:t xml:space="preserve">Both models were evaluated using 3-fold stratified cross-validation on the training set during the metaheuristic optimization phase, where a 5% stratified subsample of the training data was used for fitness evaluation during the </w:t>
+      </w:r>
+      <w:r>
+        <w:rPr>
+          <w:lang w:val="en-GB"/>
+        </w:rPr>
+        <w:t xml:space="preserve">metaheuristic search to prevent </w:t>
+      </w:r>
+      <w:proofErr w:type="spellStart"/>
+      <w:r>
+        <w:rPr>
+          <w:lang w:val="en-GB"/>
+        </w:rPr>
+        <w:t>ArrayMemoryErrors</w:t>
+      </w:r>
+      <w:proofErr w:type="spellEnd"/>
+      <w:r>
+        <w:rPr>
+          <w:lang w:val="en-GB"/>
+        </w:rPr>
+        <w:t xml:space="preserve"> with </w:t>
+      </w:r>
+      <w:r>
+        <w:rPr>
+          <w:lang w:val="en-GB"/>
+        </w:rPr>
+        <w:t>NumPy</w:t>
+      </w:r>
+      <w:r>
+        <w:rPr>
+          <w:lang w:val="en-GB"/>
+        </w:rPr>
+        <w:t xml:space="preserve"> and “Out Of Memory” issues that have taken place when running with various other parameters, including a higher stratified subsample percentage. This strategy </w:t>
+      </w:r>
+      <w:proofErr w:type="gramStart"/>
+      <w:r>
+        <w:rPr>
+          <w:lang w:val="en-GB"/>
+        </w:rPr>
+        <w:t>is justified</w:t>
+      </w:r>
+      <w:proofErr w:type="gramEnd"/>
+      <w:r>
+        <w:rPr>
+          <w:lang w:val="en-GB"/>
+        </w:rPr>
+        <w:t xml:space="preserve"> by the notion that metaheuristic optimizations require only correct fitness rankings rather than absolute fitness values. This </w:t>
+      </w:r>
+      <w:proofErr w:type="gramStart"/>
+      <w:r>
+        <w:rPr>
+          <w:lang w:val="en-GB"/>
+        </w:rPr>
+        <w:t>is combined</w:t>
+      </w:r>
+      <w:proofErr w:type="gramEnd"/>
+      <w:r>
+        <w:rPr>
+          <w:lang w:val="en-GB"/>
+        </w:rPr>
+        <w:t xml:space="preserve"> with the fact that the final model training and evaluation </w:t>
+      </w:r>
+      <w:proofErr w:type="gramStart"/>
+      <w:r>
+        <w:rPr>
+          <w:lang w:val="en-GB"/>
+        </w:rPr>
+        <w:t>were always conducted</w:t>
+      </w:r>
+      <w:proofErr w:type="gramEnd"/>
+      <w:r>
+        <w:rPr>
+          <w:lang w:val="en-GB"/>
+        </w:rPr>
+        <w:t xml:space="preserve"> on the full training and test sets to confirm the generalizability of the optimized hyperparameters and features selected.</w:t>
+      </w:r>
+    </w:p>
+    <w:p>
+      <w:pPr>
+        <w:pStyle w:val="Heading2"/>
+        <w:rPr>
+          <w:noProof w:val="0"/>
+        </w:rPr>
+      </w:pPr>
+      <w:r>
+        <w:rPr>
+          <w:noProof w:val="0"/>
+        </w:rPr>
+        <w:t>Metaheuristic Optimization Algorithms</w:t>
+      </w:r>
+    </w:p>
+    <w:p>
+      <w:pPr>
+        <w:pStyle w:val="BodyText"/>
+        <w:rPr>
+          <w:lang w:val="en-GB"/>
+        </w:rPr>
+      </w:pPr>
+      <w:r>
+        <w:rPr>
+          <w:lang w:val="en-GB"/>
+        </w:rPr>
+        <w:t xml:space="preserve">All the optimization algorithms </w:t>
+      </w:r>
+      <w:r>
+        <w:rPr>
+          <w:lang w:val="en-GB"/>
+        </w:rPr>
+        <w:t xml:space="preserve">implemented here </w:t>
+      </w:r>
+      <w:r>
+        <w:rPr>
+          <w:lang w:val="en-GB"/>
+        </w:rPr>
+        <w:t xml:space="preserve">share a common solution encoding scheme where each candidate solution </w:t>
+      </w:r>
+      <w:proofErr w:type="gramStart"/>
+      <w:r>
+        <w:rPr>
+          <w:lang w:val="en-GB"/>
+        </w:rPr>
+        <w:t>is represented</w:t>
+      </w:r>
+      <w:proofErr w:type="gramEnd"/>
+      <w:r>
+        <w:rPr>
+          <w:lang w:val="en-GB"/>
+        </w:rPr>
+        <w:t xml:space="preserve"> as a continuous vector in the range [</w:t>
+      </w:r>
+      <w:r>
+        <w:rPr>
+          <w:lang w:val="en-GB"/>
+        </w:rPr>
+        <w:t>0...</w:t>
+      </w:r>
+      <w:r>
+        <w:rPr>
+          <w:lang w:val="en-GB"/>
+        </w:rPr>
+        <w:t xml:space="preserve">1], and the remaining dimensions </w:t>
+      </w:r>
+      <w:proofErr w:type="gramStart"/>
+      <w:r>
+        <w:rPr>
+          <w:lang w:val="en-GB"/>
+        </w:rPr>
+        <w:t>are linearly mapped</w:t>
+      </w:r>
+      <w:proofErr w:type="gramEnd"/>
+      <w:r>
+        <w:rPr>
+          <w:lang w:val="en-GB"/>
+        </w:rPr>
+        <w:t xml:space="preserve"> to the model-specific hyperparameter bounds. This unified encoding </w:t>
+      </w:r>
+      <w:proofErr w:type="gramStart"/>
+      <w:r>
+        <w:rPr>
+          <w:lang w:val="en-GB"/>
+        </w:rPr>
+        <w:t>is implemented</w:t>
+      </w:r>
+      <w:proofErr w:type="gramEnd"/>
+      <w:r>
+        <w:rPr>
+          <w:lang w:val="en-GB"/>
+        </w:rPr>
+        <w:t xml:space="preserve"> in a shared abstract class (</w:t>
+      </w:r>
+      <w:proofErr w:type="spellStart"/>
+      <w:r>
+        <w:rPr>
+          <w:lang w:val="en-GB"/>
+        </w:rPr>
+        <w:t>MetaheuristicBase</w:t>
+      </w:r>
+      <w:proofErr w:type="spellEnd"/>
+      <w:r>
+        <w:rPr>
+          <w:lang w:val="en-GB"/>
+        </w:rPr>
+        <w:t xml:space="preserve">), which provides common functionality for solution decoding, fitness evaluation through weighted F1-scores that </w:t>
+      </w:r>
+      <w:proofErr w:type="gramStart"/>
+      <w:r>
+        <w:rPr>
+          <w:lang w:val="en-GB"/>
+        </w:rPr>
+        <w:t>are cross-validated</w:t>
+      </w:r>
+      <w:proofErr w:type="gramEnd"/>
+      <w:r>
+        <w:rPr>
+          <w:lang w:val="en-GB"/>
+        </w:rPr>
+        <w:t xml:space="preserve"> 3-fold, and evaluation caching to mitigate redundant computations.</w:t>
+      </w:r>
+    </w:p>
+    <w:p>
+      <w:pPr>
+        <w:pStyle w:val="BodyText"/>
+        <w:rPr>
+          <w:lang w:val="en-GB"/>
+        </w:rPr>
+      </w:pPr>
+      <w:r>
+        <w:rPr>
+          <w:lang w:val="en-GB"/>
+        </w:rPr>
+        <w:t xml:space="preserve">Five metaheuristic algorithms </w:t>
+      </w:r>
+      <w:proofErr w:type="gramStart"/>
+      <w:r>
+        <w:rPr>
+          <w:lang w:val="en-GB"/>
+        </w:rPr>
+        <w:t>were implemented</w:t>
+      </w:r>
+      <w:proofErr w:type="gramEnd"/>
+      <w:r>
+        <w:rPr>
+          <w:lang w:val="en-GB"/>
+        </w:rPr>
+        <w:t xml:space="preserve"> to optimize feature selection and hyperparameter tuning for the base classifiers; their details </w:t>
+      </w:r>
+      <w:proofErr w:type="gramStart"/>
+      <w:r>
+        <w:rPr>
+          <w:lang w:val="en-GB"/>
+        </w:rPr>
+        <w:t>are described</w:t>
+      </w:r>
+      <w:proofErr w:type="gramEnd"/>
+      <w:r>
+        <w:rPr>
+          <w:lang w:val="en-GB"/>
+        </w:rPr>
+        <w:t xml:space="preserve"> below:</w:t>
+      </w:r>
+    </w:p>
+    <w:p>
+      <w:pPr>
+        <w:pStyle w:val="BodyText"/>
+        <w:numPr>
+          <w:ilvl w:val="0"/>
+          <w:numId w:val="26"/>
+        </w:numPr>
+        <w:rPr>
+          <w:lang w:val="en-GB"/>
+        </w:rPr>
+      </w:pPr>
+      <w:r>
+        <w:rPr>
+          <w:lang w:val="en-GB"/>
+        </w:rPr>
+        <w:t>Genetic Algorithm (GA): A population-based evolutionary approach inspired by natural selection and genetic inheritance. The algorithm maintains a population of candidate solutions (entities/individuals) that evolve across successive generations through the application of selection, crossover, and mutation operators.</w:t>
+      </w:r>
+    </w:p>
+    <w:p>
+      <w:pPr>
+        <w:pStyle w:val="BodyText"/>
+        <w:numPr>
+          <w:ilvl w:val="0"/>
+          <w:numId w:val="26"/>
+        </w:numPr>
+        <w:rPr>
+          <w:lang w:val="en-GB"/>
+        </w:rPr>
+      </w:pPr>
+      <w:r>
+        <w:rPr>
+          <w:lang w:val="en-GB"/>
+        </w:rPr>
+        <w:t>Particle Swarm Optimization (PSO): A population-based, stochastic metaheuristic that simulates the collective behaviour of a group of particles navigating a search space where each particle maintains its respective candidate solution, velocity vector, and a memory of its personal best position (</w:t>
+      </w:r>
+      <w:proofErr w:type="spellStart"/>
+      <w:r>
+        <w:rPr>
+          <w:lang w:val="en-GB"/>
+        </w:rPr>
+        <w:t>pbest</w:t>
+      </w:r>
+      <w:proofErr w:type="spellEnd"/>
+      <w:r>
+        <w:rPr>
+          <w:lang w:val="en-GB"/>
+        </w:rPr>
+        <w:t>). PSO is known for its fast convergence and simplicity, but it suffers from premature convergence in high-dimensional problems. The swarm collectively tracks the global best position (</w:t>
+      </w:r>
+      <w:proofErr w:type="spellStart"/>
+      <w:r>
+        <w:rPr>
+          <w:lang w:val="en-GB"/>
+        </w:rPr>
+        <w:t>gbest</w:t>
+      </w:r>
+      <w:proofErr w:type="spellEnd"/>
+      <w:r>
+        <w:rPr>
+          <w:lang w:val="en-GB"/>
+        </w:rPr>
+        <w:t xml:space="preserve">) discovered by any particle. At each iteration, the velocity of each particle </w:t>
+      </w:r>
+      <w:proofErr w:type="gramStart"/>
+      <w:r>
+        <w:rPr>
+          <w:lang w:val="en-GB"/>
+        </w:rPr>
+        <w:t>is updated</w:t>
+      </w:r>
+      <w:proofErr w:type="gramEnd"/>
+      <w:r>
+        <w:rPr>
+          <w:lang w:val="en-GB"/>
+        </w:rPr>
+        <w:t xml:space="preserve"> according to three components: an inertia term (w), a cognitive component (c</w:t>
+      </w:r>
+      <w:r>
+        <w:rPr>
+          <w:vertAlign w:val="subscript"/>
+          <w:lang w:val="en-GB"/>
+        </w:rPr>
+        <w:t>1</w:t>
+      </w:r>
+      <w:r>
+        <w:rPr>
+          <w:lang w:val="en-GB"/>
+        </w:rPr>
+        <w:t>), a social component (c</w:t>
+      </w:r>
+      <w:r>
+        <w:rPr>
+          <w:vertAlign w:val="subscript"/>
+          <w:lang w:val="en-GB"/>
+        </w:rPr>
+        <w:t>2</w:t>
+      </w:r>
+      <w:r>
+        <w:rPr>
+          <w:lang w:val="en-GB"/>
+        </w:rPr>
+        <w:t>), and random numbers (r</w:t>
+      </w:r>
+      <w:r>
+        <w:rPr>
+          <w:vertAlign w:val="subscript"/>
+          <w:lang w:val="en-GB"/>
+        </w:rPr>
+        <w:t>1</w:t>
+      </w:r>
+      <w:r>
+        <w:rPr>
+          <w:lang w:val="en-GB"/>
+        </w:rPr>
+        <w:t xml:space="preserve"> &amp; r</w:t>
+      </w:r>
+      <w:r>
+        <w:rPr>
+          <w:vertAlign w:val="subscript"/>
+          <w:lang w:val="en-GB"/>
+        </w:rPr>
+        <w:t>2</w:t>
+      </w:r>
+      <w:r>
+        <w:rPr>
+          <w:lang w:val="en-GB"/>
+        </w:rPr>
+        <w:t>) using the following equation:</w:t>
+      </w:r>
+    </w:p>
+    <w:p>
+      <w:pPr>
+        <w:pStyle w:val="equation"/>
+        <w:ind w:start="14.40pt"/>
+      </w:pPr>
+      <w:r>
+        <w:tab/>
+      </w:r>
+      <w:r>
+        <w:rPr>
+          <w:rFonts w:ascii="Times New Roman" w:hAnsi="Times New Roman" w:cs="Times New Roman"/>
+          <w:i/>
+        </w:rPr>
+        <w:t>v</w:t>
+      </w:r>
+      <w:r>
+        <w:rPr>
+          <w:rFonts w:ascii="Times New Roman" w:hAnsi="Times New Roman" w:cs="Times New Roman"/>
+          <w:i/>
+        </w:rPr>
+        <w:t xml:space="preserve"> =</w:t>
+      </w:r>
+      <w:r>
+        <w:rPr>
+          <w:rFonts w:ascii="Times New Roman" w:hAnsi="Times New Roman" w:cs="Times New Roman"/>
+          <w:i/>
+        </w:rPr>
+        <w:t xml:space="preserve"> </w:t>
+      </w:r>
+      <w:r>
+        <w:rPr>
+          <w:rFonts w:ascii="Times New Roman" w:hAnsi="Times New Roman" w:cs="Times New Roman"/>
+          <w:i/>
+        </w:rPr>
+        <w:t xml:space="preserve"> </w:t>
+      </w:r>
+      <m:oMath>
+        <m:r>
+          <w:rPr>
+            <w:rFonts w:ascii="Cambria Math" w:hAnsi="Cambria Math" w:cs="Times New Roman"/>
+          </w:rPr>
+          <m:t>wv+</m:t>
+        </m:r>
+        <m:sSub>
+          <m:sSubPr>
+            <m:ctrlPr>
+              <w:rPr>
+                <w:rFonts w:ascii="Cambria Math" w:hAnsi="Cambria Math" w:cs="Times New Roman"/>
+                <w:i/>
+              </w:rPr>
+            </m:ctrlPr>
+          </m:sSubPr>
+          <m:e>
+            <m:r>
+              <w:rPr>
+                <w:rFonts w:ascii="Cambria Math" w:hAnsi="Cambria Math" w:cs="Times New Roman"/>
+              </w:rPr>
+              <m:t>c</m:t>
+            </m:r>
+          </m:e>
+          <m:sub>
+            <m:r>
+              <w:rPr>
+                <w:rFonts w:ascii="Cambria Math" w:hAnsi="Cambria Math" w:cs="Times New Roman"/>
+              </w:rPr>
+              <m:t>1</m:t>
+            </m:r>
+          </m:sub>
+        </m:sSub>
+        <m:sSub>
+          <m:sSubPr>
+            <m:ctrlPr>
+              <w:rPr>
+                <w:rFonts w:ascii="Cambria Math" w:hAnsi="Cambria Math" w:cs="Times New Roman"/>
+                <w:i/>
+              </w:rPr>
+            </m:ctrlPr>
+          </m:sSubPr>
+          <m:e>
+            <m:r>
+              <w:rPr>
+                <w:rFonts w:ascii="Cambria Math" w:hAnsi="Cambria Math" w:cs="Times New Roman"/>
+              </w:rPr>
+              <m:t>r</m:t>
+            </m:r>
+          </m:e>
+          <m:sub>
+            <m:r>
+              <w:rPr>
+                <w:rFonts w:ascii="Cambria Math" w:hAnsi="Cambria Math" w:cs="Times New Roman"/>
+              </w:rPr>
+              <m:t>1</m:t>
+            </m:r>
+          </m:sub>
+        </m:sSub>
+        <m:d>
+          <m:dPr>
+            <m:ctrlPr>
+              <w:rPr>
+                <w:rFonts w:ascii="Cambria Math" w:hAnsi="Cambria Math" w:cs="Times New Roman"/>
+                <w:i/>
+              </w:rPr>
+            </m:ctrlPr>
+          </m:dPr>
+          <m:e>
+            <m:r>
+              <w:rPr>
+                <w:rFonts w:ascii="Cambria Math" w:hAnsi="Cambria Math" w:cs="Times New Roman"/>
+              </w:rPr>
+              <m:t>pbest-x</m:t>
+            </m:r>
+          </m:e>
+        </m:d>
+        <m:r>
+          <w:rPr>
+            <w:rFonts w:ascii="Cambria Math" w:hAnsi="Cambria Math" w:cs="Times New Roman"/>
+          </w:rPr>
+          <m:t>+</m:t>
+        </m:r>
+        <m:sSub>
+          <m:sSubPr>
+            <m:ctrlPr>
+              <w:rPr>
+                <w:rFonts w:ascii="Cambria Math" w:hAnsi="Cambria Math" w:cs="Times New Roman"/>
+                <w:i/>
+              </w:rPr>
+            </m:ctrlPr>
+          </m:sSubPr>
+          <m:e>
+            <m:r>
+              <w:rPr>
+                <w:rFonts w:ascii="Cambria Math" w:hAnsi="Cambria Math" w:cs="Times New Roman"/>
+              </w:rPr>
+              <m:t>c</m:t>
+            </m:r>
+          </m:e>
+          <m:sub>
+            <m:r>
+              <w:rPr>
+                <w:rFonts w:ascii="Cambria Math" w:hAnsi="Cambria Math" w:cs="Times New Roman"/>
+              </w:rPr>
+              <m:t>2</m:t>
+            </m:r>
+          </m:sub>
+        </m:sSub>
+        <m:sSub>
+          <m:sSubPr>
+            <m:ctrlPr>
+              <w:rPr>
+                <w:rFonts w:ascii="Cambria Math" w:hAnsi="Cambria Math" w:cs="Times New Roman"/>
+                <w:i/>
+              </w:rPr>
+            </m:ctrlPr>
+          </m:sSubPr>
+          <m:e>
+            <m:r>
+              <w:rPr>
+                <w:rFonts w:ascii="Cambria Math" w:hAnsi="Cambria Math" w:cs="Times New Roman"/>
+              </w:rPr>
+              <m:t>r</m:t>
+            </m:r>
+          </m:e>
+          <m:sub>
+            <m:r>
+              <w:rPr>
+                <w:rFonts w:ascii="Cambria Math" w:hAnsi="Cambria Math" w:cs="Times New Roman"/>
+              </w:rPr>
+              <m:t>2</m:t>
+            </m:r>
+          </m:sub>
+        </m:sSub>
+        <m:r>
+          <w:rPr>
+            <w:rFonts w:ascii="Cambria Math" w:hAnsi="Cambria Math" w:cs="Times New Roman"/>
+          </w:rPr>
+          <m:t>(</m:t>
+        </m:r>
+        <m:r>
+          <w:rPr>
+            <w:rFonts w:ascii="Cambria Math" w:hAnsi="Cambria Math" w:cs="Times New Roman"/>
+          </w:rPr>
+          <m:t>g</m:t>
+        </m:r>
+        <m:r>
+          <w:rPr>
+            <w:rFonts w:ascii="Cambria Math" w:hAnsi="Cambria Math" w:cs="Times New Roman"/>
+          </w:rPr>
+          <m:t>best-x)</m:t>
+        </m:r>
+      </m:oMath>
+      <w:r>
+        <w:tab/>
+      </w:r>
+      <w:r>
+        <w:t></w:t>
+      </w:r>
+      <w:r>
+        <w:t>8</w:t>
+      </w:r>
+      <w:r>
+        <w:t></w:t>
+      </w:r>
+    </w:p>
+    <w:p>
+      <w:pPr>
+        <w:pStyle w:val="BodyText"/>
+        <w:numPr>
+          <w:ilvl w:val="0"/>
+          <w:numId w:val="26"/>
+        </w:numPr>
+        <w:rPr>
+          <w:lang w:val="en-GB"/>
+        </w:rPr>
+      </w:pPr>
+      <w:r>
+        <w:rPr>
+          <w:lang w:val="en-GB"/>
+        </w:rPr>
+        <w:t>Lion Optimization Algorithm (LOA): A population-based, nature-inspired metaheuristic that models the social behaviour of lions, distinguishing between pride members that exhibit cooperative, exploitation-focused behaviour and nomadic individuals that explore the search space independently [</w:t>
+      </w:r>
+      <w:r>
+        <w:rPr>
+          <w:lang w:val="en-GB"/>
+        </w:rPr>
+        <w:t>3</w:t>
+      </w:r>
+      <w:r>
+        <w:rPr>
+          <w:lang w:val="en-GB"/>
+        </w:rPr>
+        <w:t>].</w:t>
+      </w:r>
+    </w:p>
+    <w:p>
+      <w:pPr>
+        <w:pStyle w:val="BodyText"/>
+        <w:numPr>
+          <w:ilvl w:val="0"/>
+          <w:numId w:val="26"/>
+        </w:numPr>
+        <w:rPr>
+          <w:lang w:val="en-GB"/>
+        </w:rPr>
+      </w:pPr>
+      <w:r>
+        <w:rPr>
+          <w:lang w:val="en-GB"/>
+        </w:rPr>
+        <w:t>Virus Colony Search (VCS): A population-based, nature-inspired metaheuristic that simulates the biological processes behind virus infection, diffusion, and immune response. The algorithm operates in two alternating phases [</w:t>
+      </w:r>
+      <w:r>
+        <w:rPr>
+          <w:lang w:val="en-GB"/>
+        </w:rPr>
+        <w:t>3</w:t>
+      </w:r>
+      <w:r>
+        <w:rPr>
+          <w:lang w:val="en-GB"/>
+        </w:rPr>
+        <w:t xml:space="preserve">]. The diffusion-infection phase represents two </w:t>
+      </w:r>
+      <w:r>
+        <w:rPr>
+          <w:lang w:val="en-GB"/>
+        </w:rPr>
+        <w:t>viable options</w:t>
+      </w:r>
+      <w:r>
+        <w:rPr>
+          <w:lang w:val="en-GB"/>
+        </w:rPr>
+        <w:t>; each virus moves towards the best-known solution (</w:t>
+      </w:r>
+      <w:proofErr w:type="spellStart"/>
+      <w:r>
+        <w:rPr>
+          <w:lang w:val="en-GB"/>
+        </w:rPr>
+        <w:t>gbest</w:t>
+      </w:r>
+      <w:proofErr w:type="spellEnd"/>
+      <w:r>
+        <w:rPr>
+          <w:lang w:val="en-GB"/>
+        </w:rPr>
+        <w:t xml:space="preserve">) via a random </w:t>
+      </w:r>
+      <w:r>
+        <w:rPr>
+          <w:lang w:val="en-GB"/>
+        </w:rPr>
+        <w:lastRenderedPageBreak/>
+        <w:t xml:space="preserve">vector or diffusion, which runs it via a Gaussian random walk. The viral diffusion can </w:t>
+      </w:r>
+      <w:proofErr w:type="gramStart"/>
+      <w:r>
+        <w:rPr>
+          <w:lang w:val="en-GB"/>
+        </w:rPr>
+        <w:t>be represented</w:t>
+      </w:r>
+      <w:proofErr w:type="gramEnd"/>
+      <w:r>
+        <w:rPr>
+          <w:lang w:val="en-GB"/>
+        </w:rPr>
+        <w:t xml:space="preserve"> via the following equation</w:t>
+      </w:r>
+      <w:r>
+        <w:rPr>
+          <w:lang w:val="en-GB"/>
+        </w:rPr>
+        <w:t xml:space="preserve"> (9)</w:t>
+      </w:r>
+      <w:r>
+        <w:rPr>
+          <w:lang w:val="en-GB"/>
+        </w:rPr>
+        <w:t xml:space="preserve"> &amp; code snippet</w:t>
+      </w:r>
+      <w:r>
+        <w:rPr>
+          <w:lang w:val="en-GB"/>
+        </w:rPr>
+        <w:t xml:space="preserve"> in Fig. 1.</w:t>
+      </w:r>
+      <w:r>
+        <w:rPr>
+          <w:lang w:val="en-GB"/>
+        </w:rPr>
+        <w:t>:</w:t>
+      </w:r>
+    </w:p>
+    <w:tbl>
+      <w:tblPr>
+        <w:tblStyle w:val="TableGrid"/>
+        <w:tblW w:w="0pt" w:type="auto"/>
+        <w:tblInd w:w="0.25pt" w:type="dxa"/>
+        <w:tblLook w:firstRow="1" w:lastRow="0" w:firstColumn="1" w:lastColumn="0" w:noHBand="0" w:noVBand="1"/>
+      </w:tblPr>
+      <w:tblGrid>
+        <w:gridCol w:w="4861"/>
+      </w:tblGrid>
+      <w:tr>
+        <w:tc>
+          <w:tcPr>
+            <w:tcW w:w="243.05pt" w:type="dxa"/>
+          </w:tcPr>
+          <w:p>
+            <w:pPr>
+              <w:pStyle w:val="BodyText"/>
+              <w:ind w:firstLine="0pt"/>
+              <w:jc w:val="start"/>
+              <w:rPr>
+                <w:sz w:val="18"/>
+                <w:szCs w:val="18"/>
+                <w:lang w:val="en-GB"/>
+              </w:rPr>
+            </w:pPr>
+            <w:r>
+              <w:rPr>
+                <w:sz w:val="18"/>
+                <w:szCs w:val="18"/>
+                <w:lang w:val="en-GB"/>
+              </w:rPr>
+              <w:t xml:space="preserve">step = </w:t>
+            </w:r>
+            <w:proofErr w:type="spellStart"/>
+            <w:r>
+              <w:rPr>
+                <w:sz w:val="18"/>
+                <w:szCs w:val="18"/>
+                <w:lang w:val="en-GB"/>
+              </w:rPr>
+              <w:t>np.random.rand</w:t>
+            </w:r>
+            <w:proofErr w:type="spellEnd"/>
+            <w:r>
+              <w:rPr>
+                <w:sz w:val="18"/>
+                <w:szCs w:val="18"/>
+                <w:lang w:val="en-GB"/>
+              </w:rPr>
+              <w:t>(</w:t>
+            </w:r>
+            <w:proofErr w:type="spellStart"/>
+            <w:r>
+              <w:rPr>
+                <w:sz w:val="18"/>
+                <w:szCs w:val="18"/>
+                <w:lang w:val="en-GB"/>
+              </w:rPr>
+              <w:t>self.solution_dim</w:t>
+            </w:r>
+            <w:proofErr w:type="spellEnd"/>
+            <w:r>
+              <w:rPr>
+                <w:sz w:val="18"/>
+                <w:szCs w:val="18"/>
+                <w:lang w:val="en-GB"/>
+              </w:rPr>
+              <w:t>) * (</w:t>
+            </w:r>
+            <w:proofErr w:type="spellStart"/>
+            <w:r>
+              <w:rPr>
+                <w:sz w:val="18"/>
+                <w:szCs w:val="18"/>
+                <w:lang w:val="en-GB"/>
+              </w:rPr>
+              <w:t>gbest_position</w:t>
+            </w:r>
+            <w:proofErr w:type="spellEnd"/>
+            <w:r>
+              <w:rPr>
+                <w:sz w:val="18"/>
+                <w:szCs w:val="18"/>
+                <w:lang w:val="en-GB"/>
+              </w:rPr>
+              <w:t xml:space="preserve"> - positions[i])</w:t>
+            </w:r>
+          </w:p>
+          <w:p>
+            <w:pPr>
+              <w:pStyle w:val="BodyText"/>
+              <w:ind w:firstLine="0pt"/>
+              <w:jc w:val="start"/>
+              <w:rPr>
+                <w:lang w:val="en-GB"/>
+              </w:rPr>
+            </w:pPr>
+            <w:proofErr w:type="spellStart"/>
+            <w:r>
+              <w:rPr>
+                <w:sz w:val="18"/>
+                <w:szCs w:val="18"/>
+                <w:lang w:val="en-GB"/>
+              </w:rPr>
+              <w:t>New_position</w:t>
+            </w:r>
+            <w:proofErr w:type="spellEnd"/>
+            <w:r>
+              <w:rPr>
+                <w:sz w:val="18"/>
+                <w:szCs w:val="18"/>
+                <w:lang w:val="en-GB"/>
+              </w:rPr>
+              <w:t>[i] = positions[i] + step</w:t>
+            </w:r>
+          </w:p>
+        </w:tc>
+      </w:tr>
+    </w:tbl>
+    <w:p>
+      <w:pPr>
+        <w:pStyle w:val="figurecaption"/>
+        <w:rPr>
+          <w:noProof w:val="0"/>
+          <w:lang w:val="en-GB"/>
+        </w:rPr>
+      </w:pPr>
+      <w:r>
+        <w:rPr>
+          <w:noProof w:val="0"/>
+          <w:lang w:val="en-GB"/>
+        </w:rPr>
+        <w:t>VCS Code Snippet</w:t>
+      </w:r>
+    </w:p>
+    <w:p>
+      <w:pPr>
+        <w:pStyle w:val="equation"/>
+        <w:jc w:val="both"/>
+      </w:pPr>
+      <w:r>
+        <w:tab/>
+      </w:r>
+      <w:r>
+        <w:rPr>
+          <w:rFonts w:ascii="Times New Roman" w:hAnsi="Times New Roman" w:cs="Times New Roman"/>
+          <w:i/>
+        </w:rPr>
+        <w:t xml:space="preserve"> </w:t>
+      </w:r>
+      <m:oMath>
+        <m:sSubSup>
+          <m:sSubSupPr>
+            <m:ctrlPr>
+              <w:rPr>
+                <w:rFonts w:ascii="Cambria Math" w:hAnsi="Cambria Math" w:cs="Times New Roman"/>
+                <w:i/>
+              </w:rPr>
+            </m:ctrlPr>
+          </m:sSubSupPr>
+          <m:e>
+            <m:r>
+              <w:rPr>
+                <w:rFonts w:ascii="Cambria Math" w:hAnsi="Cambria Math" w:cs="Times New Roman"/>
+              </w:rPr>
+              <m:t>x</m:t>
+            </m:r>
+          </m:e>
+          <m:sub>
+            <m:r>
+              <w:rPr>
+                <w:rFonts w:ascii="Cambria Math" w:hAnsi="Cambria Math" w:cs="Times New Roman"/>
+              </w:rPr>
+              <m:t>i</m:t>
+            </m:r>
+          </m:sub>
+          <m:sup>
+            <m:r>
+              <w:rPr>
+                <w:rFonts w:ascii="Cambria Math" w:hAnsi="Cambria Math" w:cs="Times New Roman"/>
+              </w:rPr>
+              <m:t>t+1</m:t>
+            </m:r>
+          </m:sup>
+        </m:sSubSup>
+        <m:r>
+          <w:rPr>
+            <w:rFonts w:ascii="Cambria Math" w:hAnsi="Cambria Math" w:cs="Times New Roman"/>
+          </w:rPr>
+          <m:t>=</m:t>
+        </m:r>
+        <m:sSubSup>
+          <m:sSubSupPr>
+            <m:ctrlPr>
+              <w:rPr>
+                <w:rFonts w:ascii="Cambria Math" w:hAnsi="Cambria Math" w:cs="Times New Roman"/>
+                <w:i/>
+              </w:rPr>
+            </m:ctrlPr>
+          </m:sSubSupPr>
+          <m:e>
+            <m:r>
+              <w:rPr>
+                <w:rFonts w:ascii="Cambria Math" w:hAnsi="Cambria Math" w:cs="Times New Roman"/>
+              </w:rPr>
+              <m:t>x</m:t>
+            </m:r>
+          </m:e>
+          <m:sub>
+            <m:r>
+              <w:rPr>
+                <w:rFonts w:ascii="Cambria Math" w:hAnsi="Cambria Math" w:cs="Times New Roman"/>
+              </w:rPr>
+              <m:t>i</m:t>
+            </m:r>
+          </m:sub>
+          <m:sup>
+            <m:r>
+              <w:rPr>
+                <w:rFonts w:ascii="Cambria Math" w:hAnsi="Cambria Math" w:cs="Times New Roman"/>
+              </w:rPr>
+              <m:t>t</m:t>
+            </m:r>
+          </m:sup>
+        </m:sSubSup>
+        <m:r>
+          <w:rPr>
+            <w:rFonts w:ascii="Cambria Math" w:hAnsi="Cambria Math" w:cs="Times New Roman"/>
+          </w:rPr>
+          <m:t xml:space="preserve">+δ.rand()×(gbest- </m:t>
+        </m:r>
+        <m:sSubSup>
+          <m:sSubSupPr>
+            <m:ctrlPr>
+              <w:rPr>
+                <w:rFonts w:ascii="Cambria Math" w:hAnsi="Cambria Math" w:cs="Times New Roman"/>
+                <w:i/>
+              </w:rPr>
+            </m:ctrlPr>
+          </m:sSubSupPr>
+          <m:e>
+            <m:r>
+              <w:rPr>
+                <w:rFonts w:ascii="Cambria Math" w:hAnsi="Cambria Math" w:cs="Times New Roman"/>
+              </w:rPr>
+              <m:t>x</m:t>
+            </m:r>
+          </m:e>
+          <m:sub>
+            <m:r>
+              <w:rPr>
+                <w:rFonts w:ascii="Cambria Math" w:hAnsi="Cambria Math" w:cs="Times New Roman"/>
+              </w:rPr>
+              <m:t>i</m:t>
+            </m:r>
+          </m:sub>
+          <m:sup>
+            <m:r>
+              <w:rPr>
+                <w:rFonts w:ascii="Cambria Math" w:hAnsi="Cambria Math" w:cs="Times New Roman"/>
+              </w:rPr>
+              <m:t>t</m:t>
+            </m:r>
+          </m:sup>
+        </m:sSubSup>
+        <m:r>
+          <w:rPr>
+            <w:rFonts w:ascii="Cambria Math" w:hAnsi="Cambria Math" w:cs="Times New Roman"/>
+          </w:rPr>
+          <m:t>)</m:t>
+        </m:r>
+      </m:oMath>
+      <w:r>
+        <w:tab/>
+      </w:r>
+      <w:r>
+        <w:t></w:t>
+      </w:r>
+      <w:r>
+        <w:t>9</w:t>
+      </w:r>
+      <w:r>
+        <w:t></w:t>
+      </w:r>
+    </w:p>
+    <w:p>
+      <w:pPr>
+        <w:pStyle w:val="BodyText"/>
+        <w:ind w:firstLine="0pt"/>
+        <w:rPr>
+          <w:lang w:val="en-GB"/>
+        </w:rPr>
+      </w:pPr>
+      <w:r>
+        <w:rPr>
+          <w:lang w:val="en-GB"/>
+        </w:rPr>
+        <w:tab/>
+      </w:r>
+      <w:r>
+        <w:rPr>
+          <w:lang w:val="en-GB"/>
+        </w:rPr>
+        <w:t>The subsequent immune response phase simulates the host organism’s immune system by locating and replacing the weakest 20% of the population with newly generated random solutions, which are then re-evaluated while preserving the best solutions through elitism.</w:t>
+      </w:r>
+    </w:p>
+    <w:p>
+      <w:pPr>
+        <w:pStyle w:val="BodyText"/>
+        <w:numPr>
+          <w:ilvl w:val="0"/>
+          <w:numId w:val="26"/>
+        </w:numPr>
+        <w:rPr>
+          <w:lang w:val="en-GB"/>
+        </w:rPr>
+      </w:pPr>
+      <w:r>
+        <w:rPr>
+          <w:lang w:val="en-GB"/>
+        </w:rPr>
+        <w:t>LOA-VCS Hybrid: Finally, the LOA-VCS Hybrid is a mixture between both of them proposed by [</w:t>
+      </w:r>
+      <w:r>
+        <w:rPr>
+          <w:lang w:val="en-GB"/>
+        </w:rPr>
+        <w:t>3</w:t>
+      </w:r>
+      <w:r>
+        <w:rPr>
+          <w:lang w:val="en-GB"/>
+        </w:rPr>
+        <w:t>], where they employed the first half of their runs to LOA to broadly explore the solution space, while the second half was allocated to VCS to refine and exploit the best candidates discovered [</w:t>
+      </w:r>
+      <w:r>
+        <w:rPr>
+          <w:lang w:val="en-GB"/>
+        </w:rPr>
+        <w:t>3</w:t>
+      </w:r>
+      <w:r>
+        <w:rPr>
+          <w:lang w:val="en-GB"/>
+        </w:rPr>
+        <w:t>].</w:t>
+      </w:r>
+    </w:p>
+    <w:p>
+      <w:pPr>
+        <w:pStyle w:val="Heading2"/>
+        <w:rPr>
+          <w:noProof w:val="0"/>
+        </w:rPr>
+      </w:pPr>
+      <w:r>
+        <w:rPr>
+          <w:noProof w:val="0"/>
+        </w:rPr>
+        <w:t>Integration Module</w:t>
+      </w:r>
+    </w:p>
+    <w:p>
+      <w:pPr>
+        <w:pStyle w:val="BodyText"/>
+        <w:rPr>
+          <w:lang w:val="en-GB"/>
+        </w:rPr>
+      </w:pPr>
+      <w:r>
+        <w:rPr>
+          <w:lang w:val="en-GB"/>
+        </w:rPr>
+        <w:t xml:space="preserve">The Integration Module consists of a Command-Line Interface that connects the </w:t>
+      </w:r>
+      <w:r>
+        <w:rPr>
+          <w:lang w:val="en-GB"/>
+        </w:rPr>
+        <w:t>pre-processed</w:t>
+      </w:r>
+      <w:r>
+        <w:rPr>
+          <w:lang w:val="en-GB"/>
+        </w:rPr>
+        <w:t xml:space="preserve"> data from the preprocessing pipeline to the base models and metaheuristic algorithms, where upon initiation the user is prompted to select their desired base model and subsequently select a metaheuristic algorithm including the option to run without utilizing any metaheuristic algorithms as a baseline run and a “Run All” option that sequentially executes all the metaheuristics without requiring further input.</w:t>
+      </w:r>
+    </w:p>
+    <w:p>
+      <w:pPr>
+        <w:pStyle w:val="BodyText"/>
+        <w:rPr>
+          <w:lang w:val="en-GB"/>
+        </w:rPr>
+      </w:pPr>
+      <w:r>
+        <w:rPr>
+          <w:lang w:val="en-GB"/>
+        </w:rPr>
+        <w:t xml:space="preserve">An abstract parent class </w:t>
+      </w:r>
+      <w:proofErr w:type="gramStart"/>
+      <w:r>
+        <w:rPr>
+          <w:lang w:val="en-GB"/>
+        </w:rPr>
+        <w:t>was created</w:t>
+      </w:r>
+      <w:proofErr w:type="gramEnd"/>
+      <w:r>
+        <w:rPr>
+          <w:lang w:val="en-GB"/>
+        </w:rPr>
+        <w:t>, which ensured that all metaheuristics shared specific parameters such as their population size (20), maximum generations (15), and subsample ratio (5%), where the fitness function consisted of a weighted F1-score via 3-fold stratified cross-validation.</w:t>
+      </w:r>
+    </w:p>
+    <w:p>
+      <w:pPr>
+        <w:pStyle w:val="BodyText"/>
+        <w:rPr>
+          <w:lang w:val="en-GB"/>
+        </w:rPr>
+      </w:pPr>
+      <w:r>
+        <w:rPr>
+          <w:lang w:val="en-GB"/>
+        </w:rPr>
+        <w:t xml:space="preserve">Upon execution of the optimizer, it would work on iteratively refining the population based on the fitness results, where once the optimal feature mask and hyperparameter configuration set </w:t>
+      </w:r>
+      <w:proofErr w:type="gramStart"/>
+      <w:r>
+        <w:rPr>
+          <w:lang w:val="en-GB"/>
+        </w:rPr>
+        <w:t>are discovered</w:t>
+      </w:r>
+      <w:proofErr w:type="gramEnd"/>
+      <w:r>
+        <w:rPr>
+          <w:lang w:val="en-GB"/>
+        </w:rPr>
+        <w:t xml:space="preserve"> (referred to as the best solution), they would </w:t>
+      </w:r>
+      <w:proofErr w:type="gramStart"/>
+      <w:r>
+        <w:rPr>
+          <w:lang w:val="en-GB"/>
+        </w:rPr>
+        <w:t>be saved</w:t>
+      </w:r>
+      <w:proofErr w:type="gramEnd"/>
+      <w:r>
+        <w:rPr>
+          <w:lang w:val="en-GB"/>
+        </w:rPr>
+        <w:t xml:space="preserve"> upon completion for further use.</w:t>
+      </w:r>
+    </w:p>
+    <w:p>
+      <w:pPr>
+        <w:pStyle w:val="BodyText"/>
+        <w:rPr>
+          <w:lang w:val="en-GB"/>
+        </w:rPr>
+      </w:pPr>
+      <w:r>
+        <w:rPr>
+          <w:lang w:val="en-GB"/>
+        </w:rPr>
+        <w:t xml:space="preserve">The identified best solution would then </w:t>
+      </w:r>
+      <w:proofErr w:type="gramStart"/>
+      <w:r>
+        <w:rPr>
+          <w:lang w:val="en-GB"/>
+        </w:rPr>
+        <w:t>be used</w:t>
+      </w:r>
+      <w:proofErr w:type="gramEnd"/>
+      <w:r>
+        <w:rPr>
+          <w:lang w:val="en-GB"/>
+        </w:rPr>
+        <w:t xml:space="preserve"> to train a fresh model instance on the complete training dataset to ensure that the model generalizes well and provides a realistic metric of generalization capabilities, after which the results would </w:t>
+      </w:r>
+      <w:proofErr w:type="gramStart"/>
+      <w:r>
+        <w:rPr>
+          <w:lang w:val="en-GB"/>
+        </w:rPr>
+        <w:t>be saved</w:t>
+      </w:r>
+      <w:proofErr w:type="gramEnd"/>
+      <w:r>
+        <w:rPr>
+          <w:lang w:val="en-GB"/>
+        </w:rPr>
+        <w:t xml:space="preserve"> to a time-stamped run directory.</w:t>
+      </w:r>
+    </w:p>
+    <w:p>
+      <w:pPr>
+        <w:pStyle w:val="Heading2"/>
+      </w:pPr>
+      <w:r>
+        <w:t>Evaluation &amp; Visualization Module</w:t>
+      </w:r>
+    </w:p>
+    <w:p>
+      <w:pPr>
+        <w:ind w:firstLine="14.40pt"/>
+        <w:jc w:val="both"/>
+      </w:pPr>
+      <w:r>
+        <w:t>The Evaluation Module operates as an analysis and visualization tool that aggregates results from all completed experiments in the “results/” folder and generates a summary of their respective performance metrics, as discussed earlier, along with per-run confusion matrices that evaluate the predicted and true classes and comparative bar plots.</w:t>
+      </w:r>
+    </w:p>
+    <w:p>
+      <w:pPr>
+        <w:pStyle w:val="Heading1"/>
+        <w:rPr>
+          <w:noProof w:val="0"/>
+        </w:rPr>
+      </w:pPr>
+      <w:r>
+        <w:rPr>
+          <w:noProof w:val="0"/>
+        </w:rPr>
+        <w:t>Discussion and Results</w:t>
+      </w:r>
+    </w:p>
+    <w:p>
+      <w:pPr>
+        <w:pStyle w:val="Heading2"/>
+      </w:pPr>
+      <w:r>
+        <w:t>Algorithm Justification</w:t>
+      </w:r>
+    </w:p>
+    <w:p>
+      <w:pPr>
+        <w:pStyle w:val="BodyText"/>
+        <w:rPr>
+          <w:lang w:val="en-GB"/>
+        </w:rPr>
+      </w:pPr>
+      <w:r>
+        <w:rPr>
+          <w:lang w:val="en-GB"/>
+        </w:rPr>
+        <w:t xml:space="preserve">The selection of the five metaheuristic algorithms </w:t>
+      </w:r>
+      <w:proofErr w:type="gramStart"/>
+      <w:r>
+        <w:rPr>
+          <w:lang w:val="en-GB"/>
+        </w:rPr>
+        <w:t>was guided</w:t>
+      </w:r>
+      <w:proofErr w:type="gramEnd"/>
+      <w:r>
+        <w:rPr>
+          <w:lang w:val="en-GB"/>
+        </w:rPr>
+        <w:t xml:space="preserve"> by three </w:t>
+      </w:r>
+      <w:proofErr w:type="spellStart"/>
+      <w:r>
+        <w:rPr>
+          <w:lang w:val="en-GB"/>
+        </w:rPr>
+        <w:t>criterias</w:t>
+      </w:r>
+      <w:proofErr w:type="spellEnd"/>
+      <w:r>
+        <w:rPr>
+          <w:lang w:val="en-GB"/>
+        </w:rPr>
+        <w:t>: established effectiveness in classification tasks, diversity of search strategies, and relevance to the IDS feature selection domain as informed by the literature review.</w:t>
+      </w:r>
+    </w:p>
+    <w:p>
+      <w:pPr>
+        <w:pStyle w:val="BodyText"/>
+        <w:rPr>
+          <w:lang w:val="en-GB"/>
+        </w:rPr>
+      </w:pPr>
+      <w:r>
+        <w:rPr>
+          <w:highlight w:val="yellow"/>
+          <w:lang w:val="en-GB"/>
+        </w:rPr>
+        <w:t>[CONTINUE HERE]</w:t>
+      </w:r>
+    </w:p>
+    <w:p>
+      <w:pPr>
+        <w:pStyle w:val="Heading2"/>
+      </w:pPr>
+      <w:r>
+        <w:t>Security Risks, Mitigations &amp; Trade-Offs</w:t>
+      </w:r>
+    </w:p>
+    <w:p>
+      <w:pPr>
+        <w:pStyle w:val="BodyText"/>
+        <w:rPr>
+          <w:lang w:val="en-GB"/>
+        </w:rPr>
+      </w:pPr>
+      <w:r>
+        <w:rPr>
+          <w:lang w:val="en-GB"/>
+        </w:rPr>
+        <w:t xml:space="preserve">The deployment of an ML-based NIDS introduces </w:t>
+      </w:r>
+      <w:proofErr w:type="gramStart"/>
+      <w:r>
+        <w:rPr>
+          <w:lang w:val="en-GB"/>
+        </w:rPr>
+        <w:t>several</w:t>
+      </w:r>
+      <w:proofErr w:type="gramEnd"/>
+      <w:r>
+        <w:rPr>
+          <w:lang w:val="en-GB"/>
+        </w:rPr>
+        <w:t xml:space="preserve"> security considerations that go way beyond classification accuracy and performance metrics. These risks </w:t>
+      </w:r>
+      <w:proofErr w:type="gramStart"/>
+      <w:r>
+        <w:rPr>
+          <w:lang w:val="en-GB"/>
+        </w:rPr>
+        <w:t>are discussed</w:t>
+      </w:r>
+      <w:proofErr w:type="gramEnd"/>
+      <w:r>
+        <w:rPr>
+          <w:lang w:val="en-GB"/>
+        </w:rPr>
+        <w:t xml:space="preserve"> below:</w:t>
+      </w:r>
+    </w:p>
+    <w:p>
+      <w:pPr>
+        <w:pStyle w:val="BodyText"/>
+        <w:rPr>
+          <w:lang w:val="en-GB"/>
+        </w:rPr>
+      </w:pPr>
+      <w:r>
+        <w:rPr>
+          <w:b/>
+          <w:bCs/>
+          <w:lang w:val="en-GB"/>
+        </w:rPr>
+        <w:t>Threat Detection Tools</w:t>
+      </w:r>
+      <w:r>
+        <w:rPr>
+          <w:lang w:val="en-GB"/>
+        </w:rPr>
+        <w:t>: First and foremost, it is important to acknowledge that IDSs are not intended to be used solely by themselves, but as a part of a network of solutions implemented to mitigate and prevent threats and attacks [</w:t>
+      </w:r>
+      <w:r>
+        <w:rPr>
+          <w:lang w:val="en-GB"/>
+        </w:rPr>
+        <w:t>12</w:t>
+      </w:r>
+      <w:r>
+        <w:rPr>
+          <w:lang w:val="en-GB"/>
+        </w:rPr>
+        <w:t>]</w:t>
+      </w:r>
+      <w:r>
+        <w:rPr>
+          <w:lang w:val="en-GB"/>
+        </w:rPr>
+        <w:t>[14]</w:t>
+      </w:r>
+      <w:r>
+        <w:rPr>
+          <w:lang w:val="en-GB"/>
+        </w:rPr>
+        <w:t>, according to IBM, IDSs are typically expected to be integrated with robust firewalls, IPSs, and SIEMs to assist SOC analysts in detecting and responding to threats [</w:t>
+      </w:r>
+      <w:r>
+        <w:rPr>
+          <w:lang w:val="en-GB"/>
+        </w:rPr>
+        <w:t>12</w:t>
+      </w:r>
+      <w:r>
+        <w:rPr>
+          <w:lang w:val="en-GB"/>
+        </w:rPr>
+        <w:t>]</w:t>
+      </w:r>
+      <w:r>
+        <w:rPr>
+          <w:lang w:val="en-GB"/>
+        </w:rPr>
+        <w:t>[13][14]</w:t>
+      </w:r>
+      <w:r>
+        <w:rPr>
+          <w:lang w:val="en-GB"/>
+        </w:rPr>
+        <w:t>.</w:t>
+      </w:r>
+    </w:p>
+    <w:p>
+      <w:pPr>
+        <w:pStyle w:val="BodyText"/>
+        <w:rPr>
+          <w:lang w:val="en-GB"/>
+        </w:rPr>
+      </w:pPr>
+      <w:r>
+        <w:rPr>
+          <w:b/>
+          <w:bCs/>
+          <w:lang w:val="en-GB"/>
+        </w:rPr>
+        <w:t>Dataset Age</w:t>
+      </w:r>
+      <w:r>
+        <w:rPr>
+          <w:lang w:val="en-GB"/>
+        </w:rPr>
+        <w:t>: While the dataset was comprehensive at the time of its release (2017), it does not account for attack methodologies that have emerged recently, especially with AI-</w:t>
+      </w:r>
+      <w:r>
+        <w:rPr>
+          <w:lang w:val="en-GB"/>
+        </w:rPr>
+        <w:t>driven</w:t>
+      </w:r>
+      <w:r>
+        <w:rPr>
+          <w:lang w:val="en-GB"/>
+        </w:rPr>
+        <w:t xml:space="preserve"> attacks arising from advanced persistent threats (APTs) utilizing generative AI to exploit and create zero-day exploit attacks, this is supported by IBM noting that adversaries are increasingly leveraging AI to automate attacks and evade detection at scale [</w:t>
+      </w:r>
+      <w:r>
+        <w:rPr>
+          <w:lang w:val="en-GB"/>
+        </w:rPr>
+        <w:t>13</w:t>
+      </w:r>
+      <w:r>
+        <w:rPr>
+          <w:lang w:val="en-GB"/>
+        </w:rPr>
+        <w:t xml:space="preserve">], this is a development that datasets from 2017 will prove hard to capture even given its Anomaly-based detection methodology and may exhibit lowered detection </w:t>
+      </w:r>
+      <w:r>
+        <w:rPr>
+          <w:lang w:val="en-GB"/>
+        </w:rPr>
+        <w:t>performance</w:t>
+      </w:r>
+      <w:r>
+        <w:rPr>
+          <w:lang w:val="en-GB"/>
+        </w:rPr>
+        <w:t xml:space="preserve"> against newer attack vectors.</w:t>
+      </w:r>
+    </w:p>
+    <w:p>
+      <w:pPr>
+        <w:pStyle w:val="BodyText"/>
+        <w:rPr>
+          <w:lang w:val="en-GB"/>
+        </w:rPr>
+      </w:pPr>
+      <w:r>
+        <w:rPr>
+          <w:b/>
+          <w:bCs/>
+          <w:lang w:val="en-GB"/>
+        </w:rPr>
+        <w:t>Encryption and Evasion Limitations</w:t>
+      </w:r>
+      <w:r>
+        <w:rPr>
+          <w:lang w:val="en-GB"/>
+        </w:rPr>
+        <w:t xml:space="preserve">: While discussing the details of this project with IT GRC/SOC Manager &amp; CISO Yasser Sallam, it was noted that IDSs operating on network flow metadata cannot examine encrypted payloads, and traffic encapsulated via HTTPS/TLS may contain malicious content that flow-level features alone cannot detect, as the IDS lacks access to the decryption keys. Further IDS evasion tactics, which </w:t>
+      </w:r>
+      <w:proofErr w:type="gramStart"/>
+      <w:r>
+        <w:rPr>
+          <w:lang w:val="en-GB"/>
+        </w:rPr>
+        <w:t>were discussed</w:t>
+      </w:r>
+      <w:proofErr w:type="gramEnd"/>
+      <w:r>
+        <w:rPr>
+          <w:lang w:val="en-GB"/>
+        </w:rPr>
+        <w:t>, included traffic fragmentation to obscure malware signatures from Signature-based &amp; Hybrid implementations and payload encryption.</w:t>
+      </w:r>
+    </w:p>
+    <w:p>
+      <w:pPr>
+        <w:pStyle w:val="BodyText"/>
+        <w:rPr>
+          <w:lang w:val="en-MY"/>
+        </w:rPr>
+      </w:pPr>
+      <w:r>
+        <w:rPr>
+          <w:b/>
+          <w:bCs/>
+          <w:lang w:val="en-MY"/>
+        </w:rPr>
+        <w:t>Overfitting Risk from Metaheuristic Search</w:t>
+      </w:r>
+      <w:r>
+        <w:rPr>
+          <w:lang w:val="en-MY"/>
+        </w:rPr>
+        <w:t>: The metaheuristic optimization process, which evaluates candidate solutions using 3-fold cross-validation on a 5% stratified subsample of the training data, introduces a major risk of overfitting to the specific characteristics of this subsample. Therefore, we implemented three safeguards to mitigate it, which consisted of: stratified subsampling that ensures the class distribution of the subsample matches the full dataset, cross-validation provides a degree of regularization against sample overfitting, and finally, the model is always retrained on the complete training set and evaluated on a held-out test set that was never exposed to the optimization process.</w:t>
+      </w:r>
+    </w:p>
+    <w:p>
+      <w:pPr>
+        <w:pStyle w:val="BodyText"/>
+        <w:rPr>
+          <w:lang w:val="en-MY"/>
+        </w:rPr>
+      </w:pPr>
+      <w:r>
+        <w:rPr>
+          <w:b/>
+          <w:bCs/>
+          <w:lang w:val="en-GB"/>
+        </w:rPr>
+        <w:t>Feature Reduction &amp; Information Loss</w:t>
+      </w:r>
+      <w:r>
+        <w:rPr>
+          <w:lang w:val="en-GB"/>
+        </w:rPr>
+        <w:t xml:space="preserve">: The metaheuristic optimization process reduced the feature set significantly in </w:t>
+      </w:r>
+      <w:proofErr w:type="gramStart"/>
+      <w:r>
+        <w:rPr>
+          <w:lang w:val="en-GB"/>
+        </w:rPr>
+        <w:t>some</w:t>
+      </w:r>
+      <w:proofErr w:type="gramEnd"/>
+      <w:r>
+        <w:rPr>
+          <w:lang w:val="en-GB"/>
+        </w:rPr>
+        <w:t xml:space="preserve"> cases, while this reduction yields computational efficiency benefits, it adversely discards information that might prove to be relevant in detection-specific attack subtypes, particularly given the NIDS </w:t>
+      </w:r>
+      <w:r>
+        <w:rPr>
+          <w:lang w:val="en-GB"/>
+        </w:rPr>
+        <w:lastRenderedPageBreak/>
+        <w:t xml:space="preserve">anomaly-based detection role. And given the fact that we are employing a binary classification scheme, these losses may </w:t>
+      </w:r>
+      <w:proofErr w:type="gramStart"/>
+      <w:r>
+        <w:rPr>
+          <w:lang w:val="en-GB"/>
+        </w:rPr>
+        <w:t>be</w:t>
+      </w:r>
+      <w:r>
+        <w:rPr>
+          <w:lang w:val="en-GB"/>
+        </w:rPr>
+        <w:t xml:space="preserve"> </w:t>
+      </w:r>
+      <w:r>
+        <w:rPr>
+          <w:lang w:val="en-GB"/>
+        </w:rPr>
+        <w:t>masked</w:t>
+      </w:r>
+      <w:proofErr w:type="gramEnd"/>
+      <w:r>
+        <w:rPr>
+          <w:lang w:val="en-GB"/>
+        </w:rPr>
+        <w:t xml:space="preserve"> and</w:t>
+      </w:r>
+      <w:r>
+        <w:rPr>
+          <w:lang w:val="en-GB"/>
+        </w:rPr>
+        <w:t xml:space="preserve"> therefore employing multi-class evaluation in future attempts would provide richer insight into the impact of feature reduction on performance &amp; evaluation metrics.</w:t>
+      </w:r>
+    </w:p>
+    <w:p>
+      <w:pPr>
+        <w:pStyle w:val="Heading2"/>
+      </w:pPr>
+      <w:r>
+        <w:t>Metaheuristic Effectiveness &amp; Performance Comparison</w:t>
+      </w:r>
+    </w:p>
+    <w:p>
+      <w:pPr>
+        <w:pStyle w:val="BodyText"/>
+        <w:rPr>
+          <w:lang w:val="en-GB"/>
+        </w:rPr>
+      </w:pPr>
+      <w:r>
+        <w:rPr>
+          <w:lang w:val="en-GB"/>
+        </w:rPr>
+        <w:t xml:space="preserve">All the experimental runs </w:t>
+      </w:r>
+      <w:proofErr w:type="gramStart"/>
+      <w:r>
+        <w:rPr>
+          <w:lang w:val="en-GB"/>
+        </w:rPr>
+        <w:t>were conducted</w:t>
+      </w:r>
+      <w:proofErr w:type="gramEnd"/>
+      <w:r>
+        <w:rPr>
+          <w:lang w:val="en-GB"/>
+        </w:rPr>
+        <w:t xml:space="preserve"> on both Google </w:t>
+      </w:r>
+      <w:proofErr w:type="spellStart"/>
+      <w:r>
+        <w:rPr>
+          <w:lang w:val="en-GB"/>
+        </w:rPr>
+        <w:t>Colab</w:t>
+      </w:r>
+      <w:proofErr w:type="spellEnd"/>
+      <w:r>
+        <w:rPr>
+          <w:lang w:val="en-GB"/>
+        </w:rPr>
+        <w:t xml:space="preserve"> and a local computer equipped with an Intel I5-14400F CPU, an NVIDIA RTX 4070 GPU, 32GB DDR4 RAM, and Windows 11 [64-bit]. The project framework </w:t>
+      </w:r>
+      <w:proofErr w:type="gramStart"/>
+      <w:r>
+        <w:rPr>
+          <w:lang w:val="en-GB"/>
+        </w:rPr>
+        <w:t>was implemented</w:t>
+      </w:r>
+      <w:proofErr w:type="gramEnd"/>
+      <w:r>
+        <w:rPr>
+          <w:lang w:val="en-GB"/>
+        </w:rPr>
+        <w:t xml:space="preserve"> in Python 3.14.3 using </w:t>
+      </w:r>
+      <w:proofErr w:type="spellStart"/>
+      <w:r>
+        <w:rPr>
+          <w:lang w:val="en-GB"/>
+        </w:rPr>
+        <w:t>SciKit</w:t>
+      </w:r>
+      <w:proofErr w:type="spellEnd"/>
+      <w:r>
+        <w:rPr>
+          <w:lang w:val="en-GB"/>
+        </w:rPr>
+        <w:t xml:space="preserve">-Learn, </w:t>
+      </w:r>
+      <w:proofErr w:type="spellStart"/>
+      <w:r>
+        <w:rPr>
+          <w:lang w:val="en-GB"/>
+        </w:rPr>
+        <w:t>XGBoost</w:t>
+      </w:r>
+      <w:proofErr w:type="spellEnd"/>
+      <w:r>
+        <w:rPr>
+          <w:lang w:val="en-GB"/>
+        </w:rPr>
+        <w:t xml:space="preserve">, </w:t>
+      </w:r>
+      <w:r>
+        <w:rPr>
+          <w:lang w:val="en-GB"/>
+        </w:rPr>
+        <w:t>NumPy</w:t>
+      </w:r>
+      <w:r>
+        <w:rPr>
+          <w:lang w:val="en-GB"/>
+        </w:rPr>
+        <w:t>, Pandas &amp; more, the complete list of which is accessible in the GitHub repository.</w:t>
+      </w:r>
+    </w:p>
+    <w:p>
+      <w:pPr>
+        <w:pStyle w:val="BodyText"/>
+        <w:rPr>
+          <w:lang w:val="en-GB"/>
+        </w:rPr>
+      </w:pPr>
+      <w:r>
+        <w:rPr>
+          <w:highlight w:val="yellow"/>
+          <w:lang w:val="en-GB"/>
+        </w:rPr>
+        <w:t>[CONTINUE HERE]</w:t>
+      </w:r>
+    </w:p>
+    <w:p>
+      <w:pPr>
+        <w:pStyle w:val="Heading1"/>
+        <w:rPr>
+          <w:noProof w:val="0"/>
+        </w:rPr>
+      </w:pPr>
+      <w:r>
+        <w:rPr>
+          <w:noProof w:val="0"/>
+        </w:rPr>
+        <w:t>Conclusion</w:t>
+      </w:r>
+    </w:p>
+    <w:p>
+      <w:pPr>
+        <w:pStyle w:val="BodyText"/>
+        <w:rPr>
+          <w:lang w:val="en-GB"/>
+        </w:rPr>
+      </w:pPr>
+      <w:r>
+        <w:rPr>
+          <w:highlight w:val="yellow"/>
+          <w:lang w:val="en-GB"/>
+        </w:rPr>
+        <w:t>[CONTINUE HERE]</w:t>
+      </w:r>
+    </w:p>
+    <w:p>
+      <w:pPr>
+        <w:pStyle w:val="Heading1"/>
+        <w:rPr>
+          <w:noProof w:val="0"/>
+        </w:rPr>
+      </w:pPr>
+      <w:r>
+        <w:rPr>
+          <w:noProof w:val="0"/>
+        </w:rPr>
+        <w:t>Ease of Use</w:t>
+      </w:r>
+    </w:p>
+    <w:p>
+      <w:pPr>
+        <w:pStyle w:val="Heading2"/>
+        <w:rPr>
+          <w:noProof w:val="0"/>
+        </w:rPr>
+      </w:pPr>
+      <w:r>
+        <w:rPr>
+          <w:noProof w:val="0"/>
+        </w:rPr>
+        <w:t>Selecting a Template (Heading 2)</w:t>
+      </w:r>
+    </w:p>
+    <w:p>
+      <w:pPr>
+        <w:pStyle w:val="BodyText"/>
+        <w:rPr>
+          <w:lang w:val="en-GB"/>
+        </w:rPr>
+      </w:pPr>
+      <w:r>
+        <w:rPr>
+          <w:lang w:val="en-GB"/>
+        </w:rPr>
+        <w:t xml:space="preserve">First, confirm that you have the correct template for your paper size. This template has </w:t>
+      </w:r>
+      <w:proofErr w:type="gramStart"/>
+      <w:r>
+        <w:rPr>
+          <w:lang w:val="en-GB"/>
+        </w:rPr>
+        <w:t>been tailored</w:t>
+      </w:r>
+      <w:proofErr w:type="gramEnd"/>
+      <w:r>
+        <w:rPr>
+          <w:lang w:val="en-GB"/>
+        </w:rPr>
+        <w:t xml:space="preserve"> for output on the </w:t>
+      </w:r>
+      <w:r>
+        <w:rPr>
+          <w:lang w:val="en-GB"/>
+        </w:rPr>
+        <w:t>A4</w:t>
+      </w:r>
+      <w:r>
+        <w:rPr>
+          <w:lang w:val="en-GB"/>
+        </w:rPr>
+        <w:t xml:space="preserve"> paper size. If you are using </w:t>
+      </w:r>
+      <w:r>
+        <w:rPr>
+          <w:lang w:val="en-GB"/>
+        </w:rPr>
+        <w:t>US letter</w:t>
+      </w:r>
+      <w:r>
+        <w:rPr>
+          <w:lang w:val="en-GB"/>
+        </w:rPr>
+        <w:t>-sized paper, please close this</w:t>
+      </w:r>
+      <w:r>
+        <w:rPr>
+          <w:lang w:val="en-GB"/>
+        </w:rPr>
+        <w:t xml:space="preserve"> file and download the Microsoft Word, Letter file</w:t>
+      </w:r>
+      <w:r>
+        <w:rPr>
+          <w:lang w:val="en-GB"/>
+        </w:rPr>
+        <w:t>.</w:t>
+      </w:r>
+    </w:p>
+    <w:p>
+      <w:pPr>
+        <w:pStyle w:val="Heading2"/>
+        <w:rPr>
+          <w:noProof w:val="0"/>
+        </w:rPr>
+      </w:pPr>
+      <w:r>
+        <w:rPr>
+          <w:noProof w:val="0"/>
+        </w:rPr>
+        <w:t>Maintaining the Integrity of the Specifications</w:t>
+      </w:r>
+    </w:p>
+    <w:p>
+      <w:pPr>
+        <w:pStyle w:val="BodyText"/>
+        <w:rPr>
+          <w:lang w:val="en-GB"/>
+        </w:rPr>
+      </w:pPr>
+      <w:r>
+        <w:rPr>
+          <w:lang w:val="en-GB"/>
+        </w:rPr>
+        <w:t xml:space="preserve">The template </w:t>
+      </w:r>
+      <w:proofErr w:type="gramStart"/>
+      <w:r>
+        <w:rPr>
+          <w:lang w:val="en-GB"/>
+        </w:rPr>
+        <w:t>is used</w:t>
+      </w:r>
+      <w:proofErr w:type="gramEnd"/>
+      <w:r>
+        <w:rPr>
+          <w:lang w:val="en-GB"/>
+        </w:rPr>
+        <w:t xml:space="preserve"> to format your paper and style the text. All margins, column widths, line spaces, and text fonts </w:t>
+      </w:r>
+      <w:proofErr w:type="gramStart"/>
+      <w:r>
+        <w:rPr>
+          <w:lang w:val="en-GB"/>
+        </w:rPr>
+        <w:t>are prescribed</w:t>
+      </w:r>
+      <w:proofErr w:type="gramEnd"/>
+      <w:r>
+        <w:rPr>
+          <w:lang w:val="en-GB"/>
+        </w:rPr>
+        <w:t>; please do not alter them. You may note peculiarities. For example, the head margin in this template measures proportionately more than is customary. This measurement and others are deliberate, using specifications that anticipate your paper as one part of the entire proceedings, and not as an independent document. Please do not revise any of the current designations.</w:t>
+      </w:r>
+    </w:p>
+    <w:p>
+      <w:pPr>
+        <w:pStyle w:val="Heading1"/>
+        <w:rPr>
+          <w:noProof w:val="0"/>
+        </w:rPr>
+      </w:pPr>
+      <w:r>
+        <w:rPr>
+          <w:noProof w:val="0"/>
+        </w:rPr>
+        <w:t>Prepare Your Paper Before Styling</w:t>
+      </w:r>
+    </w:p>
+    <w:p>
+      <w:pPr>
+        <w:pStyle w:val="BodyText"/>
+        <w:rPr>
+          <w:lang w:val="en-GB"/>
+        </w:rPr>
+      </w:pPr>
+      <w:r>
+        <w:rPr>
+          <w:lang w:val="en-GB"/>
+        </w:rPr>
+        <w:t xml:space="preserve">Before you begin to format your paper, first write and save the content as a separate text file. </w:t>
+      </w:r>
+      <w:r>
+        <w:rPr>
+          <w:lang w:val="en-GB"/>
+        </w:rPr>
+        <w:t xml:space="preserve">Complete all content and organizational editing before formatting. Please note sections A-D below for more information on proofreading, </w:t>
+      </w:r>
+      <w:proofErr w:type="gramStart"/>
+      <w:r>
+        <w:rPr>
+          <w:lang w:val="en-GB"/>
+        </w:rPr>
+        <w:t>spelling</w:t>
+      </w:r>
+      <w:proofErr w:type="gramEnd"/>
+      <w:r>
+        <w:rPr>
+          <w:lang w:val="en-GB"/>
+        </w:rPr>
+        <w:t xml:space="preserve"> and grammar.</w:t>
+      </w:r>
+    </w:p>
+    <w:p>
+      <w:pPr>
+        <w:pStyle w:val="BodyText"/>
+        <w:rPr>
+          <w:lang w:val="en-GB"/>
+        </w:rPr>
+      </w:pPr>
+      <w:r>
+        <w:rPr>
+          <w:lang w:val="en-GB"/>
+        </w:rPr>
+        <w:t xml:space="preserve">Keep your text and graphic files separate until after the text has </w:t>
+      </w:r>
+      <w:proofErr w:type="gramStart"/>
+      <w:r>
+        <w:rPr>
+          <w:lang w:val="en-GB"/>
+        </w:rPr>
+        <w:t>been formatted</w:t>
+      </w:r>
+      <w:proofErr w:type="gramEnd"/>
+      <w:r>
+        <w:rPr>
+          <w:lang w:val="en-GB"/>
+        </w:rPr>
+        <w:t xml:space="preserve"> and styled. Do not use hard tabs, and limit use of hard returns to only one return at the end of a paragraph. Do not add any kind of pagination anywhere in the paper. Do not number text heads-the template will do that for you.</w:t>
+      </w:r>
+    </w:p>
+    <w:p>
+      <w:pPr>
+        <w:pStyle w:val="Heading2"/>
+        <w:rPr>
+          <w:noProof w:val="0"/>
+        </w:rPr>
+      </w:pPr>
+      <w:r>
+        <w:rPr>
+          <w:noProof w:val="0"/>
+        </w:rPr>
+        <w:t>Abbreviations and Acronyms</w:t>
+      </w:r>
+    </w:p>
+    <w:p>
+      <w:pPr>
+        <w:pStyle w:val="BodyText"/>
+        <w:rPr>
+          <w:lang w:val="en-GB"/>
+        </w:rPr>
+      </w:pPr>
+      <w:r>
+        <w:rPr>
+          <w:lang w:val="en-GB"/>
+        </w:rPr>
+        <w:t xml:space="preserve">Define abbreviations and acronyms the first time they </w:t>
+      </w:r>
+      <w:proofErr w:type="gramStart"/>
+      <w:r>
+        <w:rPr>
+          <w:lang w:val="en-GB"/>
+        </w:rPr>
+        <w:t>are used</w:t>
+      </w:r>
+      <w:proofErr w:type="gramEnd"/>
+      <w:r>
+        <w:rPr>
+          <w:lang w:val="en-GB"/>
+        </w:rPr>
+        <w:t xml:space="preserve"> in the text, even after they have </w:t>
+      </w:r>
+      <w:proofErr w:type="gramStart"/>
+      <w:r>
+        <w:rPr>
+          <w:lang w:val="en-GB"/>
+        </w:rPr>
+        <w:t>been defined</w:t>
+      </w:r>
+      <w:proofErr w:type="gramEnd"/>
+      <w:r>
+        <w:rPr>
+          <w:lang w:val="en-GB"/>
+        </w:rPr>
+        <w:t xml:space="preserve"> in the abstract. Abbreviations such as IEEE, SI, MKS, CGS, </w:t>
+      </w:r>
+      <w:proofErr w:type="spellStart"/>
+      <w:r>
+        <w:rPr>
+          <w:lang w:val="en-GB"/>
+        </w:rPr>
+        <w:t>sc</w:t>
+      </w:r>
+      <w:proofErr w:type="spellEnd"/>
+      <w:r>
+        <w:rPr>
+          <w:lang w:val="en-GB"/>
+        </w:rPr>
+        <w:t xml:space="preserve">, dc, and rms do not have to </w:t>
+      </w:r>
+      <w:proofErr w:type="gramStart"/>
+      <w:r>
+        <w:rPr>
+          <w:lang w:val="en-GB"/>
+        </w:rPr>
+        <w:t>be defined</w:t>
+      </w:r>
+      <w:proofErr w:type="gramEnd"/>
+      <w:r>
+        <w:rPr>
+          <w:lang w:val="en-GB"/>
+        </w:rPr>
+        <w:t>. Do not use abbreviations in the title or heads unless they are unavoidable.</w:t>
+      </w:r>
+    </w:p>
+    <w:p>
+      <w:pPr>
+        <w:pStyle w:val="Heading2"/>
+        <w:rPr>
+          <w:noProof w:val="0"/>
+        </w:rPr>
+      </w:pPr>
+      <w:r>
+        <w:rPr>
+          <w:noProof w:val="0"/>
+        </w:rPr>
+        <w:t>Equations</w:t>
+      </w:r>
+    </w:p>
+    <w:p>
+      <w:pPr>
+        <w:pStyle w:val="BodyText"/>
+        <w:rPr>
+          <w:lang w:val="en-GB"/>
+        </w:rPr>
+      </w:pPr>
+      <w:r>
+        <w:rPr>
+          <w:lang w:val="en-GB"/>
+        </w:rPr>
+        <w:t xml:space="preserve">The equations are an exception to the prescribed specifications of this template. You will need to determine whether or not your equation should </w:t>
+      </w:r>
+      <w:proofErr w:type="gramStart"/>
+      <w:r>
+        <w:rPr>
+          <w:lang w:val="en-GB"/>
+        </w:rPr>
+        <w:t>be typed</w:t>
+      </w:r>
+      <w:proofErr w:type="gramEnd"/>
+      <w:r>
+        <w:rPr>
+          <w:lang w:val="en-GB"/>
+        </w:rPr>
+        <w:t xml:space="preserve"> using either the Times New Roman or the Symbol font (please no other font). To create multileveled equations, it may be necessary to treat </w:t>
+      </w:r>
+      <w:r>
+        <w:rPr>
+          <w:lang w:val="en-GB"/>
+        </w:rPr>
+        <w:t xml:space="preserve">the equation as a graphic and insert it into the text after your paper </w:t>
+      </w:r>
+      <w:proofErr w:type="gramStart"/>
+      <w:r>
+        <w:rPr>
+          <w:lang w:val="en-GB"/>
+        </w:rPr>
+        <w:t>is styled</w:t>
+      </w:r>
+      <w:proofErr w:type="gramEnd"/>
+      <w:r>
+        <w:rPr>
+          <w:lang w:val="en-GB"/>
+        </w:rPr>
+        <w:t>.</w:t>
+      </w:r>
+    </w:p>
+    <w:p>
+      <w:pPr>
+        <w:pStyle w:val="BodyText"/>
+        <w:rPr>
+          <w:lang w:val="en-GB"/>
+        </w:rPr>
+      </w:pPr>
+      <w:r>
+        <w:rPr>
+          <w:lang w:val="en-GB"/>
+        </w:rPr>
+        <w:t>Number equations consecutively. Equation numbers, within parentheses, are to position flush right, as in (1), using a right tab stop. To make your equations more compact, you may use the solidus ( / ), the exp function, or appropriate exponents. Italicize Roman symbols for quantities and variables, but not Greek symbols. Use a long dash rather than a hyphen for a minus sign. Punctuate equations with commas or periods when they are part of a sentence, as in</w:t>
+      </w:r>
+      <w:r>
+        <w:rPr>
+          <w:lang w:val="en-GB"/>
+        </w:rPr>
+        <w:t>:</w:t>
+      </w:r>
+    </w:p>
+    <w:p>
+      <w:pPr>
+        <w:pStyle w:val="equation"/>
+        <w:rPr>
+          <w:rFonts w:hint="eastAsia"/>
+        </w:rPr>
+      </w:pPr>
+      <w:r>
+        <w:tab/>
+      </w:r>
+      <w:r>
+        <w:rPr>
+          <w:rFonts w:ascii="Times New Roman" w:hAnsi="Times New Roman" w:cs="Times New Roman"/>
+          <w:i/>
+        </w:rPr>
+        <w:t>a</w:t>
+      </w:r>
+      <w:r>
+        <w:t></w:t>
+      </w:r>
+      <w:r>
+        <w:t></w:t>
+      </w:r>
+      <w:r>
+        <w:t></w:t>
+      </w:r>
+      <w:r>
+        <w:rPr>
+          <w:rFonts w:ascii="Times New Roman" w:hAnsi="Times New Roman" w:cs="Times New Roman"/>
+          <w:i/>
+        </w:rPr>
         <w:t>b</w:t>
       </w:r>
       <w:r>
@@ -1834,32 +5117,114 @@
     <w:p>
       <w:pPr>
         <w:pStyle w:val="BodyText"/>
-      </w:pPr>
-      <w:r>
-        <w:t>Note that the equation is centered using a center tab stop. Be sure that the symbols in your equation have been defined before or immediately following the equation. Use “(1)”, not “Eq. (1)” or “equation (1)”, except at the beginning of a sentence: “Equation (1) is . . .”</w:t>
+        <w:rPr>
+          <w:lang w:val="en-GB"/>
+        </w:rPr>
+      </w:pPr>
+      <w:r>
+        <w:rPr>
+          <w:lang w:val="en-GB"/>
+        </w:rPr>
+        <w:t xml:space="preserve">Note that the equation </w:t>
+      </w:r>
+      <w:proofErr w:type="gramStart"/>
+      <w:r>
+        <w:rPr>
+          <w:lang w:val="en-GB"/>
+        </w:rPr>
+        <w:t xml:space="preserve">is </w:t>
+      </w:r>
+      <w:proofErr w:type="spellStart"/>
+      <w:r>
+        <w:rPr>
+          <w:lang w:val="en-GB"/>
+        </w:rPr>
+        <w:t>centered</w:t>
+      </w:r>
+      <w:proofErr w:type="spellEnd"/>
+      <w:proofErr w:type="gramEnd"/>
+      <w:r>
+        <w:rPr>
+          <w:lang w:val="en-GB"/>
+        </w:rPr>
+        <w:t xml:space="preserve"> using a </w:t>
+      </w:r>
+      <w:proofErr w:type="spellStart"/>
+      <w:r>
+        <w:rPr>
+          <w:lang w:val="en-GB"/>
+        </w:rPr>
+        <w:t>center</w:t>
+      </w:r>
+      <w:proofErr w:type="spellEnd"/>
+      <w:r>
+        <w:rPr>
+          <w:lang w:val="en-GB"/>
+        </w:rPr>
+        <w:t xml:space="preserve"> tab stop. Be sure that the symbols in your equation have </w:t>
+      </w:r>
+      <w:proofErr w:type="gramStart"/>
+      <w:r>
+        <w:rPr>
+          <w:lang w:val="en-GB"/>
+        </w:rPr>
+        <w:t>been defined</w:t>
+      </w:r>
+      <w:proofErr w:type="gramEnd"/>
+      <w:r>
+        <w:rPr>
+          <w:lang w:val="en-GB"/>
+        </w:rPr>
+        <w:t xml:space="preserve"> before or immediately following the equation. Use “(1)”, not “Eq. (1)” or “equation (1)”, except at the beginning of a sentence: “Equation (1) is . . .”</w:t>
       </w:r>
     </w:p>
     <w:p>
       <w:pPr>
         <w:pStyle w:val="Heading2"/>
-      </w:pPr>
-      <w:r>
-        <w:t>Some Common Mistakes</w:t>
+        <w:rPr>
+          <w:noProof w:val="0"/>
+        </w:rPr>
+      </w:pPr>
+      <w:proofErr w:type="gramStart"/>
+      <w:r>
+        <w:rPr>
+          <w:noProof w:val="0"/>
+        </w:rPr>
+        <w:t>Some</w:t>
+      </w:r>
+      <w:proofErr w:type="gramEnd"/>
+      <w:r>
+        <w:rPr>
+          <w:noProof w:val="0"/>
+        </w:rPr>
+        <w:t xml:space="preserve"> Common Mistakes</w:t>
       </w:r>
     </w:p>
     <w:p>
       <w:pPr>
         <w:pStyle w:val="bulletlist"/>
-      </w:pPr>
-      <w:r>
+        <w:rPr>
+          <w:lang w:val="en-GB"/>
+        </w:rPr>
+      </w:pPr>
+      <w:r>
+        <w:rPr>
+          <w:lang w:val="en-GB"/>
+        </w:rPr>
         <w:t>The word “data” is plural, not singular.</w:t>
       </w:r>
     </w:p>
     <w:p>
       <w:pPr>
         <w:pStyle w:val="bulletlist"/>
-      </w:pPr>
-      <w:r>
+        <w:rPr>
+          <w:lang w:val="en-GB"/>
+        </w:rPr>
+      </w:pPr>
+      <w:r>
+        <w:rPr>
+          <w:lang w:val="en-GB"/>
+        </w:rPr>
         <w:t xml:space="preserve">The subscript for the permeability of vacuum </w:t>
       </w:r>
       <w:r>
@@ -1868,408 +5233,553 @@
           <w:i/>
           <w:iCs/>
           <w:snapToGrid w:val="0"/>
+          <w:lang w:val="en-GB"/>
         </w:rPr>
         <w:t></w:t>
       </w:r>
+      <w:proofErr w:type="gramStart"/>
       <w:r>
         <w:rPr>
           <w:vertAlign w:val="subscript"/>
+          <w:lang w:val="en-GB"/>
         </w:rPr>
         <w:t>0</w:t>
       </w:r>
-      <w:r>
+      <w:proofErr w:type="gramEnd"/>
+      <w:r>
+        <w:rPr>
+          <w:lang w:val="en-GB"/>
+        </w:rPr>
         <w:t>, and other common scientific constants, is zero with subscript formatting, not a lowercase letter “o”.</w:t>
       </w:r>
     </w:p>
     <w:p>
       <w:pPr>
         <w:pStyle w:val="bulletlist"/>
-      </w:pPr>
-      <w:r>
+        <w:rPr>
+          <w:lang w:val="en-GB"/>
+        </w:rPr>
+      </w:pPr>
+      <w:r>
+        <w:rPr>
+          <w:lang w:val="en-GB"/>
+        </w:rPr>
         <w:t xml:space="preserve">In American </w:t>
       </w:r>
       <w:r>
+        <w:rPr>
+          <w:lang w:val="en-GB"/>
+        </w:rPr>
         <w:t>English, commas, semi</w:t>
       </w:r>
       <w:r>
-        <w:t>colons, periods, question and exclamation marks are located within quotation marks only when a complete thought or name is cited, such as a title or full quotation. When quotation marks are used, instead of a bold or italic typeface, to highlight a word or phrase, punctuation should appear outside of the quotation marks. A parenthetical phrase or statement at the end of a sentence is punctuated outside of the closing parenthesis (like this). (A parenthetical sentence is punctuated within the parentheses.)</w:t>
+        <w:rPr>
+          <w:lang w:val="en-GB"/>
+        </w:rPr>
+        <w:t xml:space="preserve">colons, periods, </w:t>
+      </w:r>
+      <w:proofErr w:type="gramStart"/>
+      <w:r>
+        <w:rPr>
+          <w:lang w:val="en-GB"/>
+        </w:rPr>
+        <w:t>question</w:t>
+      </w:r>
+      <w:proofErr w:type="gramEnd"/>
+      <w:r>
+        <w:rPr>
+          <w:lang w:val="en-GB"/>
+        </w:rPr>
+        <w:t xml:space="preserve"> and exclamation marks are located within quotation marks only when a complete thought or name </w:t>
+      </w:r>
+      <w:proofErr w:type="gramStart"/>
+      <w:r>
+        <w:rPr>
+          <w:lang w:val="en-GB"/>
+        </w:rPr>
+        <w:t>is cited</w:t>
+      </w:r>
+      <w:proofErr w:type="gramEnd"/>
+      <w:r>
+        <w:rPr>
+          <w:lang w:val="en-GB"/>
+        </w:rPr>
+        <w:t xml:space="preserve">, such as a title or full quotation. When quotation marks </w:t>
+      </w:r>
+      <w:proofErr w:type="gramStart"/>
+      <w:r>
+        <w:rPr>
+          <w:lang w:val="en-GB"/>
+        </w:rPr>
+        <w:t>are used</w:t>
+      </w:r>
+      <w:proofErr w:type="gramEnd"/>
+      <w:r>
+        <w:rPr>
+          <w:lang w:val="en-GB"/>
+        </w:rPr>
+        <w:t xml:space="preserve">, instead of a bold or italic typeface, to highlight a word or phrase, punctuation should appear outside of the quotation marks. A parenthetical phrase or statement at the end of a sentence </w:t>
+      </w:r>
+      <w:proofErr w:type="gramStart"/>
+      <w:r>
+        <w:rPr>
+          <w:lang w:val="en-GB"/>
+        </w:rPr>
+        <w:t>is punctuated</w:t>
+      </w:r>
+      <w:proofErr w:type="gramEnd"/>
+      <w:r>
+        <w:rPr>
+          <w:lang w:val="en-GB"/>
+        </w:rPr>
+        <w:t xml:space="preserve"> outside of the closing parenthesis (like this). (A parenthetical sentence </w:t>
+      </w:r>
+      <w:proofErr w:type="gramStart"/>
+      <w:r>
+        <w:rPr>
+          <w:lang w:val="en-GB"/>
+        </w:rPr>
+        <w:t>is punctuated</w:t>
+      </w:r>
+      <w:proofErr w:type="gramEnd"/>
+      <w:r>
+        <w:rPr>
+          <w:lang w:val="en-GB"/>
+        </w:rPr>
+        <w:t xml:space="preserve"> within the parentheses.)</w:t>
       </w:r>
     </w:p>
     <w:p>
       <w:pPr>
         <w:pStyle w:val="bulletlist"/>
-      </w:pPr>
-      <w:r>
-        <w:t>A graph within a graph is an “inset”, not an “insert”. The word alternatively is preferred to the word “alternately” (unless you really mean something that alternates).</w:t>
+        <w:rPr>
+          <w:lang w:val="en-GB"/>
+        </w:rPr>
+      </w:pPr>
+      <w:r>
+        <w:rPr>
+          <w:lang w:val="en-GB"/>
+        </w:rPr>
+        <w:t>A graph within a graph is an “inset</w:t>
+      </w:r>
+      <w:proofErr w:type="gramStart"/>
+      <w:r>
+        <w:rPr>
+          <w:lang w:val="en-GB"/>
+        </w:rPr>
+        <w:t>”,</w:t>
+      </w:r>
+      <w:proofErr w:type="gramEnd"/>
+      <w:r>
+        <w:rPr>
+          <w:lang w:val="en-GB"/>
+        </w:rPr>
+        <w:t xml:space="preserve"> not an “insert</w:t>
+      </w:r>
+      <w:proofErr w:type="gramStart"/>
+      <w:r>
+        <w:rPr>
+          <w:lang w:val="en-GB"/>
+        </w:rPr>
+        <w:t>”.</w:t>
+      </w:r>
+      <w:proofErr w:type="gramEnd"/>
+      <w:r>
+        <w:rPr>
+          <w:lang w:val="en-GB"/>
+        </w:rPr>
+        <w:t xml:space="preserve"> The word alternatively </w:t>
+      </w:r>
+      <w:proofErr w:type="gramStart"/>
+      <w:r>
+        <w:rPr>
+          <w:lang w:val="en-GB"/>
+        </w:rPr>
+        <w:t>is preferred</w:t>
+      </w:r>
+      <w:proofErr w:type="gramEnd"/>
+      <w:r>
+        <w:rPr>
+          <w:lang w:val="en-GB"/>
+        </w:rPr>
+        <w:t xml:space="preserve"> to the word “alternately” (unless you really mean something that alternates).</w:t>
       </w:r>
     </w:p>
     <w:p>
       <w:pPr>
         <w:pStyle w:val="bulletlist"/>
-      </w:pPr>
-      <w:r>
-        <w:t>Do not use the word “essentially” to mean “approximately” or “effectively”.</w:t>
+        <w:rPr>
+          <w:lang w:val="en-GB"/>
+        </w:rPr>
+      </w:pPr>
+      <w:r>
+        <w:rPr>
+          <w:lang w:val="en-GB"/>
+        </w:rPr>
+        <w:t>In your paper title, if the words “that uses” can accurately replace the word “using</w:t>
+      </w:r>
+      <w:proofErr w:type="gramStart"/>
+      <w:r>
+        <w:rPr>
+          <w:lang w:val="en-GB"/>
+        </w:rPr>
+        <w:t>”,</w:t>
+      </w:r>
+      <w:proofErr w:type="gramEnd"/>
+      <w:r>
+        <w:rPr>
+          <w:lang w:val="en-GB"/>
+        </w:rPr>
+        <w:t xml:space="preserve"> capitalize the “u</w:t>
+      </w:r>
+      <w:proofErr w:type="gramStart"/>
+      <w:r>
+        <w:rPr>
+          <w:lang w:val="en-GB"/>
+        </w:rPr>
+        <w:t>”;</w:t>
+      </w:r>
+      <w:proofErr w:type="gramEnd"/>
+      <w:r>
+        <w:rPr>
+          <w:lang w:val="en-GB"/>
+        </w:rPr>
+        <w:t xml:space="preserve"> if not, keep using lower-cased.</w:t>
       </w:r>
     </w:p>
     <w:p>
       <w:pPr>
         <w:pStyle w:val="bulletlist"/>
-      </w:pPr>
-      <w:r>
-        <w:t>In your paper title, if the words “that uses” can accurately replace the word “using”, capitalize the “u”; if not, keep using lower-cased.</w:t>
-      </w:r>
+        <w:rPr>
+          <w:lang w:val="en-GB"/>
+        </w:rPr>
+      </w:pPr>
+      <w:r>
+        <w:rPr>
+          <w:lang w:val="en-GB"/>
+        </w:rPr>
+        <w:t xml:space="preserve">Be aware of the different meanings of the </w:t>
+      </w:r>
+      <w:proofErr w:type="gramStart"/>
+      <w:r>
+        <w:rPr>
+          <w:lang w:val="en-GB"/>
+        </w:rPr>
+        <w:t>homophones</w:t>
+      </w:r>
+      <w:proofErr w:type="gramEnd"/>
+      <w:r>
+        <w:rPr>
+          <w:lang w:val="en-GB"/>
+        </w:rPr>
+        <w:t xml:space="preserve"> “affect” and “effect</w:t>
+      </w:r>
+      <w:proofErr w:type="gramStart"/>
+      <w:r>
+        <w:rPr>
+          <w:lang w:val="en-GB"/>
+        </w:rPr>
+        <w:t>”,</w:t>
+      </w:r>
+      <w:proofErr w:type="gramEnd"/>
+      <w:r>
+        <w:rPr>
+          <w:lang w:val="en-GB"/>
+        </w:rPr>
+        <w:t xml:space="preserve"> “complement” and “compliment</w:t>
+      </w:r>
+      <w:proofErr w:type="gramStart"/>
+      <w:r>
+        <w:rPr>
+          <w:lang w:val="en-GB"/>
+        </w:rPr>
+        <w:t>”,</w:t>
+      </w:r>
+      <w:proofErr w:type="gramEnd"/>
+      <w:r>
+        <w:rPr>
+          <w:lang w:val="en-GB"/>
+        </w:rPr>
+        <w:t xml:space="preserve"> “discreet” and “discrete</w:t>
+      </w:r>
+      <w:proofErr w:type="gramStart"/>
+      <w:r>
+        <w:rPr>
+          <w:lang w:val="en-GB"/>
+        </w:rPr>
+        <w:t>”,</w:t>
+      </w:r>
+      <w:proofErr w:type="gramEnd"/>
+      <w:r>
+        <w:rPr>
+          <w:lang w:val="en-GB"/>
+        </w:rPr>
+        <w:t xml:space="preserve"> “principal” and “principle</w:t>
+      </w:r>
+      <w:proofErr w:type="gramStart"/>
+      <w:r>
+        <w:rPr>
+          <w:lang w:val="en-GB"/>
+        </w:rPr>
+        <w:t>”.</w:t>
+      </w:r>
+      <w:proofErr w:type="gramEnd"/>
     </w:p>
     <w:p>
       <w:pPr>
         <w:pStyle w:val="bulletlist"/>
-      </w:pPr>
-      <w:r>
-        <w:t>Be aware of the different meanings of the homophones “affect” and “effect”, “complement” and “compliment”, “discreet” and “discrete”, “principal” and “principle”.</w:t>
-      </w:r>
+        <w:rPr>
+          <w:lang w:val="en-GB"/>
+        </w:rPr>
+      </w:pPr>
+      <w:r>
+        <w:rPr>
+          <w:lang w:val="en-GB"/>
+        </w:rPr>
+        <w:t>Do not confuse “imply” and “infer</w:t>
+      </w:r>
+      <w:proofErr w:type="gramStart"/>
+      <w:r>
+        <w:rPr>
+          <w:lang w:val="en-GB"/>
+        </w:rPr>
+        <w:t>”.</w:t>
+      </w:r>
+      <w:proofErr w:type="gramEnd"/>
     </w:p>
     <w:p>
       <w:pPr>
         <w:pStyle w:val="bulletlist"/>
-      </w:pPr>
-      <w:r>
-        <w:t>Do not confuse “imply” and “infer”.</w:t>
+        <w:rPr>
+          <w:lang w:val="en-GB"/>
+        </w:rPr>
+      </w:pPr>
+      <w:r>
+        <w:rPr>
+          <w:lang w:val="en-GB"/>
+        </w:rPr>
+        <w:t xml:space="preserve">The prefix “non” is not a word; it should </w:t>
+      </w:r>
+      <w:proofErr w:type="gramStart"/>
+      <w:r>
+        <w:rPr>
+          <w:lang w:val="en-GB"/>
+        </w:rPr>
+        <w:t>be joined</w:t>
+      </w:r>
+      <w:proofErr w:type="gramEnd"/>
+      <w:r>
+        <w:rPr>
+          <w:lang w:val="en-GB"/>
+        </w:rPr>
+        <w:t xml:space="preserve"> to the word it modifies, usually without a hyphen.</w:t>
       </w:r>
     </w:p>
     <w:p>
       <w:pPr>
         <w:pStyle w:val="bulletlist"/>
-      </w:pPr>
-      <w:r>
-        <w:t>The prefix “non” is not a word; it should be joined to the word it modifies, usually without a hyphen.</w:t>
-      </w:r>
+        <w:rPr>
+          <w:lang w:val="en-GB"/>
+        </w:rPr>
+      </w:pPr>
+      <w:r>
+        <w:rPr>
+          <w:lang w:val="en-GB"/>
+        </w:rPr>
+        <w:t>There is no period after the “et” in the Latin abbreviation “et al.</w:t>
+      </w:r>
+      <w:proofErr w:type="gramStart"/>
+      <w:r>
+        <w:rPr>
+          <w:lang w:val="en-GB"/>
+        </w:rPr>
+        <w:t>”.</w:t>
+      </w:r>
+      <w:proofErr w:type="gramEnd"/>
     </w:p>
     <w:p>
       <w:pPr>
         <w:pStyle w:val="bulletlist"/>
-      </w:pPr>
-      <w:r>
-        <w:t>There is no period after the “et” in the Latin abbreviation “et al.”.</w:t>
-      </w:r>
-    </w:p>
-    <w:p>
-      <w:pPr>
-        <w:pStyle w:val="bulletlist"/>
-      </w:pPr>
-      <w:r>
-        <w:t>The abbreviation “i.e.” means “that is”, and the abbreviation “e.g.” means “for example”.</w:t>
-      </w:r>
+        <w:rPr>
+          <w:lang w:val="en-GB"/>
+        </w:rPr>
+      </w:pPr>
+      <w:r>
+        <w:rPr>
+          <w:lang w:val="en-GB"/>
+        </w:rPr>
+        <w:t>The abbreviation “i.e.” means “that is</w:t>
+      </w:r>
+      <w:proofErr w:type="gramStart"/>
+      <w:r>
+        <w:rPr>
+          <w:lang w:val="en-GB"/>
+        </w:rPr>
+        <w:t>”,</w:t>
+      </w:r>
+      <w:proofErr w:type="gramEnd"/>
+      <w:r>
+        <w:rPr>
+          <w:lang w:val="en-GB"/>
+        </w:rPr>
+        <w:t xml:space="preserve"> and the abbreviation “e.g.” means “for example</w:t>
+      </w:r>
+      <w:proofErr w:type="gramStart"/>
+      <w:r>
+        <w:rPr>
+          <w:lang w:val="en-GB"/>
+        </w:rPr>
+        <w:t>”.</w:t>
+      </w:r>
+      <w:proofErr w:type="gramEnd"/>
     </w:p>
     <w:p>
       <w:pPr>
         <w:pStyle w:val="BodyText"/>
-      </w:pPr>
-      <w:r>
+        <w:rPr>
+          <w:lang w:val="en-GB"/>
+        </w:rPr>
+      </w:pPr>
+      <w:r>
+        <w:rPr>
+          <w:lang w:val="en-GB"/>
+        </w:rPr>
         <w:t>An excellent style manual for science writers is [7].</w:t>
       </w:r>
     </w:p>
     <w:p>
       <w:pPr>
         <w:pStyle w:val="Heading1"/>
-      </w:pPr>
-      <w:r>
-        <w:t xml:space="preserve">Using the </w:t>
-      </w:r>
-      <w:r>
-        <w:t>Template</w:t>
+        <w:rPr>
+          <w:noProof w:val="0"/>
+        </w:rPr>
+      </w:pPr>
+      <w:r>
+        <w:rPr>
+          <w:noProof w:val="0"/>
+        </w:rPr>
+        <w:t>Using the Template</w:t>
       </w:r>
     </w:p>
     <w:p>
       <w:pPr>
         <w:pStyle w:val="BodyText"/>
-      </w:pPr>
-      <w:r>
-        <w:t>After the text edit has been completed, the paper is ready for the template. Duplicate the template file by using the Save As command, and use the naming convention prescribed by your conference for the name of your paper. In this newly created file, highlight all of the contents and import your prepared text file. You are now ready to style your paper; use the scroll down window on the left of the MS Word Formatting toolbar.</w:t>
+        <w:rPr>
+          <w:lang w:val="en-GB"/>
+        </w:rPr>
+      </w:pPr>
+      <w:r>
+        <w:rPr>
+          <w:lang w:val="en-GB"/>
+        </w:rPr>
+        <w:t xml:space="preserve">After the text edit has </w:t>
+      </w:r>
+      <w:proofErr w:type="gramStart"/>
+      <w:r>
+        <w:rPr>
+          <w:lang w:val="en-GB"/>
+        </w:rPr>
+        <w:t>been completed</w:t>
+      </w:r>
+      <w:proofErr w:type="gramEnd"/>
+      <w:r>
+        <w:rPr>
+          <w:lang w:val="en-GB"/>
+        </w:rPr>
+        <w:t xml:space="preserve">, the paper is ready for the template. Duplicate the template file by using the Save </w:t>
+      </w:r>
+      <w:r>
+        <w:rPr>
+          <w:lang w:val="en-GB"/>
+        </w:rPr>
+        <w:lastRenderedPageBreak/>
+        <w:t xml:space="preserve">As </w:t>
+      </w:r>
+      <w:proofErr w:type="gramStart"/>
+      <w:r>
+        <w:rPr>
+          <w:lang w:val="en-GB"/>
+        </w:rPr>
+        <w:t>command, and</w:t>
+      </w:r>
+      <w:proofErr w:type="gramEnd"/>
+      <w:r>
+        <w:rPr>
+          <w:lang w:val="en-GB"/>
+        </w:rPr>
+        <w:t xml:space="preserve"> use the naming convention prescribed by your conference for the name of your paper. In this newly created file, highlight all of the contents and import your prepared text file. You are now ready to style your paper; use the scroll down window on the left of the MS Word Formatting toolbar.</w:t>
       </w:r>
     </w:p>
     <w:p>
       <w:pPr>
         <w:pStyle w:val="Heading2"/>
-      </w:pPr>
-      <w:r>
-        <w:t>Authors</w:t>
-      </w:r>
-      <w:r>
-        <w:t xml:space="preserve"> and Affiliations</w:t>
-      </w:r>
-    </w:p>
-    <w:p>
-      <w:pPr>
-        <w:pStyle w:val="BodyText"/>
-      </w:pPr>
-      <w:r>
-        <w:rPr>
-          <w:b/>
-        </w:rPr>
-        <w:t xml:space="preserve">The template is </w:t>
-      </w:r>
-      <w:r>
-        <w:rPr>
-          <w:b/>
-        </w:rPr>
-        <w:t>designed</w:t>
-      </w:r>
-      <w:r>
-        <w:rPr>
-          <w:b/>
-          <w:lang w:val="en-US"/>
-        </w:rPr>
-        <w:t xml:space="preserve"> for,</w:t>
-      </w:r>
-      <w:r>
-        <w:rPr>
-          <w:b/>
-        </w:rPr>
-        <w:t xml:space="preserve"> but not limited to</w:t>
-      </w:r>
-      <w:r>
-        <w:rPr>
-          <w:b/>
-          <w:lang w:val="en-US"/>
-        </w:rPr>
-        <w:t>,</w:t>
-      </w:r>
-      <w:r>
-        <w:rPr>
-          <w:b/>
-          <w:lang w:val="en-US"/>
+        <w:rPr>
+          <w:noProof w:val="0"/>
+        </w:rPr>
+      </w:pPr>
+      <w:r>
+        <w:rPr>
+          <w:noProof w:val="0"/>
+        </w:rPr>
+        <w:t>Figures and Tables</w:t>
+      </w:r>
+    </w:p>
+    <w:p>
+      <w:pPr>
+        <w:pStyle w:val="Heading4"/>
+        <w:rPr>
+          <w:noProof w:val="0"/>
+        </w:rPr>
+      </w:pPr>
+      <w:r>
+        <w:rPr>
+          <w:noProof w:val="0"/>
         </w:rPr>
         <w:t xml:space="preserve"> </w:t>
       </w:r>
       <w:r>
         <w:rPr>
-          <w:b/>
-          <w:lang w:val="en-US"/>
-        </w:rPr>
-        <w:t>six</w:t>
-      </w:r>
-      <w:r>
-        <w:rPr>
-          <w:b/>
-          <w:lang w:val="en-US"/>
-        </w:rPr>
-        <w:t xml:space="preserve"> authors.</w:t>
-      </w:r>
-      <w:r>
-        <w:rPr>
-          <w:lang w:val="en-US"/>
-        </w:rPr>
-        <w:t xml:space="preserve"> </w:t>
-      </w:r>
-      <w:r>
-        <w:rPr>
-          <w:lang w:val="en-US"/>
-        </w:rPr>
-        <w:t xml:space="preserve">A minimum of one author is required for all conference articles. </w:t>
-      </w:r>
-      <w:r>
-        <w:t>Author names should be listed starting from left to right and then moving down to the next line. This is the author sequence that will be used in future citations and by indexing services.</w:t>
-      </w:r>
-      <w:r>
-        <w:t xml:space="preserve"> </w:t>
-      </w:r>
-      <w:r>
-        <w:t>Names should not be listed in columns nor group by affiliation.</w:t>
-      </w:r>
-      <w:r>
-        <w:rPr>
-          <w:lang w:val="en-US"/>
-        </w:rPr>
-        <w:t xml:space="preserve"> </w:t>
-      </w:r>
-      <w:r>
-        <w:t>Please keep your affiliations as succinct as possible (for example, do not differentiate among departments of the same organization).</w:t>
-      </w:r>
-    </w:p>
-    <w:p>
-      <w:pPr>
-        <w:pStyle w:val="Heading3"/>
-      </w:pPr>
-      <w:r>
-        <w:t xml:space="preserve">For papers with more than six authors: </w:t>
+          <w:noProof w:val="0"/>
+        </w:rPr>
+        <w:t xml:space="preserve">Positioning Figures and Tables: </w:t>
       </w:r>
       <w:r>
         <w:rPr>
           <w:i w:val="0"/>
-        </w:rPr>
-        <w:t>Add author names horizontally, moving to a third row if needed for more than 8 authors.</w:t>
-      </w:r>
-    </w:p>
-    <w:p>
-      <w:pPr>
-        <w:pStyle w:val="Heading3"/>
-      </w:pPr>
-      <w:r>
-        <w:t xml:space="preserve">For </w:t>
-      </w:r>
-      <w:r>
-        <w:t xml:space="preserve">papers with less than </w:t>
-      </w:r>
-      <w:r>
-        <w:t>six</w:t>
-      </w:r>
-      <w:r>
-        <w:t xml:space="preserve"> authors</w:t>
-      </w:r>
-      <w:r>
-        <w:t xml:space="preserve">: </w:t>
-      </w:r>
+          <w:noProof w:val="0"/>
+        </w:rPr>
+        <w:t xml:space="preserve">Place figures and tables at the top and bottom of columns. Avoid placing them in the middle of columns. Large figures and tables may span across both columns. Figure captions should be below the figures; table heads should appear above the tables. Insert figures and tables after they </w:t>
+      </w:r>
+      <w:proofErr w:type="gramStart"/>
       <w:r>
         <w:rPr>
           <w:i w:val="0"/>
-        </w:rPr>
-        <w:t>To change the default, adjust the template as follows.</w:t>
-      </w:r>
-    </w:p>
-    <w:p>
-      <w:pPr>
-        <w:pStyle w:val="Heading4"/>
-      </w:pPr>
-      <w:r>
-        <w:t>Selection</w:t>
-      </w:r>
-      <w:r>
-        <w:t xml:space="preserve">: </w:t>
-      </w:r>
+          <w:noProof w:val="0"/>
+        </w:rPr>
+        <w:t>are cited</w:t>
+      </w:r>
+      <w:proofErr w:type="gramEnd"/>
       <w:r>
         <w:rPr>
           <w:i w:val="0"/>
-        </w:rPr>
-        <w:t>Highlight all author and affiliation lines.</w:t>
-      </w:r>
-    </w:p>
-    <w:p>
-      <w:pPr>
-        <w:pStyle w:val="Heading4"/>
-      </w:pPr>
-      <w:r>
-        <w:t>Change number of columns:</w:t>
-      </w:r>
-      <w:r>
-        <w:t xml:space="preserve"> </w:t>
-      </w:r>
-      <w:r>
-        <w:rPr>
-          <w:i w:val="0"/>
-        </w:rPr>
-        <w:t xml:space="preserve">Select the Columns icon from the MS Word Standard toolbar and then select </w:t>
-      </w:r>
-      <w:r>
-        <w:rPr>
-          <w:i w:val="0"/>
-        </w:rPr>
-        <w:t>the correct number of columns</w:t>
-      </w:r>
-      <w:r>
-        <w:rPr>
-          <w:i w:val="0"/>
-        </w:rPr>
-        <w:t xml:space="preserve"> from the selection palette.</w:t>
-      </w:r>
-    </w:p>
-    <w:p>
-      <w:pPr>
-        <w:pStyle w:val="Heading4"/>
-        <w:rPr>
-          <w:i w:val="0"/>
-        </w:rPr>
-      </w:pPr>
-      <w:r>
-        <w:t xml:space="preserve">Deletion: </w:t>
-      </w:r>
-      <w:r>
-        <w:rPr>
-          <w:i w:val="0"/>
-        </w:rPr>
-        <w:t xml:space="preserve">Delete the author and affiliation lines for the </w:t>
-      </w:r>
-      <w:r>
-        <w:rPr>
-          <w:i w:val="0"/>
-        </w:rPr>
-        <w:t>extra authors.</w:t>
-      </w:r>
-    </w:p>
-    <w:p>
-      <w:pPr>
-        <w:jc w:val="start"/>
-        <w:rPr>
-          <w:i/>
-          <w:iCs/>
-          <w:noProof/>
-        </w:rPr>
-      </w:pPr>
-    </w:p>
-    <w:p>
-      <w:pPr>
-        <w:pStyle w:val="Heading2"/>
-      </w:pPr>
-      <w:r>
-        <w:t>Identify</w:t>
-      </w:r>
-      <w:r>
-        <w:t xml:space="preserve"> the Headings</w:t>
-      </w:r>
-    </w:p>
-    <w:p>
-      <w:pPr>
-        <w:pStyle w:val="BodyText"/>
-      </w:pPr>
-      <w:r>
-        <w:t>Headings, or heads, are organizational devices that guide the reader through your paper. There are two types: component heads and text heads.</w:t>
-      </w:r>
-    </w:p>
-    <w:p>
-      <w:pPr>
-        <w:pStyle w:val="BodyText"/>
-      </w:pPr>
-      <w:r>
-        <w:t>Component heads identify the different components of your paper and are not topically subordinate to each other. Examples include Acknowledgments and References and, for these, the correct style to use is “Heading 5”. Use “figure caption” for your Figure captions, and “table head” for your table title. Run-in heads, such as “Abstract”, will require you to apply a style (in this case, italic) in addition to the style provided by the drop down menu to differentiate the head from the text.</w:t>
-      </w:r>
-    </w:p>
-    <w:p>
-      <w:pPr>
-        <w:pStyle w:val="BodyText"/>
-      </w:pPr>
-      <w:r>
-        <w:t>Text heads organize the topics on a relational, hierarchical basis. For example, the paper title is the primary text head because all subsequent material relates and elaborates on this one topic. If there are two or more sub-topics, the next level head (uppercase Roman numerals) should be used and, conversely, if there are not at least two sub-topics, then no subheads should be introduced. Styles named “Heading 1”, “Heading 2”, “Heading 3”, and “Heading 4” are prescribed.</w:t>
-      </w:r>
-    </w:p>
-    <w:p>
-      <w:pPr>
-        <w:pStyle w:val="Heading2"/>
-      </w:pPr>
-      <w:r>
-        <w:lastRenderedPageBreak/>
-        <w:t>Figures and Tables</w:t>
-      </w:r>
-    </w:p>
-    <w:p>
-      <w:pPr>
-        <w:pStyle w:val="Heading4"/>
-      </w:pPr>
-      <w:r>
-        <w:t xml:space="preserve"> </w:t>
-      </w:r>
-      <w:r>
-        <w:t xml:space="preserve">Positioning Figures and Tables: </w:t>
-      </w:r>
-      <w:r>
-        <w:rPr>
-          <w:i w:val="0"/>
-        </w:rPr>
-        <w:t>Place figures and tables at the top and bottom of columns. Avoid placing them in the middle of columns. Large figures and tables may span across both columns. Figure captions should be below the figures; table heads should appear above the tables. Insert figures and tables after they are cited in the text. Use the abbreviation “Fig. 1”, even at the beginning of a sentence.</w:t>
+          <w:noProof w:val="0"/>
+        </w:rPr>
+        <w:t xml:space="preserve"> in the text. Use the abbreviation “Fig. 1”, even at the beginning of a sentence.</w:t>
       </w:r>
     </w:p>
     <w:p>
       <w:pPr>
         <w:pStyle w:val="tablehead"/>
-      </w:pPr>
-      <w:r>
+        <w:rPr>
+          <w:noProof w:val="0"/>
+          <w:lang w:val="en-GB"/>
+        </w:rPr>
+      </w:pPr>
+      <w:r>
+        <w:rPr>
+          <w:noProof w:val="0"/>
+          <w:lang w:val="en-GB"/>
+        </w:rPr>
         <w:t>Table Type Styles</w:t>
       </w:r>
     </w:p>
@@ -2410,11 +5920,17 @@
             <w:pPr>
               <w:pStyle w:val="tablecopy"/>
               <w:rPr>
+                <w:noProof w:val="0"/>
                 <w:sz w:val="8"/>
                 <w:szCs w:val="8"/>
+                <w:lang w:val="en-GB"/>
               </w:rPr>
             </w:pPr>
             <w:r>
+              <w:rPr>
+                <w:noProof w:val="0"/>
+                <w:lang w:val="en-GB"/>
+              </w:rPr>
               <w:t>copy</w:t>
             </w:r>
           </w:p>
@@ -2427,16 +5943,35 @@
           <w:p>
             <w:pPr>
               <w:pStyle w:val="tablecopy"/>
+              <w:rPr>
+                <w:noProof w:val="0"/>
+                <w:lang w:val="en-GB"/>
+              </w:rPr>
             </w:pPr>
             <w:r>
-              <w:t>More table copy</w:t>
+              <w:rPr>
+                <w:noProof w:val="0"/>
+                <w:lang w:val="en-GB"/>
+              </w:rPr>
+              <w:t xml:space="preserve">More table </w:t>
+            </w:r>
+            <w:proofErr w:type="spellStart"/>
+            <w:r>
+              <w:rPr>
+                <w:noProof w:val="0"/>
+                <w:lang w:val="en-GB"/>
+              </w:rPr>
+              <w:t>copy</w:t>
             </w:r>
             <w:r>
               <w:rPr>
+                <w:noProof w:val="0"/>
                 <w:vertAlign w:val="superscript"/>
+                <w:lang w:val="en-GB"/>
               </w:rPr>
               <w:t>a</w:t>
             </w:r>
+            <w:proofErr w:type="spellEnd"/>
           </w:p>
         </w:tc>
         <w:tc>
@@ -2472,57 +6007,50 @@
     <w:p>
       <w:pPr>
         <w:pStyle w:val="tablefootnote"/>
-      </w:pPr>
-      <w:r>
-        <w:t xml:space="preserve">Sample </w:t>
-      </w:r>
-      <w:r>
-        <w:t>of</w:t>
-      </w:r>
-      <w:r>
-        <w:t xml:space="preserve"> a </w:t>
-      </w:r>
-      <w:r>
-        <w:t>Table</w:t>
-      </w:r>
-      <w:r>
-        <w:t xml:space="preserve"> </w:t>
-      </w:r>
-      <w:r>
-        <w:t>footnote</w:t>
-      </w:r>
-      <w:r>
-        <w:t xml:space="preserve">. </w:t>
-      </w:r>
-      <w:r>
-        <w:t>(</w:t>
+        <w:rPr>
+          <w:lang w:val="en-GB"/>
+        </w:rPr>
+      </w:pPr>
+      <w:r>
+        <w:rPr>
+          <w:lang w:val="en-GB"/>
+        </w:rPr>
+        <w:t>Sample of a Table footnote. (</w:t>
       </w:r>
       <w:r>
         <w:rPr>
           <w:i/>
+          <w:lang w:val="en-GB"/>
         </w:rPr>
         <w:t>Table footnote</w:t>
       </w:r>
       <w:r>
+        <w:rPr>
+          <w:lang w:val="en-GB"/>
+        </w:rPr>
         <w:t>)</w:t>
       </w:r>
     </w:p>
     <w:p>
       <w:pPr>
         <w:pStyle w:val="figurecaption"/>
-      </w:pPr>
-      <w:r>
-        <w:t xml:space="preserve">Example of a figure </w:t>
-      </w:r>
-      <w:r>
-        <w:t>caption</w:t>
-      </w:r>
-      <w:r>
-        <w:t xml:space="preserve">. </w:t>
+        <w:rPr>
+          <w:noProof w:val="0"/>
+          <w:lang w:val="en-GB"/>
+        </w:rPr>
+      </w:pPr>
+      <w:r>
+        <w:rPr>
+          <w:noProof w:val="0"/>
+          <w:lang w:val="en-GB"/>
+        </w:rPr>
+        <w:t xml:space="preserve">Example of a figure caption. </w:t>
       </w:r>
       <w:r>
         <w:rPr>
           <w:iCs/>
+          <w:noProof w:val="0"/>
+          <w:lang w:val="en-GB"/>
         </w:rPr>
         <w:t>(</w:t>
       </w:r>
@@ -2530,12 +6058,16 @@
         <w:rPr>
           <w:i/>
           <w:iCs/>
+          <w:noProof w:val="0"/>
+          <w:lang w:val="en-GB"/>
         </w:rPr>
         <w:t>figure caption</w:t>
       </w:r>
       <w:r>
         <w:rPr>
           <w:iCs/>
+          <w:noProof w:val="0"/>
+          <w:lang w:val="en-GB"/>
         </w:rPr>
         <w:t>)</w:t>
       </w:r>
@@ -2543,410 +6075,769 @@
     <w:p>
       <w:pPr>
         <w:pStyle w:val="BodyText"/>
-      </w:pPr>
-      <w:r>
-        <w:t>Figure Labels: Use 8 point Times New Roman for Figure labels. Use words rather than symbols or abbreviations when writing Figure axis labels to avoid confusing the reader. As an example, write the quantity “Magnetization”, or “Magnetization, M”, not just “M”. If including units in the label, present them within parentheses. Do not label axes only with units. In the example, write “Magnetization (A/m)” or “Magnetization {A[m(1)]}”, not just “A/m”. Do not label axes</w:t>
-      </w:r>
-      <w:r>
+        <w:rPr>
+          <w:lang w:val="en-GB"/>
+        </w:rPr>
+      </w:pPr>
+      <w:r>
+        <w:rPr>
+          <w:lang w:val="en-GB"/>
+        </w:rPr>
+        <w:t xml:space="preserve">Figure Labels: Use </w:t>
+      </w:r>
+      <w:proofErr w:type="gramStart"/>
+      <w:r>
+        <w:rPr>
+          <w:lang w:val="en-GB"/>
+        </w:rPr>
+        <w:t>8</w:t>
+      </w:r>
+      <w:proofErr w:type="gramEnd"/>
+      <w:r>
+        <w:rPr>
+          <w:lang w:val="en-GB"/>
+        </w:rPr>
+        <w:t xml:space="preserve"> point Times New Roman for Figure labels. Use words rather than symbols or abbreviations when writing Figure axis labels to avoid confusing the reader. As an example, write the quantity “Magnetization</w:t>
+      </w:r>
+      <w:proofErr w:type="gramStart"/>
+      <w:r>
+        <w:rPr>
+          <w:lang w:val="en-GB"/>
+        </w:rPr>
+        <w:t>”,</w:t>
+      </w:r>
+      <w:proofErr w:type="gramEnd"/>
+      <w:r>
+        <w:rPr>
+          <w:lang w:val="en-GB"/>
+        </w:rPr>
+        <w:t xml:space="preserve"> or “Magnetization, M</w:t>
+      </w:r>
+      <w:proofErr w:type="gramStart"/>
+      <w:r>
+        <w:rPr>
+          <w:lang w:val="en-GB"/>
+        </w:rPr>
+        <w:t>”,</w:t>
+      </w:r>
+      <w:proofErr w:type="gramEnd"/>
+      <w:r>
+        <w:rPr>
+          <w:lang w:val="en-GB"/>
+        </w:rPr>
+        <w:t xml:space="preserve"> not just “M</w:t>
+      </w:r>
+      <w:proofErr w:type="gramStart"/>
+      <w:r>
+        <w:rPr>
+          <w:lang w:val="en-GB"/>
+        </w:rPr>
+        <w:t>”.</w:t>
+      </w:r>
+      <w:proofErr w:type="gramEnd"/>
+      <w:r>
+        <w:rPr>
+          <w:lang w:val="en-GB"/>
+        </w:rPr>
+        <w:t xml:space="preserve"> If including units in the label, present them within parentheses. Do not label axes only with units. In the example, write “Magnetization (A/m)” or “Magnetization {A[m(1)]}”, not just “A/m”. Do not label axes</w:t>
+      </w:r>
+      <w:r>
+        <w:rPr>
+          <w:lang w:val="en-GB"/>
+        </w:rPr>
+        <w:t xml:space="preserve"> with a ratio of quantities and units. For example, write “Temperature (K)</w:t>
+      </w:r>
+      <w:proofErr w:type="gramStart"/>
+      <w:r>
+        <w:rPr>
+          <w:lang w:val="en-GB"/>
+        </w:rPr>
+        <w:t>”,</w:t>
+      </w:r>
+      <w:proofErr w:type="gramEnd"/>
+      <w:r>
+        <w:rPr>
+          <w:lang w:val="en-GB"/>
+        </w:rPr>
+        <w:t xml:space="preserve"> not “Temperature/K</w:t>
+      </w:r>
+      <w:proofErr w:type="gramStart"/>
+      <w:r>
+        <w:rPr>
+          <w:lang w:val="en-GB"/>
+        </w:rPr>
+        <w:t>”.</w:t>
+      </w:r>
+      <w:proofErr w:type="gramEnd"/>
+    </w:p>
+    <w:p>
+      <w:pPr>
+        <w:pStyle w:val="Heading5"/>
+        <w:rPr>
+          <w:noProof w:val="0"/>
+        </w:rPr>
+      </w:pPr>
+      <w:r>
+        <w:rPr>
+          <w:noProof w:val="0"/>
+        </w:rPr>
+        <w:t>References</w:t>
+      </w:r>
+    </w:p>
+    <w:p>
+      <w:pPr>
+        <w:pStyle w:val="references"/>
+        <w:rPr>
+          <w:noProof w:val="0"/>
+          <w:lang w:val="en-GB"/>
+        </w:rPr>
+      </w:pPr>
+      <w:r>
+        <w:rPr>
+          <w:noProof w:val="0"/>
+          <w:lang w:val="en-GB"/>
+        </w:rPr>
+        <w:t xml:space="preserve">I. </w:t>
+      </w:r>
+      <w:proofErr w:type="spellStart"/>
+      <w:r>
+        <w:rPr>
+          <w:noProof w:val="0"/>
+          <w:lang w:val="en-GB"/>
+        </w:rPr>
+        <w:t>Sharafaldin</w:t>
+      </w:r>
+      <w:proofErr w:type="spellEnd"/>
+      <w:r>
+        <w:rPr>
+          <w:noProof w:val="0"/>
+          <w:lang w:val="en-GB"/>
+        </w:rPr>
+        <w:t>, A. Habibi Lashkari, and A. A. Ghorbani, ‘Toward generating a new intrusion detection dataset and intrusion traffic characterization</w:t>
+      </w:r>
+      <w:proofErr w:type="gramStart"/>
+      <w:r>
+        <w:rPr>
+          <w:noProof w:val="0"/>
+          <w:lang w:val="en-GB"/>
+        </w:rPr>
+        <w:t>’,</w:t>
+      </w:r>
+      <w:proofErr w:type="gramEnd"/>
+      <w:r>
+        <w:rPr>
+          <w:noProof w:val="0"/>
+          <w:lang w:val="en-GB"/>
+        </w:rPr>
+        <w:t xml:space="preserve"> in Proceedings of the 4th International Conference on Information Systems Security and Privacy, 2018.</w:t>
+      </w:r>
+    </w:p>
+    <w:p>
+      <w:pPr>
+        <w:pStyle w:val="references"/>
+        <w:rPr>
+          <w:noProof w:val="0"/>
+          <w:lang w:val="en-GB"/>
+        </w:rPr>
+      </w:pPr>
+      <w:r>
+        <w:rPr>
+          <w:noProof w:val="0"/>
+          <w:lang w:val="en-GB"/>
+        </w:rPr>
+        <w:t xml:space="preserve">M. Shafi, A. H. Lashkari, and A. H. </w:t>
+      </w:r>
+      <w:proofErr w:type="spellStart"/>
+      <w:r>
+        <w:rPr>
+          <w:noProof w:val="0"/>
+          <w:lang w:val="en-GB"/>
+        </w:rPr>
+        <w:t>Roudsari</w:t>
+      </w:r>
+      <w:proofErr w:type="spellEnd"/>
+      <w:r>
+        <w:rPr>
+          <w:noProof w:val="0"/>
+          <w:lang w:val="en-GB"/>
+        </w:rPr>
+        <w:t xml:space="preserve">, ‘Toward generating a large scale intrusion detection dataset and intruders </w:t>
+      </w:r>
+      <w:proofErr w:type="spellStart"/>
+      <w:r>
+        <w:rPr>
+          <w:noProof w:val="0"/>
+          <w:lang w:val="en-GB"/>
+        </w:rPr>
+        <w:t>behavioral</w:t>
+      </w:r>
+      <w:proofErr w:type="spellEnd"/>
+      <w:r>
+        <w:rPr>
+          <w:noProof w:val="0"/>
+          <w:lang w:val="en-GB"/>
+        </w:rPr>
         <w:t xml:space="preserve"> </w:t>
       </w:r>
       <w:r>
-        <w:t>with a ratio of quantities and units. For example, write “Temperature (K)”, not “Temperature/K”.</w:t>
-      </w:r>
-    </w:p>
-    <w:p>
-      <w:pPr>
-        <w:pStyle w:val="Heading5"/>
-      </w:pPr>
-      <w:r>
-        <w:t>Acknowledgment</w:t>
-      </w:r>
-      <w:r>
-        <w:t xml:space="preserve"> </w:t>
-      </w:r>
-      <w:r>
-        <w:rPr>
-          <w:i/>
-          <w:iCs/>
-        </w:rPr>
-        <w:t>(</w:t>
-      </w:r>
-      <w:r>
-        <w:rPr>
-          <w:i/>
-          <w:iCs/>
-          <w:smallCaps w:val="0"/>
-        </w:rPr>
-        <w:t>Heading 5</w:t>
-      </w:r>
-      <w:r>
-        <w:rPr>
-          <w:i/>
-          <w:iCs/>
+        <w:rPr>
+          <w:noProof w:val="0"/>
+          <w:lang w:val="en-GB"/>
+        </w:rPr>
+        <w:t xml:space="preserve">profiling using network and transportation layers traffic flow </w:t>
+      </w:r>
+      <w:proofErr w:type="spellStart"/>
+      <w:r>
+        <w:rPr>
+          <w:noProof w:val="0"/>
+          <w:lang w:val="en-GB"/>
+        </w:rPr>
+        <w:t>analyzer</w:t>
+      </w:r>
+      <w:proofErr w:type="spellEnd"/>
+      <w:r>
+        <w:rPr>
+          <w:noProof w:val="0"/>
+          <w:lang w:val="en-GB"/>
+        </w:rPr>
+        <w:t xml:space="preserve"> (</w:t>
+      </w:r>
+      <w:proofErr w:type="spellStart"/>
+      <w:r>
+        <w:rPr>
+          <w:noProof w:val="0"/>
+          <w:lang w:val="en-GB"/>
+        </w:rPr>
+        <w:t>NTLFlowLyzer</w:t>
+      </w:r>
+      <w:proofErr w:type="spellEnd"/>
+      <w:r>
+        <w:rPr>
+          <w:noProof w:val="0"/>
+          <w:lang w:val="en-GB"/>
         </w:rPr>
         <w:t>)</w:t>
       </w:r>
-    </w:p>
-    <w:p>
-      <w:pPr>
-        <w:pStyle w:val="BodyText"/>
-      </w:pPr>
-      <w:r>
-        <w:t>The preferred spelling of the word “acknowledgment” in America is without an “e” after the “g</w:t>
-      </w:r>
-      <w:r>
-        <w:t>”. Avoid the stilted expression “</w:t>
+      <w:proofErr w:type="gramStart"/>
+      <w:r>
+        <w:rPr>
+          <w:noProof w:val="0"/>
+          <w:lang w:val="en-GB"/>
+        </w:rPr>
+        <w:t>’,</w:t>
+      </w:r>
+      <w:proofErr w:type="gramEnd"/>
+      <w:r>
+        <w:rPr>
+          <w:noProof w:val="0"/>
+          <w:lang w:val="en-GB"/>
+        </w:rPr>
+        <w:t xml:space="preserve"> J. </w:t>
       </w:r>
       <w:proofErr w:type="spellStart"/>
       <w:r>
         <w:rPr>
-          <w:lang w:val="en-US"/>
-        </w:rPr>
-        <w:t>o</w:t>
-      </w:r>
-      <w:r>
-        <w:t>ne</w:t>
+          <w:noProof w:val="0"/>
+          <w:lang w:val="en-GB"/>
+        </w:rPr>
+        <w:t>Netw</w:t>
       </w:r>
       <w:proofErr w:type="spellEnd"/>
       <w:r>
-        <w:t xml:space="preserve"> of us (R. B. G.) thanks </w:t>
-      </w:r>
-      <w:r>
-        <w:t>...</w:t>
-      </w:r>
-      <w:r>
-        <w:rPr>
-          <w:lang w:val="en-US"/>
-        </w:rPr>
-        <w:t xml:space="preserve">”.  </w:t>
-      </w:r>
-      <w:r>
-        <w:t>Instead, try “R. B. G. thanks</w:t>
-      </w:r>
-      <w:r>
-        <w:t>...</w:t>
-      </w:r>
-      <w:r>
-        <w:t>”.</w:t>
-      </w:r>
-      <w:r>
-        <w:rPr>
-          <w:lang w:val="en-US"/>
-        </w:rPr>
-        <w:t xml:space="preserve"> </w:t>
-      </w:r>
-      <w:r>
-        <w:t>Put spons</w:t>
-      </w:r>
-      <w:r>
-        <w:t>or acknowledgments in the unnum</w:t>
-      </w:r>
-      <w:r>
-        <w:t>bered footnote on the first page.</w:t>
-      </w:r>
-    </w:p>
-    <w:p>
-      <w:pPr>
-        <w:pStyle w:val="Heading5"/>
-      </w:pPr>
-      <w:r>
-        <w:t>References</w:t>
-      </w:r>
-    </w:p>
-    <w:p>
-      <w:pPr>
-        <w:pStyle w:val="BodyText"/>
-      </w:pPr>
-      <w:r>
-        <w:t>The template will number citations consecutively within brackets [1]. The sentence punctuation follows the bracket [2]. Refer simply to the reference number, as in [3]—do not use “Ref. [3]” or “reference [3]” except at the beginning of a sentence: “Reference [3] was the first</w:t>
-      </w:r>
-      <w:r>
-        <w:rPr>
-          <w:lang w:val="en-US"/>
-        </w:rPr>
-        <w:t xml:space="preserve"> </w:t>
-      </w:r>
-      <w:r>
-        <w:t>...</w:t>
-      </w:r>
-      <w:r>
-        <w:t>”</w:t>
-      </w:r>
-    </w:p>
-    <w:p>
-      <w:pPr>
-        <w:pStyle w:val="BodyText"/>
-      </w:pPr>
-      <w:r>
-        <w:t xml:space="preserve">Number footnotes separately in superscripts. Place the actual footnote at the bottom of the column in which it was </w:t>
-      </w:r>
-      <w:r>
-        <w:t>cited. Do not put footnotes in the</w:t>
-      </w:r>
-      <w:r>
-        <w:rPr>
-          <w:lang w:val="en-US"/>
-        </w:rPr>
-        <w:t xml:space="preserve"> abstract or</w:t>
-      </w:r>
-      <w:r>
-        <w:t xml:space="preserve"> reference list. Use letters for table footnotes.</w:t>
-      </w:r>
-    </w:p>
-    <w:p>
-      <w:pPr>
-        <w:pStyle w:val="BodyText"/>
-      </w:pPr>
-      <w:r>
-        <w:t>Unless there are six au</w:t>
-      </w:r>
-      <w:r>
-        <w:t>thors or more give all authors</w:t>
-      </w:r>
-      <w:r>
-        <w:rPr>
-          <w:lang w:val="en-US"/>
-        </w:rPr>
-        <w:t xml:space="preserve">’ </w:t>
-      </w:r>
-      <w:r>
-        <w:t>names; do not use “et al.”. Papers that have not been published, even if they have been submitted for publication, should be cited as “unpublished” [4]. Papers that have been accepted for publication should be cited as “in press” [5]. Capitalize only the first word in a paper title, except for proper nouns and element symbols.</w:t>
-      </w:r>
-    </w:p>
-    <w:p>
-      <w:pPr>
-        <w:pStyle w:val="BodyText"/>
-      </w:pPr>
-      <w:r>
-        <w:t xml:space="preserve">For </w:t>
-      </w:r>
-      <w:r>
-        <w:t>papers</w:t>
-      </w:r>
-      <w:r>
-        <w:t xml:space="preserve"> published in translation journals, please give the English citation first, followed by the original foreign-language citation [6].</w:t>
-      </w:r>
-    </w:p>
-    <w:p/>
+        <w:rPr>
+          <w:noProof w:val="0"/>
+          <w:lang w:val="en-GB"/>
+        </w:rPr>
+        <w:t>. Syst. Manag., vol. 33, no. 2, Apr. 2025.</w:t>
+      </w:r>
+    </w:p>
     <w:p>
       <w:pPr>
         <w:pStyle w:val="references"/>
-        <w:ind w:start="17.70pt" w:hanging="17.70pt"/>
-      </w:pPr>
-      <w:r>
-        <w:t xml:space="preserve">G. Eason, B. Noble, and I. N. Sneddon, “On certain integrals of Lipschitz-Hankel type involving products of Bessel functions,” Phil. Trans. Roy. Soc. London, vol. A247, pp. 529–551, April 1955. </w:t>
-      </w:r>
-      <w:r>
-        <w:rPr>
-          <w:i/>
-          <w:iCs/>
-        </w:rPr>
-        <w:t>(references)</w:t>
+        <w:rPr>
+          <w:noProof w:val="0"/>
+          <w:lang w:val="en-GB"/>
+        </w:rPr>
+      </w:pPr>
+      <w:r>
+        <w:rPr>
+          <w:noProof w:val="0"/>
+          <w:lang w:val="en-GB"/>
+        </w:rPr>
+        <w:t>College of Information Technology, Cyber Security Department, Amman Arab University, Amman, Jordan, M. O. Nassar, and F. F. AL-</w:t>
+      </w:r>
+      <w:proofErr w:type="spellStart"/>
+      <w:r>
+        <w:rPr>
+          <w:noProof w:val="0"/>
+          <w:lang w:val="en-GB"/>
+        </w:rPr>
+        <w:t>Mashagba</w:t>
+      </w:r>
+      <w:proofErr w:type="spellEnd"/>
+      <w:r>
+        <w:rPr>
+          <w:noProof w:val="0"/>
+          <w:lang w:val="en-GB"/>
+        </w:rPr>
+        <w:t>, ‘Novel hybrid LOA-VCS metaheuristic approach with adaptive parameter tuning for network intrusion detection</w:t>
+      </w:r>
+      <w:proofErr w:type="gramStart"/>
+      <w:r>
+        <w:rPr>
+          <w:noProof w:val="0"/>
+          <w:lang w:val="en-GB"/>
+        </w:rPr>
+        <w:t>’,</w:t>
+      </w:r>
+      <w:proofErr w:type="gramEnd"/>
+      <w:r>
+        <w:rPr>
+          <w:noProof w:val="0"/>
+          <w:lang w:val="en-GB"/>
+        </w:rPr>
+        <w:t xml:space="preserve"> Int. J. </w:t>
+      </w:r>
+      <w:proofErr w:type="spellStart"/>
+      <w:r>
+        <w:rPr>
+          <w:noProof w:val="0"/>
+          <w:lang w:val="en-GB"/>
+        </w:rPr>
+        <w:t>Comput</w:t>
+      </w:r>
+      <w:proofErr w:type="spellEnd"/>
+      <w:r>
+        <w:rPr>
+          <w:noProof w:val="0"/>
+          <w:lang w:val="en-GB"/>
+        </w:rPr>
+        <w:t xml:space="preserve">. </w:t>
+      </w:r>
+      <w:proofErr w:type="spellStart"/>
+      <w:r>
+        <w:rPr>
+          <w:noProof w:val="0"/>
+          <w:lang w:val="en-GB"/>
+        </w:rPr>
+        <w:t>Netw</w:t>
+      </w:r>
+      <w:proofErr w:type="spellEnd"/>
+      <w:r>
+        <w:rPr>
+          <w:noProof w:val="0"/>
+          <w:lang w:val="en-GB"/>
+        </w:rPr>
+        <w:t xml:space="preserve">. Inf. </w:t>
+      </w:r>
+      <w:proofErr w:type="spellStart"/>
+      <w:r>
+        <w:rPr>
+          <w:noProof w:val="0"/>
+          <w:lang w:val="en-GB"/>
+        </w:rPr>
+        <w:t>Secur</w:t>
+      </w:r>
+      <w:proofErr w:type="spellEnd"/>
+      <w:r>
+        <w:rPr>
+          <w:noProof w:val="0"/>
+          <w:lang w:val="en-GB"/>
+        </w:rPr>
+        <w:t>., vol. 17, no. 5, pp. 31–44, Oct. 2025.</w:t>
       </w:r>
     </w:p>
     <w:p>
       <w:pPr>
         <w:pStyle w:val="references"/>
-        <w:ind w:start="17.70pt" w:hanging="17.70pt"/>
-      </w:pPr>
-      <w:r>
-        <w:t>J. Clerk Maxwell, A Treatise on Electricity and Magnetism, 3rd ed., vol. 2. Oxford: Clarendon, 1892, pp.68–73.</w:t>
+        <w:rPr>
+          <w:noProof w:val="0"/>
+          <w:lang w:val="en-GB"/>
+        </w:rPr>
+      </w:pPr>
+      <w:r>
+        <w:rPr>
+          <w:noProof w:val="0"/>
+          <w:lang w:val="en-GB"/>
+        </w:rPr>
+        <w:t>D. Oluremi, A. Ali, A. Muthanna, M. Alkhalidy, R. Kumar, and M. Tiwari, ‘Hybrid Metaheuristic and Deep Learning Models for Intrusion Detection in Cybersecurity Networks</w:t>
+      </w:r>
+      <w:proofErr w:type="gramStart"/>
+      <w:r>
+        <w:rPr>
+          <w:noProof w:val="0"/>
+          <w:lang w:val="en-GB"/>
+        </w:rPr>
+        <w:t>’,</w:t>
+      </w:r>
+      <w:proofErr w:type="gramEnd"/>
+      <w:r>
+        <w:rPr>
+          <w:noProof w:val="0"/>
+          <w:lang w:val="en-GB"/>
+        </w:rPr>
+        <w:t xml:space="preserve"> 07 2025.</w:t>
       </w:r>
     </w:p>
     <w:p>
       <w:pPr>
         <w:pStyle w:val="references"/>
-        <w:ind w:start="17.70pt" w:hanging="17.70pt"/>
-      </w:pPr>
-      <w:r>
-        <w:t>I. S. Jacobs and C. P. Bean, “Fine particles, thin films and exchange anisotropy,” in Magnetism, vol. III, G. T. Rado and H. Suhl, Eds. New York: Academic, 1963, pp. 271–350.</w:t>
+        <w:rPr>
+          <w:noProof w:val="0"/>
+          <w:lang w:val="en-GB"/>
+        </w:rPr>
+      </w:pPr>
+      <w:r>
+        <w:rPr>
+          <w:noProof w:val="0"/>
+          <w:lang w:val="en-GB"/>
+        </w:rPr>
+        <w:t xml:space="preserve">M. S. Ahsan, S. Islam, and S. </w:t>
+      </w:r>
+      <w:proofErr w:type="spellStart"/>
+      <w:r>
+        <w:rPr>
+          <w:noProof w:val="0"/>
+          <w:lang w:val="en-GB"/>
+        </w:rPr>
+        <w:t>Shatabda</w:t>
+      </w:r>
+      <w:proofErr w:type="spellEnd"/>
+      <w:r>
+        <w:rPr>
+          <w:noProof w:val="0"/>
+          <w:lang w:val="en-GB"/>
+        </w:rPr>
+        <w:t>, ‘A systematic review of metaheuristics-based and machine learning-driven intrusion detection systems in IoT</w:t>
+      </w:r>
+      <w:proofErr w:type="gramStart"/>
+      <w:r>
+        <w:rPr>
+          <w:noProof w:val="0"/>
+          <w:lang w:val="en-GB"/>
+        </w:rPr>
+        <w:t>’,</w:t>
+      </w:r>
+      <w:proofErr w:type="gramEnd"/>
+      <w:r>
+        <w:rPr>
+          <w:noProof w:val="0"/>
+          <w:lang w:val="en-GB"/>
+        </w:rPr>
+        <w:t xml:space="preserve"> Swarm Evol. </w:t>
+      </w:r>
+      <w:proofErr w:type="spellStart"/>
+      <w:r>
+        <w:rPr>
+          <w:noProof w:val="0"/>
+          <w:lang w:val="en-GB"/>
+        </w:rPr>
+        <w:t>Comput</w:t>
+      </w:r>
+      <w:proofErr w:type="spellEnd"/>
+      <w:r>
+        <w:rPr>
+          <w:noProof w:val="0"/>
+          <w:lang w:val="en-GB"/>
+        </w:rPr>
+        <w:t>., vol. 96, no. 101984, p. 101984, July 2025.</w:t>
       </w:r>
     </w:p>
     <w:p>
       <w:pPr>
         <w:pStyle w:val="references"/>
-        <w:ind w:start="17.70pt" w:hanging="17.70pt"/>
-      </w:pPr>
-      <w:r>
-        <w:t>K. Elissa, “Title of paper if known,” unpublished.</w:t>
+        <w:rPr>
+          <w:noProof w:val="0"/>
+          <w:lang w:val="en-GB"/>
+        </w:rPr>
+      </w:pPr>
+      <w:r>
+        <w:rPr>
+          <w:noProof w:val="0"/>
+          <w:lang w:val="en-GB"/>
+        </w:rPr>
+        <w:t>R. Parimala and S. Gunasekaran, ‘Analysis of Metaheuristic-Based Feature Selection Techniques for Intrusion Detection in Cloud Computing Environments</w:t>
+      </w:r>
+      <w:proofErr w:type="gramStart"/>
+      <w:r>
+        <w:rPr>
+          <w:noProof w:val="0"/>
+          <w:lang w:val="en-GB"/>
+        </w:rPr>
+        <w:t>’,</w:t>
+      </w:r>
+      <w:proofErr w:type="gramEnd"/>
+      <w:r>
+        <w:rPr>
+          <w:noProof w:val="0"/>
+          <w:lang w:val="en-GB"/>
+        </w:rPr>
+        <w:t xml:space="preserve"> Journal of Emerging Technologies and Innovative Research, vol. 13, no. 1, pp. 1–15, Jan. 2026.</w:t>
       </w:r>
     </w:p>
     <w:p>
       <w:pPr>
         <w:pStyle w:val="references"/>
-        <w:ind w:start="17.70pt" w:hanging="17.70pt"/>
-      </w:pPr>
-      <w:r>
-        <w:t>R. Nicole, “Title of paper with only first word capitalized,” J. Name Stand. Abbrev., in press.</w:t>
+        <w:rPr>
+          <w:noProof w:val="0"/>
+          <w:lang w:val="en-GB"/>
+        </w:rPr>
+      </w:pPr>
+      <w:r>
+        <w:rPr>
+          <w:noProof w:val="0"/>
+          <w:lang w:val="en-GB"/>
+        </w:rPr>
+        <w:t>Scikit-learn, "</w:t>
+      </w:r>
+      <w:proofErr w:type="spellStart"/>
+      <w:r>
+        <w:rPr>
+          <w:noProof w:val="0"/>
+          <w:lang w:val="en-GB"/>
+        </w:rPr>
+        <w:t>RandomForestClassifier</w:t>
+      </w:r>
+      <w:proofErr w:type="spellEnd"/>
+      <w:r>
+        <w:rPr>
+          <w:noProof w:val="0"/>
+          <w:lang w:val="en-GB"/>
+        </w:rPr>
+        <w:t>." Scikit-learn. https://scikit-learn.org/stable/modules/generated/sklearn.ensemble.RandomForestClassifier.html#sklearn.ensemble.RandomForestClassifier (accessed 31 Mar. 2026).</w:t>
       </w:r>
     </w:p>
     <w:p>
       <w:pPr>
         <w:pStyle w:val="references"/>
-        <w:ind w:start="17.70pt" w:hanging="17.70pt"/>
-      </w:pPr>
-      <w:r>
-        <w:t>Y. Yorozu, M. Hirano, K. Oka, and Y. Tagawa, “Electron spectroscopy studies on magneto-optical media and plastic substrate interface,” IEEE Transl. J. Magn. Japan, vol. 2, pp. 740–741, August 1987 [Digests 9th Annual Conf. Magnetics Japan, p. 301, 1982].</w:t>
+        <w:rPr>
+          <w:noProof w:val="0"/>
+          <w:lang w:val="en-GB"/>
+        </w:rPr>
+      </w:pPr>
+      <w:r>
+        <w:rPr>
+          <w:noProof w:val="0"/>
+          <w:lang w:val="en-GB"/>
+        </w:rPr>
+        <w:t>Scikit-learn, "</w:t>
+      </w:r>
+      <w:proofErr w:type="spellStart"/>
+      <w:r>
+        <w:rPr>
+          <w:noProof w:val="0"/>
+          <w:lang w:val="en-GB"/>
+        </w:rPr>
+        <w:t>RandomForestClassifier</w:t>
+      </w:r>
+      <w:proofErr w:type="spellEnd"/>
+      <w:r>
+        <w:rPr>
+          <w:noProof w:val="0"/>
+          <w:lang w:val="en-GB"/>
+        </w:rPr>
+        <w:t>." Scikit-learn. https://github.com/scikit-learn/scikit-learn/blob/fe2edb3cd/sklearn/tree/_classes.py#L707 (accessed 31 Mar. 2026).</w:t>
       </w:r>
     </w:p>
     <w:p>
       <w:pPr>
         <w:pStyle w:val="references"/>
-        <w:ind w:start="17.70pt" w:hanging="17.70pt"/>
-      </w:pPr>
-      <w:r>
-        <w:t>M. Young, The Technical Writer</w:t>
-      </w:r>
-      <w:r>
-        <w:t>’</w:t>
-      </w:r>
-      <w:r>
-        <w:t>s Handbook. Mill Valley, CA: University Science, 1989.</w:t>
+        <w:rPr>
+          <w:noProof w:val="0"/>
+          <w:lang w:val="en-GB"/>
+        </w:rPr>
+      </w:pPr>
+      <w:proofErr w:type="spellStart"/>
+      <w:r>
+        <w:rPr>
+          <w:noProof w:val="0"/>
+          <w:lang w:val="en-GB"/>
+        </w:rPr>
+        <w:t>GeeksforGeeks</w:t>
+      </w:r>
+      <w:proofErr w:type="spellEnd"/>
+      <w:r>
+        <w:rPr>
+          <w:noProof w:val="0"/>
+          <w:lang w:val="en-GB"/>
+        </w:rPr>
+        <w:t>, "</w:t>
+      </w:r>
+      <w:proofErr w:type="spellStart"/>
+      <w:r>
+        <w:rPr>
+          <w:noProof w:val="0"/>
+          <w:lang w:val="en-GB"/>
+        </w:rPr>
+        <w:t>XGBoost</w:t>
+      </w:r>
+      <w:proofErr w:type="spellEnd"/>
+      <w:r>
+        <w:rPr>
+          <w:noProof w:val="0"/>
+          <w:lang w:val="en-GB"/>
+        </w:rPr>
+        <w:t xml:space="preserve">." </w:t>
+      </w:r>
+      <w:proofErr w:type="spellStart"/>
+      <w:r>
+        <w:rPr>
+          <w:noProof w:val="0"/>
+          <w:lang w:val="en-GB"/>
+        </w:rPr>
+        <w:t>GeeksforGeeks</w:t>
+      </w:r>
+      <w:proofErr w:type="spellEnd"/>
+      <w:r>
+        <w:rPr>
+          <w:noProof w:val="0"/>
+          <w:lang w:val="en-GB"/>
+        </w:rPr>
+        <w:t>. https://www.geeksforgeeks.org/machine-learning/xgboost/ (accessed 31 Mar. 2026).</w:t>
       </w:r>
     </w:p>
     <w:p>
       <w:pPr>
         <w:pStyle w:val="references"/>
-        <w:ind w:start="17.70pt" w:hanging="17.70pt"/>
-        <w:rPr>
-          <w:rFonts w:ascii="NimbusRomNo9L-Regu" w:eastAsia="NimbusRomNo9L-Regu" w:cs="NimbusRomNo9L-Regu"/>
-        </w:rPr>
-      </w:pPr>
-      <w:r>
-        <w:t xml:space="preserve">K. Eves and J. Valasek, </w:t>
-      </w:r>
-      <w:r>
-        <w:rPr>
-          <w:rFonts w:hint="eastAsia"/>
-        </w:rPr>
-        <w:t>“</w:t>
-      </w:r>
-      <w:r>
-        <w:t>Adaptive control for singularly perturbed systems examples,</w:t>
-      </w:r>
-      <w:r>
-        <w:rPr>
-          <w:rFonts w:hint="eastAsia"/>
-        </w:rPr>
-        <w:t>”</w:t>
-      </w:r>
-      <w:r>
-        <w:t xml:space="preserve"> Code Ocean, Aug. 2023. [Online]. Available: </w:t>
-      </w:r>
-      <w:hyperlink r:id="rId9" w:history="1">
-        <w:r>
-          <w:t>https://codeocean.com/capsule/4989235/tree</w:t>
-        </w:r>
-      </w:hyperlink>
-      <w:r>
-        <w:t xml:space="preserve"> </w:t>
+        <w:rPr>
+          <w:noProof w:val="0"/>
+          <w:lang w:val="en-GB"/>
+        </w:rPr>
+      </w:pPr>
+      <w:r>
+        <w:rPr>
+          <w:noProof w:val="0"/>
+          <w:lang w:val="en-GB"/>
+        </w:rPr>
+        <w:t>[</w:t>
+      </w:r>
+      <w:proofErr w:type="spellStart"/>
+      <w:r>
+        <w:rPr>
+          <w:noProof w:val="0"/>
+          <w:lang w:val="en-GB"/>
+        </w:rPr>
+        <w:t>GeeksforGeeks</w:t>
+      </w:r>
+      <w:proofErr w:type="spellEnd"/>
+      <w:r>
+        <w:rPr>
+          <w:noProof w:val="0"/>
+          <w:lang w:val="en-GB"/>
+        </w:rPr>
+        <w:t xml:space="preserve">, "Gradient Boosting." </w:t>
+      </w:r>
+      <w:proofErr w:type="spellStart"/>
+      <w:r>
+        <w:rPr>
+          <w:noProof w:val="0"/>
+          <w:lang w:val="en-GB"/>
+        </w:rPr>
+        <w:t>GeeksforGeeks</w:t>
+      </w:r>
+      <w:proofErr w:type="spellEnd"/>
+      <w:r>
+        <w:rPr>
+          <w:noProof w:val="0"/>
+          <w:lang w:val="en-GB"/>
+        </w:rPr>
+        <w:t>. https://www.geeksforgeeks.org/machine-learning/ml-gradient-boosting/ (accessed 31 Mar. 2026).</w:t>
       </w:r>
     </w:p>
     <w:p>
       <w:pPr>
         <w:pStyle w:val="references"/>
-        <w:autoSpaceDE w:val="0"/>
-        <w:autoSpaceDN w:val="0"/>
-        <w:adjustRightInd w:val="0"/>
-        <w:ind w:start="17.70pt" w:hanging="17.70pt"/>
-        <w:jc w:val="start"/>
-      </w:pPr>
-      <w:r>
-        <w:t xml:space="preserve">D. P. Kingma and M. Welling, </w:t>
-      </w:r>
-      <w:r>
-        <w:rPr>
-          <w:rFonts w:hint="eastAsia"/>
-        </w:rPr>
-        <w:t>“</w:t>
-      </w:r>
-      <w:r>
-        <w:t>Auto-encoding variational Bayes,</w:t>
-      </w:r>
-      <w:r>
-        <w:rPr>
-          <w:rFonts w:hint="eastAsia"/>
-        </w:rPr>
-        <w:t>”</w:t>
-      </w:r>
-      <w:r>
-        <w:t xml:space="preserve"> 2013, arXiv:1312.6114. [Online]. Available: </w:t>
-      </w:r>
-      <w:hyperlink r:id="rId10" w:history="1">
-        <w:r>
-          <w:t>https://arxiv.org/abs/1312.6114</w:t>
-        </w:r>
-      </w:hyperlink>
+        <w:rPr>
+          <w:noProof w:val="0"/>
+          <w:lang w:val="en-GB"/>
+        </w:rPr>
+      </w:pPr>
+      <w:proofErr w:type="spellStart"/>
+      <w:r>
+        <w:rPr>
+          <w:noProof w:val="0"/>
+          <w:lang w:val="en-GB"/>
+        </w:rPr>
+        <w:t>GeeksforGeeks</w:t>
+      </w:r>
+      <w:proofErr w:type="spellEnd"/>
+      <w:r>
+        <w:rPr>
+          <w:noProof w:val="0"/>
+          <w:lang w:val="en-GB"/>
+        </w:rPr>
+        <w:t xml:space="preserve">, "Gradient Descent." </w:t>
+      </w:r>
+      <w:proofErr w:type="spellStart"/>
+      <w:r>
+        <w:rPr>
+          <w:noProof w:val="0"/>
+          <w:lang w:val="en-GB"/>
+        </w:rPr>
+        <w:t>GeeksforGeeks</w:t>
+      </w:r>
+      <w:proofErr w:type="spellEnd"/>
+      <w:r>
+        <w:rPr>
+          <w:noProof w:val="0"/>
+          <w:lang w:val="en-GB"/>
+        </w:rPr>
+        <w:t>. https://www.geeksforgeeks.org/machine-learning/gradient-descent-algorithm-and-its-variants/ (accessed 31 Mar. 2026).</w:t>
+      </w:r>
     </w:p>
     <w:p>
       <w:pPr>
         <w:pStyle w:val="references"/>
-        <w:autoSpaceDE w:val="0"/>
-        <w:autoSpaceDN w:val="0"/>
-        <w:adjustRightInd w:val="0"/>
-        <w:ind w:start="17.70pt" w:hanging="17.70pt"/>
-        <w:jc w:val="start"/>
-      </w:pPr>
-      <w:r>
-        <w:t xml:space="preserve">S. Liu, </w:t>
-      </w:r>
-      <w:r>
-        <w:rPr>
-          <w:rFonts w:hint="eastAsia"/>
-        </w:rPr>
-        <w:t>“</w:t>
-      </w:r>
-      <w:r>
-        <w:t>Wi-Fi Energy Detection Testbed (12MTC),</w:t>
-      </w:r>
-      <w:r>
-        <w:rPr>
-          <w:rFonts w:hint="eastAsia"/>
-        </w:rPr>
-        <w:t>”</w:t>
-      </w:r>
-      <w:r>
-        <w:t xml:space="preserve"> 2023, gitHub repository. [Online]. Available: </w:t>
-      </w:r>
-      <w:r>
-        <w:t xml:space="preserve">https://github.com/liustone99/Wi-Fi-Energy-Detection-Testbed-12MTC </w:t>
+        <w:rPr>
+          <w:noProof w:val="0"/>
+          <w:lang w:val="en-GB"/>
+        </w:rPr>
+      </w:pPr>
+      <w:r>
+        <w:rPr>
+          <w:noProof w:val="0"/>
+          <w:lang w:val="en-GB"/>
+        </w:rPr>
+        <w:t>IBM, "What is an intrusion detection system (IDS)?" IBM. https://www.ibm.com/think/topics/intrusion-detection-system#437817031 (accessed 8 Mar. 2026).</w:t>
       </w:r>
     </w:p>
     <w:p>
       <w:pPr>
         <w:pStyle w:val="references"/>
-        <w:autoSpaceDE w:val="0"/>
-        <w:autoSpaceDN w:val="0"/>
-        <w:adjustRightInd w:val="0"/>
-        <w:ind w:start="17.70pt" w:hanging="17.70pt"/>
-        <w:jc w:val="start"/>
-      </w:pPr>
-      <w:r>
-        <w:t>“</w:t>
-      </w:r>
-      <w:r>
-        <w:t>Treatment episode data set: discharges (TEDS-D): concatenated, 2006</w:t>
-      </w:r>
-      <w:r>
-        <w:t xml:space="preserve"> </w:t>
-      </w:r>
-      <w:r>
-        <w:t>to 2009.</w:t>
-      </w:r>
-      <w:r>
-        <w:rPr>
-          <w:rFonts w:hint="eastAsia"/>
-        </w:rPr>
-        <w:t>”</w:t>
-      </w:r>
-      <w:r>
-        <w:t xml:space="preserve"> U.S. Department of Health and Human Services, Substance</w:t>
-      </w:r>
-      <w:r>
-        <w:t xml:space="preserve"> </w:t>
-      </w:r>
-      <w:r>
-        <w:t>Abuse and Mental Health Services Administration, Office of Applied Studies, August, 2013, DOI:10.3886/ICPSR30122.v2</w:t>
+        <w:rPr>
+          <w:noProof w:val="0"/>
+          <w:lang w:val="en-GB"/>
+        </w:rPr>
+      </w:pPr>
+      <w:r>
+        <w:rPr>
+          <w:noProof w:val="0"/>
+          <w:lang w:val="en-GB"/>
+        </w:rPr>
+        <w:t>IBM, "What is cybersecurity?" IBM. https://www.ibm.com/think/topics/cybersecurity#7281535 (accessed 8 Mar. 2026).</w:t>
+      </w:r>
+    </w:p>
+    <w:p>
+      <w:pPr>
+        <w:pStyle w:val="references"/>
+        <w:rPr>
+          <w:noProof w:val="0"/>
+          <w:lang w:val="en-GB"/>
+        </w:rPr>
+      </w:pPr>
+      <w:r>
+        <w:rPr>
+          <w:noProof w:val="0"/>
+          <w:lang w:val="en-GB"/>
+        </w:rPr>
+        <w:t>I</w:t>
+      </w:r>
+      <w:r>
+        <w:rPr>
+          <w:noProof w:val="0"/>
+          <w:lang w:val="en-GB"/>
+        </w:rPr>
+        <w:t>BM, "What is threat detection and response?" IBM. https://www.ibm.com/think/topics/threat-detection-and-response#2086344954 (accessed 8 Mar. 2026).</w:t>
       </w:r>
     </w:p>
     <w:p>
@@ -2957,6 +6848,10 @@
           <w:numId w:val="0"/>
         </w:numPr>
         <w:ind w:start="17.70pt"/>
+        <w:rPr>
+          <w:noProof w:val="0"/>
+          <w:lang w:val="en-GB"/>
+        </w:rPr>
       </w:pPr>
     </w:p>
     <w:p>
@@ -2967,6 +6862,10 @@
           <w:numId w:val="0"/>
         </w:numPr>
         <w:ind w:start="18pt" w:hanging="18pt"/>
+        <w:rPr>
+          <w:noProof w:val="0"/>
+          <w:lang w:val="en-GB"/>
+        </w:rPr>
       </w:pPr>
     </w:p>
     <w:p>
@@ -2987,7 +6886,7 @@
           <w:spacing w:val="-1"/>
           <w:sz w:val="20"/>
           <w:szCs w:val="20"/>
-          <w:lang w:val="x-none" w:eastAsia="x-none"/>
+          <w:lang w:val="en-GB" w:eastAsia="x-none"/>
         </w:rPr>
         <w:sectPr>
           <w:type w:val="continuous"/>
@@ -2998,97 +6897,7 @@
         </w:sectPr>
       </w:pPr>
     </w:p>
-    <w:p>
-      <w:r>
-        <w:rPr>
-          <w:noProof/>
-        </w:rPr>
-        <w:drawing>
-          <wp:anchor distT="0" distB="0" distL="114300" distR="114300" simplePos="0" relativeHeight="251657728" behindDoc="1" locked="0" layoutInCell="1" allowOverlap="1" wp14:anchorId="50A5432F" wp14:editId="6F0F41D4">
-            <wp:simplePos x="0" y="0"/>
-            <wp:positionH relativeFrom="margin">
-              <wp:align>left</wp:align>
-            </wp:positionH>
-            <wp:positionV relativeFrom="paragraph">
-              <wp:posOffset>251460</wp:posOffset>
-            </wp:positionV>
-            <wp:extent cx="3200400" cy="1143000"/>
-            <wp:effectExtent l="10795" t="5080" r="8255" b="13970"/>
-            <wp:wrapTight wrapText="bothSides">
-              <wp:wrapPolygon edited="0">
-                <wp:start x="-64" y="0"/>
-                <wp:lineTo x="-64" y="21600"/>
-                <wp:lineTo x="21664" y="21600"/>
-                <wp:lineTo x="21664" y="0"/>
-                <wp:lineTo x="-64" y="0"/>
-              </wp:wrapPolygon>
-            </wp:wrapTight>
-            <wp:docPr id="1" name="Text Box 8"/>
-            <wp:cNvGraphicFramePr>
-              <a:graphicFrameLocks xmlns:a="http://purl.oclc.org/ooxml/drawingml/main"/>
-            </wp:cNvGraphicFramePr>
-            <a:graphic xmlns:a="http://purl.oclc.org/ooxml/drawingml/main">
-              <a:graphicData uri="http://schemas.microsoft.com/office/word/2010/wordprocessingShape">
-                <wp:wsp>
-                  <wp:cNvSpPr txBox="1">
-                    <a:spLocks noChangeArrowheads="1"/>
-                  </wp:cNvSpPr>
-                  <wp:spPr bwMode="auto">
-                    <a:xfrm>
-                      <a:off x="0" y="0"/>
-                      <a:ext cx="3200400" cy="1143000"/>
-                    </a:xfrm>
-                    <a:prstGeom prst="rect">
-                      <a:avLst/>
-                    </a:prstGeom>
-                    <a:solidFill>
-                      <a:srgbClr val="FFFFFF"/>
-                    </a:solidFill>
-                    <a:ln w="9525">
-                      <a:solidFill>
-                        <a:srgbClr val="000000"/>
-                      </a:solidFill>
-                      <a:miter lim="800%"/>
-                      <a:headEnd/>
-                      <a:tailEnd/>
-                    </a:ln>
-                  </wp:spPr>
-                  <wp:txbx>
-                    <wne:txbxContent>
-                      <w:p>
-                        <w:pPr>
-                          <w:pStyle w:val="BodyText"/>
-                        </w:pPr>
-                        <w:r>
-                          <w:t>We suggest that you use a text box to insert a graphic (which is ideally a 300 dpi TIFF or EPS file, with all fonts embedded) because, in an MSW document, this method is somewhat more stable than directly inserting a picture.</w:t>
-                        </w:r>
-                      </w:p>
-                      <w:p>
-                        <w:pPr>
-                          <w:pStyle w:val="BodyText"/>
-                        </w:pPr>
-                        <w:r>
-                          <w:t>To have non-visible rules on your frame, use the MSWord “Format” pull-down menu, select Text Box &gt; Colors and Lines to choose No Fill and No Line.</w:t>
-                        </w:r>
-                      </w:p>
-                    </wne:txbxContent>
-                  </wp:txbx>
-                  <wp:bodyPr rot="0" vert="horz" wrap="square" lIns="91440" tIns="45720" rIns="91440" bIns="45720" anchor="t" anchorCtr="0" upright="1">
-                    <a:noAutofit/>
-                  </wp:bodyPr>
-                </wp:wsp>
-              </a:graphicData>
-            </a:graphic>
-            <wp14:sizeRelH relativeFrom="page">
-              <wp14:pctWidth>0%</wp14:pctWidth>
-            </wp14:sizeRelH>
-            <wp14:sizeRelV relativeFrom="page">
-              <wp14:pctHeight>0%</wp14:pctHeight>
-            </wp14:sizeRelV>
-          </wp:anchor>
-        </w:drawing>
-      </w:r>
-    </w:p>
+    <w:p/>
     <w:sectPr>
       <w:type w:val="continuous"/>
       <w:pgSz w:w="595.30pt" w:h="841.90pt" w:code="9"/>
@@ -4551,6 +8360,208 @@
         <w:sz w:val="16"/>
         <w:szCs w:val="16"/>
       </w:rPr>
+    </w:lvl>
+  </w:abstractNum>
+  <w:abstractNum w:abstractNumId="21" w15:restartNumberingAfterBreak="0">
+    <w:nsid w:val="75C55AF7"/>
+    <w:multiLevelType w:val="hybridMultilevel"/>
+    <w:tmpl w:val="4E0A3534"/>
+    <w:lvl w:ilvl="0" w:tplc="D63EC580">
+      <w:start w:val="2"/>
+      <w:numFmt w:val="bullet"/>
+      <w:lvlText w:val="-"/>
+      <w:lvlJc w:val="start"/>
+      <w:pPr>
+        <w:ind w:start="36pt" w:hanging="18pt"/>
+      </w:pPr>
+      <w:rPr>
+        <w:rFonts w:ascii="Times New Roman" w:eastAsia="SimSun" w:hAnsi="Times New Roman" w:cs="Times New Roman" w:hint="default"/>
+      </w:rPr>
+    </w:lvl>
+    <w:lvl w:ilvl="1" w:tplc="44090003" w:tentative="1">
+      <w:start w:val="1"/>
+      <w:numFmt w:val="bullet"/>
+      <w:lvlText w:val="o"/>
+      <w:lvlJc w:val="start"/>
+      <w:pPr>
+        <w:ind w:start="72pt" w:hanging="18pt"/>
+      </w:pPr>
+      <w:rPr>
+        <w:rFonts w:ascii="Courier New" w:hAnsi="Courier New" w:cs="Courier New" w:hint="default"/>
+      </w:rPr>
+    </w:lvl>
+    <w:lvl w:ilvl="2" w:tplc="44090005" w:tentative="1">
+      <w:start w:val="1"/>
+      <w:numFmt w:val="bullet"/>
+      <w:lvlText w:val=""/>
+      <w:lvlJc w:val="start"/>
+      <w:pPr>
+        <w:ind w:start="108pt" w:hanging="18pt"/>
+      </w:pPr>
+      <w:rPr>
+        <w:rFonts w:ascii="Wingdings" w:hAnsi="Wingdings" w:hint="default"/>
+      </w:rPr>
+    </w:lvl>
+    <w:lvl w:ilvl="3" w:tplc="44090001" w:tentative="1">
+      <w:start w:val="1"/>
+      <w:numFmt w:val="bullet"/>
+      <w:lvlText w:val=""/>
+      <w:lvlJc w:val="start"/>
+      <w:pPr>
+        <w:ind w:start="144pt" w:hanging="18pt"/>
+      </w:pPr>
+      <w:rPr>
+        <w:rFonts w:ascii="Symbol" w:hAnsi="Symbol" w:hint="default"/>
+      </w:rPr>
+    </w:lvl>
+    <w:lvl w:ilvl="4" w:tplc="44090003" w:tentative="1">
+      <w:start w:val="1"/>
+      <w:numFmt w:val="bullet"/>
+      <w:lvlText w:val="o"/>
+      <w:lvlJc w:val="start"/>
+      <w:pPr>
+        <w:ind w:start="180pt" w:hanging="18pt"/>
+      </w:pPr>
+      <w:rPr>
+        <w:rFonts w:ascii="Courier New" w:hAnsi="Courier New" w:cs="Courier New" w:hint="default"/>
+      </w:rPr>
+    </w:lvl>
+    <w:lvl w:ilvl="5" w:tplc="44090005" w:tentative="1">
+      <w:start w:val="1"/>
+      <w:numFmt w:val="bullet"/>
+      <w:lvlText w:val=""/>
+      <w:lvlJc w:val="start"/>
+      <w:pPr>
+        <w:ind w:start="216pt" w:hanging="18pt"/>
+      </w:pPr>
+      <w:rPr>
+        <w:rFonts w:ascii="Wingdings" w:hAnsi="Wingdings" w:hint="default"/>
+      </w:rPr>
+    </w:lvl>
+    <w:lvl w:ilvl="6" w:tplc="44090001" w:tentative="1">
+      <w:start w:val="1"/>
+      <w:numFmt w:val="bullet"/>
+      <w:lvlText w:val=""/>
+      <w:lvlJc w:val="start"/>
+      <w:pPr>
+        <w:ind w:start="252pt" w:hanging="18pt"/>
+      </w:pPr>
+      <w:rPr>
+        <w:rFonts w:ascii="Symbol" w:hAnsi="Symbol" w:hint="default"/>
+      </w:rPr>
+    </w:lvl>
+    <w:lvl w:ilvl="7" w:tplc="44090003" w:tentative="1">
+      <w:start w:val="1"/>
+      <w:numFmt w:val="bullet"/>
+      <w:lvlText w:val="o"/>
+      <w:lvlJc w:val="start"/>
+      <w:pPr>
+        <w:ind w:start="288pt" w:hanging="18pt"/>
+      </w:pPr>
+      <w:rPr>
+        <w:rFonts w:ascii="Courier New" w:hAnsi="Courier New" w:cs="Courier New" w:hint="default"/>
+      </w:rPr>
+    </w:lvl>
+    <w:lvl w:ilvl="8" w:tplc="44090005" w:tentative="1">
+      <w:start w:val="1"/>
+      <w:numFmt w:val="bullet"/>
+      <w:lvlText w:val=""/>
+      <w:lvlJc w:val="start"/>
+      <w:pPr>
+        <w:ind w:start="324pt" w:hanging="18pt"/>
+      </w:pPr>
+      <w:rPr>
+        <w:rFonts w:ascii="Wingdings" w:hAnsi="Wingdings" w:hint="default"/>
+      </w:rPr>
+    </w:lvl>
+  </w:abstractNum>
+  <w:abstractNum w:abstractNumId="22" w15:restartNumberingAfterBreak="0">
+    <w:nsid w:val="76AC725E"/>
+    <w:multiLevelType w:val="hybridMultilevel"/>
+    <w:tmpl w:val="28F82FE0"/>
+    <w:lvl w:ilvl="0" w:tplc="B81A3B08">
+      <w:start w:val="1"/>
+      <w:numFmt w:val="decimal"/>
+      <w:lvlText w:val="%1."/>
+      <w:lvlJc w:val="start"/>
+      <w:pPr>
+        <w:ind w:start="32.40pt" w:hanging="18pt"/>
+      </w:pPr>
+      <w:rPr>
+        <w:rFonts w:hint="default"/>
+      </w:rPr>
+    </w:lvl>
+    <w:lvl w:ilvl="1" w:tplc="44090019" w:tentative="1">
+      <w:start w:val="1"/>
+      <w:numFmt w:val="lowerLetter"/>
+      <w:lvlText w:val="%2."/>
+      <w:lvlJc w:val="start"/>
+      <w:pPr>
+        <w:ind w:start="68.40pt" w:hanging="18pt"/>
+      </w:pPr>
+    </w:lvl>
+    <w:lvl w:ilvl="2" w:tplc="4409001B" w:tentative="1">
+      <w:start w:val="1"/>
+      <w:numFmt w:val="lowerRoman"/>
+      <w:lvlText w:val="%3."/>
+      <w:lvlJc w:val="end"/>
+      <w:pPr>
+        <w:ind w:start="104.40pt" w:hanging="9pt"/>
+      </w:pPr>
+    </w:lvl>
+    <w:lvl w:ilvl="3" w:tplc="4409000F" w:tentative="1">
+      <w:start w:val="1"/>
+      <w:numFmt w:val="decimal"/>
+      <w:lvlText w:val="%4."/>
+      <w:lvlJc w:val="start"/>
+      <w:pPr>
+        <w:ind w:start="140.40pt" w:hanging="18pt"/>
+      </w:pPr>
+    </w:lvl>
+    <w:lvl w:ilvl="4" w:tplc="44090019" w:tentative="1">
+      <w:start w:val="1"/>
+      <w:numFmt w:val="lowerLetter"/>
+      <w:lvlText w:val="%5."/>
+      <w:lvlJc w:val="start"/>
+      <w:pPr>
+        <w:ind w:start="176.40pt" w:hanging="18pt"/>
+      </w:pPr>
+    </w:lvl>
+    <w:lvl w:ilvl="5" w:tplc="4409001B" w:tentative="1">
+      <w:start w:val="1"/>
+      <w:numFmt w:val="lowerRoman"/>
+      <w:lvlText w:val="%6."/>
+      <w:lvlJc w:val="end"/>
+      <w:pPr>
+        <w:ind w:start="212.40pt" w:hanging="9pt"/>
+      </w:pPr>
+    </w:lvl>
+    <w:lvl w:ilvl="6" w:tplc="4409000F" w:tentative="1">
+      <w:start w:val="1"/>
+      <w:numFmt w:val="decimal"/>
+      <w:lvlText w:val="%7."/>
+      <w:lvlJc w:val="start"/>
+      <w:pPr>
+        <w:ind w:start="248.40pt" w:hanging="18pt"/>
+      </w:pPr>
+    </w:lvl>
+    <w:lvl w:ilvl="7" w:tplc="44090019" w:tentative="1">
+      <w:start w:val="1"/>
+      <w:numFmt w:val="lowerLetter"/>
+      <w:lvlText w:val="%8."/>
+      <w:lvlJc w:val="start"/>
+      <w:pPr>
+        <w:ind w:start="284.40pt" w:hanging="18pt"/>
+      </w:pPr>
+    </w:lvl>
+    <w:lvl w:ilvl="8" w:tplc="4409001B" w:tentative="1">
+      <w:start w:val="1"/>
+      <w:numFmt w:val="lowerRoman"/>
+      <w:lvlText w:val="%9."/>
+      <w:lvlJc w:val="end"/>
+      <w:pPr>
+        <w:ind w:start="320.40pt" w:hanging="9pt"/>
+      </w:pPr>
     </w:lvl>
   </w:abstractNum>
   <w:num w:numId="1" w16cid:durableId="1369909383">
@@ -4624,6 +8635,12 @@
   </w:num>
   <w:num w:numId="24" w16cid:durableId="276639338">
     <w:abstractNumId w:val="17"/>
+  </w:num>
+  <w:num w:numId="25" w16cid:durableId="1137143217">
+    <w:abstractNumId w:val="21"/>
+  </w:num>
+  <w:num w:numId="26" w16cid:durableId="1085342585">
+    <w:abstractNumId w:val="22"/>
   </w:num>
 </w:numbering>
 </file>
@@ -4923,14 +8940,19 @@
   <w:style w:type="paragraph" w:default="1" w:styleId="Normal">
     <w:name w:val="Normal"/>
     <w:qFormat/>
+    <w:rsid w:val="00695172"/>
     <w:pPr>
       <w:jc w:val="center"/>
     </w:pPr>
+    <w:rPr>
+      <w:lang w:val="en-GB"/>
+    </w:rPr>
   </w:style>
   <w:style w:type="paragraph" w:styleId="Heading1">
     <w:name w:val="heading 1"/>
     <w:basedOn w:val="Normal"/>
     <w:next w:val="Normal"/>
+    <w:link w:val="Heading1Char"/>
     <w:qFormat/>
     <w:rsid w:val="006B6B66"/>
     <w:pPr>
@@ -4955,6 +8977,7 @@
     <w:name w:val="heading 2"/>
     <w:basedOn w:val="Normal"/>
     <w:next w:val="Normal"/>
+    <w:link w:val="Heading2Char"/>
     <w:qFormat/>
     <w:rsid w:val="00ED0149"/>
     <w:pPr>
@@ -5046,7 +9069,6 @@
   <w:style w:type="character" w:default="1" w:styleId="DefaultParagraphFont">
     <w:name w:val="Default Paragraph Font"/>
     <w:uiPriority w:val="1"/>
-    <w:semiHidden/>
     <w:unhideWhenUsed/>
   </w:style>
   <w:style w:type="table" w:default="1" w:styleId="TableNormal">
@@ -5361,6 +9383,64 @@
     <w:link w:val="Footer"/>
     <w:rsid w:val="001A3B3D"/>
   </w:style>
+  <w:style w:type="paragraph" w:styleId="ListParagraph">
+    <w:name w:val="List Paragraph"/>
+    <w:basedOn w:val="Normal"/>
+    <w:uiPriority w:val="34"/>
+    <w:qFormat/>
+    <w:rsid w:val="00B43AF5"/>
+    <w:pPr>
+      <w:ind w:start="36pt"/>
+      <w:contextualSpacing/>
+    </w:pPr>
+  </w:style>
+  <w:style w:type="character" w:customStyle="1" w:styleId="Heading1Char">
+    <w:name w:val="Heading 1 Char"/>
+    <w:basedOn w:val="DefaultParagraphFont"/>
+    <w:link w:val="Heading1"/>
+    <w:rsid w:val="00096ACD"/>
+    <w:rPr>
+      <w:smallCaps/>
+      <w:noProof/>
+    </w:rPr>
+  </w:style>
+  <w:style w:type="character" w:styleId="PlaceholderText">
+    <w:name w:val="Placeholder Text"/>
+    <w:basedOn w:val="DefaultParagraphFont"/>
+    <w:uiPriority w:val="99"/>
+    <w:semiHidden/>
+    <w:rsid w:val="00055239"/>
+    <w:rPr>
+      <w:color w:val="666666"/>
+    </w:rPr>
+  </w:style>
+  <w:style w:type="table" w:styleId="TableGrid">
+    <w:name w:val="Table Grid"/>
+    <w:basedOn w:val="TableNormal"/>
+    <w:rsid w:val="00882914"/>
+    <w:tblPr>
+      <w:tblBorders>
+        <w:top w:val="single" w:sz="4" w:space="0" w:color="auto"/>
+        <w:start w:val="single" w:sz="4" w:space="0" w:color="auto"/>
+        <w:bottom w:val="single" w:sz="4" w:space="0" w:color="auto"/>
+        <w:end w:val="single" w:sz="4" w:space="0" w:color="auto"/>
+        <w:insideH w:val="single" w:sz="4" w:space="0" w:color="auto"/>
+        <w:insideV w:val="single" w:sz="4" w:space="0" w:color="auto"/>
+      </w:tblBorders>
+    </w:tblPr>
+  </w:style>
+  <w:style w:type="character" w:customStyle="1" w:styleId="Heading2Char">
+    <w:name w:val="Heading 2 Char"/>
+    <w:basedOn w:val="DefaultParagraphFont"/>
+    <w:link w:val="Heading2"/>
+    <w:rsid w:val="00882914"/>
+    <w:rPr>
+      <w:i/>
+      <w:iCs/>
+      <w:noProof/>
+      <w:lang w:val="en-GB"/>
+    </w:rPr>
+  </w:style>
 </w:styles>
 </file>
 
